--- a/templates/plananual/COMUNICACIÓN 1° A 5°/COMUNICACIÓN 1° - PLAN ANUAL 2026 (2).docx
+++ b/templates/plananual/COMUNICACIÓN 1° A 5°/COMUNICACIÓN 1° - PLAN ANUAL 2026 (2).docx
@@ -1,6 +1,6 @@
 
 <file path=word/document.xml><?xml version="1.0" encoding="utf-8"?>
-<w:document xmlns:wpc="http://schemas.microsoft.com/office/word/2010/wordprocessingCanvas" xmlns:cx="http://schemas.microsoft.com/office/drawing/2014/chartex" xmlns:cx1="http://schemas.microsoft.com/office/drawing/2015/9/8/chartex" xmlns:cx2="http://schemas.microsoft.com/office/drawing/2015/10/21/chartex" xmlns:cx3="http://schemas.microsoft.com/office/drawing/2016/5/9/chartex" xmlns:cx4="http://schemas.microsoft.com/office/drawing/2016/5/10/chartex" xmlns:cx5="http://schemas.microsoft.com/office/drawing/2016/5/11/chartex" xmlns:cx6="http://schemas.microsoft.com/office/drawing/2016/5/12/chartex" xmlns:cx7="http://schemas.microsoft.com/office/drawing/2016/5/13/chartex" xmlns:cx8="http://schemas.microsoft.com/office/drawing/2016/5/14/chartex" xmlns:mc="http://schemas.openxmlformats.org/markup-compatibility/2006" xmlns:aink="http://schemas.microsoft.com/office/drawing/2016/ink" xmlns:am3d="http://schemas.microsoft.com/office/drawing/2017/model3d" xmlns:o="urn:schemas-microsoft-com:office:office" xmlns:oel="http://schemas.microsoft.com/office/2019/extlst" xmlns:r="http://schemas.openxmlformats.org/officeDocument/2006/relationships" xmlns:m="http://schemas.openxmlformats.org/officeDocument/2006/math" xmlns:v="urn:schemas-microsoft-com:vml" xmlns:wp14="http://schemas.microsoft.com/office/word/2010/wordprocessingDrawing" xmlns:wp="http://schemas.openxmlformats.org/drawingml/2006/wordprocessingDrawing" xmlns:w10="urn:schemas-microsoft-com:office:word" xmlns:w="http://schemas.openxmlformats.org/wordprocessingml/2006/main" xmlns:w14="http://schemas.microsoft.com/office/word/2010/wordml" xmlns:w15="http://schemas.microsoft.com/office/word/2012/wordml" xmlns:w16cex="http://schemas.microsoft.com/office/word/2018/wordml/cex" xmlns:w16cid="http://schemas.microsoft.com/office/word/2016/wordml/cid" xmlns:w16="http://schemas.microsoft.com/office/word/2018/wordml" xmlns:w16du="http://schemas.microsoft.com/office/word/2023/wordml/word16du" xmlns:w16sdtdh="http://schemas.microsoft.com/office/word/2020/wordml/sdtdatahash" xmlns:w16sdtfl="http://schemas.microsoft.com/office/word/2024/wordml/sdtformatlock" xmlns:w16se="http://schemas.microsoft.com/office/word/2015/wordml/symex" xmlns:wpg="http://schemas.microsoft.com/office/word/2010/wordprocessingGroup" xmlns:wpi="http://schemas.microsoft.com/office/word/2010/wordprocessingInk" xmlns:wne="http://schemas.microsoft.com/office/word/2006/wordml" xmlns:wps="http://schemas.microsoft.com/office/word/2010/wordprocessingShape" mc:Ignorable="w14 w15 w16se w16cid w16 w16cex w16sdtdh w16sdtfl w16du wp14">
+<w:document xmlns:wpc="http://schemas.microsoft.com/office/word/2010/wordprocessingCanvas" xmlns:cx="http://schemas.microsoft.com/office/drawing/2014/chartex" xmlns:cx1="http://schemas.microsoft.com/office/drawing/2015/9/8/chartex" xmlns:cx2="http://schemas.microsoft.com/office/drawing/2015/10/21/chartex" xmlns:cx3="http://schemas.microsoft.com/office/drawing/2016/5/9/chartex" xmlns:cx4="http://schemas.microsoft.com/office/drawing/2016/5/10/chartex" xmlns:cx5="http://schemas.microsoft.com/office/drawing/2016/5/11/chartex" xmlns:cx6="http://schemas.microsoft.com/office/drawing/2016/5/12/chartex" xmlns:cx7="http://schemas.microsoft.com/office/drawing/2016/5/13/chartex" xmlns:cx8="http://schemas.microsoft.com/office/drawing/2016/5/14/chartex" xmlns:mc="http://schemas.openxmlformats.org/markup-compatibility/2006" xmlns:aink="http://schemas.microsoft.com/office/drawing/2016/ink" xmlns:am3d="http://schemas.microsoft.com/office/drawing/2017/model3d" xmlns:o="urn:schemas-microsoft-com:office:office" xmlns:oel="http://schemas.microsoft.com/office/2019/extlst" xmlns:r="http://schemas.openxmlformats.org/officeDocument/2006/relationships" xmlns:m="http://schemas.openxmlformats.org/officeDocument/2006/math" xmlns:v="urn:schemas-microsoft-com:vml" xmlns:wp14="http://schemas.microsoft.com/office/word/2010/wordprocessingDrawing" xmlns:wp="http://schemas.openxmlformats.org/drawingml/2006/wordprocessingDrawing" xmlns:w10="urn:schemas-microsoft-com:office:word" xmlns:w="http://schemas.openxmlformats.org/wordprocessingml/2006/main" xmlns:w14="http://schemas.microsoft.com/office/word/2010/wordml" xmlns:w15="http://schemas.microsoft.com/office/word/2012/wordml" xmlns:w16cex="http://schemas.microsoft.com/office/word/2018/wordml/cex" xmlns:w16cid="http://schemas.microsoft.com/office/word/2016/wordml/cid" xmlns:w16="http://schemas.microsoft.com/office/word/2018/wordml" xmlns:w16du="http://schemas.microsoft.com/office/word/2023/wordml/word16du" xmlns:w16sdtdh="http://schemas.microsoft.com/office/word/2020/wordml/sdtdatahash" xmlns:w16se="http://schemas.microsoft.com/office/word/2015/wordml/symex" xmlns:wpg="http://schemas.microsoft.com/office/word/2010/wordprocessingGroup" xmlns:wpi="http://schemas.microsoft.com/office/word/2010/wordprocessingInk" xmlns:wne="http://schemas.microsoft.com/office/word/2006/wordml" xmlns:wps="http://schemas.microsoft.com/office/word/2010/wordprocessingShape" mc:Ignorable="w14 w15 w16se w16cid w16 w16cex w16sdtdh w16du wp14">
   <w:body>
     <w:p>
       <w:pPr>
@@ -303,7 +303,7 @@
               </wp:anchor>
             </w:drawing>
           </mc:Choice>
-          <mc:Fallback>
+          <mc:Fallback xmlns:w16sdtfl="http://schemas.microsoft.com/office/word/2024/wordml/sdtformatlock">
             <w:pict>
               <v:group w14:anchorId="54D4D559" id="Grupo 2" o:spid="_x0000_s1026" style="position:absolute;margin-left:-21.35pt;margin-top:1.5pt;width:744.15pt;height:62.25pt;z-index:251661312;mso-position-horizontal-relative:margin;mso-width-relative:margin;mso-height-relative:margin" coordorigin="-475,1047" coordsize="93630,7905" o:gfxdata="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">
                 <v:rect id="Rectángulo 1" o:spid="_x0000_s1027" style="position:absolute;left:-475;top:2952;width:93630;height:6001;visibility:visible;mso-wrap-style:square;v-text-anchor:middle" o:gfxdata="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" fillcolor="white [3212]" strokecolor="#47d459 [1942]" strokeweight="2.25pt">
@@ -1528,7 +1528,23 @@
                 <w:rFonts w:ascii="Arial Nova Cond" w:hAnsi="Arial Nova Cond" w:cs="Times New Roman"/>
                 <w:color w:val="000000" w:themeColor="text1"/>
               </w:rPr>
-              <w:t>Enfatiza lo sociocultural porque estos usos y prácticas del lenguaje se sitúan en contextos sociales y culturales específicos. Los lenguajes orales y escritos adoptan características propias en cada uno de esos contextos y generan identidades individuales y colectivas. Por ello, se debe tomar en cuenta cómo se usa el lenguaje en las diversas culturas según su momento histórico y sus características socioculturales, sobre todo en un país como el nuestro donde se hablan 47 lenguas originarias, además del castellano.</w:t>
+              <w:t xml:space="preserve">Enfatiza lo sociocultural porque estos usos y prácticas del lenguaje se sitúan en contextos sociales y culturales específicos. Los lenguajes orales y escritos adoptan características propias en cada uno de esos contextos y generan identidades individuales y colectivas. Por ello, se debe tomar en cuenta cómo se usa el lenguaje en las diversas culturas según su momento histórico y sus características socioculturales, sobre todo en un país como el nuestro </w:t>
+            </w:r>
+            <w:proofErr w:type="gramStart"/>
+            <w:r>
+              <w:rPr>
+                <w:rFonts w:ascii="Arial Nova Cond" w:hAnsi="Arial Nova Cond" w:cs="Times New Roman"/>
+                <w:color w:val="000000" w:themeColor="text1"/>
+              </w:rPr>
+              <w:t>donde</w:t>
+            </w:r>
+            <w:proofErr w:type="gramEnd"/>
+            <w:r>
+              <w:rPr>
+                <w:rFonts w:ascii="Arial Nova Cond" w:hAnsi="Arial Nova Cond" w:cs="Times New Roman"/>
+                <w:color w:val="000000" w:themeColor="text1"/>
+              </w:rPr>
+              <w:t xml:space="preserve"> se hablan 47 lenguas originarias, además del castellano.</w:t>
             </w:r>
           </w:p>
           <w:p>
@@ -13239,7 +13255,7 @@
     <w:tbl>
       <w:tblPr>
         <w:tblStyle w:val="Tablaconcuadrcula"/>
-        <w:tblW w:w="14850" w:type="dxa"/>
+        <w:tblW w:w="14851" w:type="dxa"/>
         <w:jc w:val="center"/>
         <w:tblBorders>
           <w:top w:val="double" w:sz="4" w:space="0" w:color="47D459" w:themeColor="accent3" w:themeTint="99"/>
@@ -13253,7 +13269,7 @@
         <w:tblLook w:val="04A0" w:firstRow="1" w:lastRow="0" w:firstColumn="1" w:lastColumn="0" w:noHBand="0" w:noVBand="1"/>
       </w:tblPr>
       <w:tblGrid>
-        <w:gridCol w:w="874"/>
+        <w:gridCol w:w="875"/>
         <w:gridCol w:w="1095"/>
         <w:gridCol w:w="1726"/>
         <w:gridCol w:w="6169"/>
@@ -13269,33 +13285,32 @@
         <w:tc>
           <w:tcPr>
             <w:tcW w:w="875" w:type="dxa"/>
-            <w:tcBorders>
-              <w:top w:val="double" w:sz="4" w:space="0" w:color="47D459" w:themeColor="accent3" w:themeTint="99"/>
-              <w:left w:val="double" w:sz="4" w:space="0" w:color="47D459" w:themeColor="accent3" w:themeTint="99"/>
-              <w:bottom w:val="double" w:sz="4" w:space="0" w:color="47D459" w:themeColor="accent3" w:themeTint="99"/>
-              <w:right w:val="double" w:sz="4" w:space="0" w:color="47D459" w:themeColor="accent3" w:themeTint="99"/>
-            </w:tcBorders>
             <w:shd w:val="clear" w:color="auto" w:fill="C1F0C7" w:themeFill="accent3" w:themeFillTint="33"/>
             <w:vAlign w:val="center"/>
-            <w:hideMark/>
-          </w:tcPr>
-          <w:p>
-            <w:pPr>
-              <w:spacing w:after="160" w:line="259" w:lineRule="auto"/>
-              <w:ind w:right="-455"/>
-              <w:rPr>
-                <w:rFonts w:ascii="Arial Nova Cond" w:hAnsi="Arial Nova Cond" w:cs="Times New Roman"/>
-                <w:b/>
-                <w:bCs/>
-                <w:color w:val="000000" w:themeColor="text1"/>
-              </w:rPr>
-            </w:pPr>
-            <w:r>
-              <w:rPr>
-                <w:rFonts w:ascii="Arial Nova Cond" w:hAnsi="Arial Nova Cond" w:cs="Times New Roman"/>
-                <w:b/>
-                <w:bCs/>
-                <w:color w:val="000000" w:themeColor="text1"/>
+          </w:tcPr>
+          <w:p>
+            <w:pPr>
+              <w:pStyle w:val="Prrafodelista"/>
+              <w:ind w:left="0"/>
+              <w:jc w:val="center"/>
+              <w:rPr>
+                <w:rFonts w:ascii="Arial Nova Cond" w:hAnsi="Arial Nova Cond" w:cs="Times New Roman"/>
+                <w:b/>
+                <w:bCs/>
+                <w:color w:val="000000" w:themeColor="text1"/>
+                <w:sz w:val="20"/>
+                <w:szCs w:val="20"/>
+              </w:rPr>
+            </w:pPr>
+            <w:bookmarkStart w:id="0" w:name="_Hlk227075175"/>
+            <w:r>
+              <w:rPr>
+                <w:rFonts w:ascii="Arial Nova Cond" w:hAnsi="Arial Nova Cond" w:cs="Times New Roman"/>
+                <w:b/>
+                <w:bCs/>
+                <w:color w:val="000000" w:themeColor="text1"/>
+                <w:sz w:val="20"/>
+                <w:szCs w:val="20"/>
               </w:rPr>
               <w:t>BIMESTRE</w:t>
             </w:r>
@@ -13304,33 +13319,31 @@
         <w:tc>
           <w:tcPr>
             <w:tcW w:w="1095" w:type="dxa"/>
-            <w:tcBorders>
-              <w:top w:val="double" w:sz="4" w:space="0" w:color="47D459" w:themeColor="accent3" w:themeTint="99"/>
-              <w:left w:val="double" w:sz="4" w:space="0" w:color="47D459" w:themeColor="accent3" w:themeTint="99"/>
-              <w:bottom w:val="double" w:sz="4" w:space="0" w:color="47D459" w:themeColor="accent3" w:themeTint="99"/>
-              <w:right w:val="double" w:sz="4" w:space="0" w:color="47D459" w:themeColor="accent3" w:themeTint="99"/>
-            </w:tcBorders>
             <w:shd w:val="clear" w:color="auto" w:fill="C1F0C7" w:themeFill="accent3" w:themeFillTint="33"/>
             <w:vAlign w:val="center"/>
-            <w:hideMark/>
-          </w:tcPr>
-          <w:p>
-            <w:pPr>
-              <w:spacing w:after="160" w:line="259" w:lineRule="auto"/>
-              <w:ind w:right="-455"/>
-              <w:rPr>
-                <w:rFonts w:ascii="Arial Nova Cond" w:hAnsi="Arial Nova Cond" w:cs="Times New Roman"/>
-                <w:b/>
-                <w:bCs/>
-                <w:color w:val="000000" w:themeColor="text1"/>
-              </w:rPr>
-            </w:pPr>
-            <w:r>
-              <w:rPr>
-                <w:rFonts w:ascii="Arial Nova Cond" w:hAnsi="Arial Nova Cond" w:cs="Times New Roman"/>
-                <w:b/>
-                <w:bCs/>
-                <w:color w:val="000000" w:themeColor="text1"/>
+          </w:tcPr>
+          <w:p>
+            <w:pPr>
+              <w:pStyle w:val="Prrafodelista"/>
+              <w:ind w:left="0"/>
+              <w:jc w:val="center"/>
+              <w:rPr>
+                <w:rFonts w:ascii="Arial Nova Cond" w:hAnsi="Arial Nova Cond" w:cs="Times New Roman"/>
+                <w:b/>
+                <w:bCs/>
+                <w:color w:val="000000" w:themeColor="text1"/>
+                <w:sz w:val="20"/>
+                <w:szCs w:val="20"/>
+              </w:rPr>
+            </w:pPr>
+            <w:r>
+              <w:rPr>
+                <w:rFonts w:ascii="Arial Nova Cond" w:hAnsi="Arial Nova Cond" w:cs="Times New Roman"/>
+                <w:b/>
+                <w:bCs/>
+                <w:color w:val="000000" w:themeColor="text1"/>
+                <w:sz w:val="20"/>
+                <w:szCs w:val="20"/>
               </w:rPr>
               <w:t>UNIDADES</w:t>
             </w:r>
@@ -13339,33 +13352,31 @@
         <w:tc>
           <w:tcPr>
             <w:tcW w:w="1726" w:type="dxa"/>
-            <w:tcBorders>
-              <w:top w:val="double" w:sz="4" w:space="0" w:color="47D459" w:themeColor="accent3" w:themeTint="99"/>
-              <w:left w:val="double" w:sz="4" w:space="0" w:color="47D459" w:themeColor="accent3" w:themeTint="99"/>
-              <w:bottom w:val="double" w:sz="4" w:space="0" w:color="47D459" w:themeColor="accent3" w:themeTint="99"/>
-              <w:right w:val="double" w:sz="4" w:space="0" w:color="47D459" w:themeColor="accent3" w:themeTint="99"/>
-            </w:tcBorders>
             <w:shd w:val="clear" w:color="auto" w:fill="C1F0C7" w:themeFill="accent3" w:themeFillTint="33"/>
             <w:vAlign w:val="center"/>
-            <w:hideMark/>
-          </w:tcPr>
-          <w:p>
-            <w:pPr>
-              <w:spacing w:after="160" w:line="259" w:lineRule="auto"/>
-              <w:ind w:right="-455"/>
-              <w:rPr>
-                <w:rFonts w:ascii="Arial Nova Cond" w:hAnsi="Arial Nova Cond" w:cs="Times New Roman"/>
-                <w:b/>
-                <w:bCs/>
-                <w:color w:val="000000" w:themeColor="text1"/>
-              </w:rPr>
-            </w:pPr>
-            <w:r>
-              <w:rPr>
-                <w:rFonts w:ascii="Arial Nova Cond" w:hAnsi="Arial Nova Cond" w:cs="Times New Roman"/>
-                <w:b/>
-                <w:bCs/>
-                <w:color w:val="000000" w:themeColor="text1"/>
+          </w:tcPr>
+          <w:p>
+            <w:pPr>
+              <w:pStyle w:val="Prrafodelista"/>
+              <w:ind w:left="0"/>
+              <w:jc w:val="center"/>
+              <w:rPr>
+                <w:rFonts w:ascii="Arial Nova Cond" w:hAnsi="Arial Nova Cond" w:cs="Times New Roman"/>
+                <w:b/>
+                <w:bCs/>
+                <w:color w:val="000000" w:themeColor="text1"/>
+                <w:sz w:val="20"/>
+                <w:szCs w:val="20"/>
+              </w:rPr>
+            </w:pPr>
+            <w:r>
+              <w:rPr>
+                <w:rFonts w:ascii="Arial Nova Cond" w:hAnsi="Arial Nova Cond" w:cs="Times New Roman"/>
+                <w:b/>
+                <w:bCs/>
+                <w:color w:val="000000" w:themeColor="text1"/>
+                <w:sz w:val="20"/>
+                <w:szCs w:val="20"/>
               </w:rPr>
               <w:t>PROBLEMA / POTENCIALIDAD</w:t>
             </w:r>
@@ -13374,103 +13385,152 @@
         <w:tc>
           <w:tcPr>
             <w:tcW w:w="6169" w:type="dxa"/>
-            <w:tcBorders>
-              <w:top w:val="double" w:sz="4" w:space="0" w:color="47D459" w:themeColor="accent3" w:themeTint="99"/>
-              <w:left w:val="double" w:sz="4" w:space="0" w:color="47D459" w:themeColor="accent3" w:themeTint="99"/>
-              <w:bottom w:val="double" w:sz="4" w:space="0" w:color="47D459" w:themeColor="accent3" w:themeTint="99"/>
-              <w:right w:val="double" w:sz="4" w:space="0" w:color="47D459" w:themeColor="accent3" w:themeTint="99"/>
-            </w:tcBorders>
             <w:shd w:val="clear" w:color="auto" w:fill="C1F0C7" w:themeFill="accent3" w:themeFillTint="33"/>
             <w:vAlign w:val="center"/>
-            <w:hideMark/>
-          </w:tcPr>
-          <w:p>
-            <w:pPr>
-              <w:spacing w:after="160" w:line="259" w:lineRule="auto"/>
-              <w:ind w:right="-455"/>
-              <w:rPr>
-                <w:rFonts w:ascii="Arial Nova Cond" w:hAnsi="Arial Nova Cond" w:cs="Times New Roman"/>
-                <w:b/>
-                <w:bCs/>
-                <w:color w:val="000000" w:themeColor="text1"/>
-              </w:rPr>
-            </w:pPr>
-            <w:r>
-              <w:rPr>
-                <w:rFonts w:ascii="Arial Nova Cond" w:hAnsi="Arial Nova Cond" w:cs="Times New Roman"/>
-                <w:b/>
-                <w:bCs/>
-                <w:color w:val="000000" w:themeColor="text1"/>
-              </w:rPr>
-              <w:t>SITUACIÓN SIGNIFICATIVA</w:t>
+          </w:tcPr>
+          <w:p>
+            <w:pPr>
+              <w:pStyle w:val="Prrafodelista"/>
+              <w:ind w:left="0"/>
+              <w:jc w:val="center"/>
+              <w:rPr>
+                <w:rFonts w:ascii="Arial Nova Cond" w:hAnsi="Arial Nova Cond" w:cs="Times New Roman"/>
+                <w:b/>
+                <w:bCs/>
+                <w:color w:val="000000" w:themeColor="text1"/>
+                <w:sz w:val="20"/>
+                <w:szCs w:val="20"/>
+              </w:rPr>
+            </w:pPr>
+            <w:r>
+              <w:rPr>
+                <w:rFonts w:ascii="Arial Nova Cond" w:hAnsi="Arial Nova Cond" w:cs="Times New Roman"/>
+                <w:b/>
+                <w:bCs/>
+                <w:color w:val="000000" w:themeColor="text1"/>
+                <w:sz w:val="20"/>
+                <w:szCs w:val="20"/>
+              </w:rPr>
+              <w:t>SITUACIÓN SIGNIF</w:t>
+            </w:r>
+            <w:r>
+              <w:rPr>
+                <w:rFonts w:ascii="Arial Nova Cond" w:hAnsi="Arial Nova Cond" w:cs="Times New Roman"/>
+                <w:b/>
+                <w:bCs/>
+                <w:color w:val="000000" w:themeColor="text1"/>
+                <w:sz w:val="20"/>
+                <w:szCs w:val="20"/>
+              </w:rPr>
+              <w:t>I</w:t>
+            </w:r>
+            <w:r>
+              <w:rPr>
+                <w:rFonts w:ascii="Arial Nova Cond" w:hAnsi="Arial Nova Cond" w:cs="Times New Roman"/>
+                <w:b/>
+                <w:bCs/>
+                <w:color w:val="000000" w:themeColor="text1"/>
+                <w:sz w:val="20"/>
+                <w:szCs w:val="20"/>
+              </w:rPr>
+              <w:t>CATIVA</w:t>
             </w:r>
           </w:p>
         </w:tc>
         <w:tc>
           <w:tcPr>
             <w:tcW w:w="2015" w:type="dxa"/>
-            <w:tcBorders>
-              <w:top w:val="double" w:sz="4" w:space="0" w:color="47D459" w:themeColor="accent3" w:themeTint="99"/>
-              <w:left w:val="double" w:sz="4" w:space="0" w:color="47D459" w:themeColor="accent3" w:themeTint="99"/>
-              <w:bottom w:val="double" w:sz="4" w:space="0" w:color="47D459" w:themeColor="accent3" w:themeTint="99"/>
-              <w:right w:val="double" w:sz="4" w:space="0" w:color="47D459" w:themeColor="accent3" w:themeTint="99"/>
-            </w:tcBorders>
             <w:shd w:val="clear" w:color="auto" w:fill="C1F0C7" w:themeFill="accent3" w:themeFillTint="33"/>
             <w:vAlign w:val="center"/>
-            <w:hideMark/>
-          </w:tcPr>
-          <w:p>
-            <w:pPr>
-              <w:spacing w:after="160" w:line="259" w:lineRule="auto"/>
-              <w:ind w:right="-455"/>
-              <w:rPr>
-                <w:rFonts w:ascii="Arial Nova Cond" w:hAnsi="Arial Nova Cond" w:cs="Times New Roman"/>
-                <w:b/>
-                <w:bCs/>
-                <w:color w:val="000000" w:themeColor="text1"/>
-              </w:rPr>
-            </w:pPr>
-            <w:r>
-              <w:rPr>
-                <w:rFonts w:ascii="Arial Nova Cond" w:hAnsi="Arial Nova Cond" w:cs="Times New Roman"/>
-                <w:b/>
-                <w:bCs/>
-                <w:color w:val="000000" w:themeColor="text1"/>
-              </w:rPr>
-              <w:t>TÍTULO DE LA UNIDAD DIDÁCTICA.</w:t>
+          </w:tcPr>
+          <w:p>
+            <w:pPr>
+              <w:pStyle w:val="Prrafodelista"/>
+              <w:ind w:left="0"/>
+              <w:jc w:val="center"/>
+              <w:rPr>
+                <w:rFonts w:ascii="Arial Nova Cond" w:hAnsi="Arial Nova Cond" w:cs="Times New Roman"/>
+                <w:b/>
+                <w:bCs/>
+                <w:color w:val="000000" w:themeColor="text1"/>
+                <w:sz w:val="20"/>
+                <w:szCs w:val="20"/>
+              </w:rPr>
+            </w:pPr>
+            <w:r>
+              <w:rPr>
+                <w:rFonts w:ascii="Arial Nova Cond" w:hAnsi="Arial Nova Cond" w:cs="Times New Roman"/>
+                <w:b/>
+                <w:bCs/>
+                <w:color w:val="000000" w:themeColor="text1"/>
+                <w:sz w:val="20"/>
+                <w:szCs w:val="20"/>
+              </w:rPr>
+              <w:t>TÍTULO DE LA UNIDAD DID</w:t>
+            </w:r>
+            <w:r>
+              <w:rPr>
+                <w:rFonts w:ascii="Arial Nova Cond" w:hAnsi="Arial Nova Cond" w:cs="Times New Roman"/>
+                <w:b/>
+                <w:bCs/>
+                <w:color w:val="000000" w:themeColor="text1"/>
+                <w:sz w:val="20"/>
+                <w:szCs w:val="20"/>
+              </w:rPr>
+              <w:t>Á</w:t>
+            </w:r>
+            <w:r>
+              <w:rPr>
+                <w:rFonts w:ascii="Arial Nova Cond" w:hAnsi="Arial Nova Cond" w:cs="Times New Roman"/>
+                <w:b/>
+                <w:bCs/>
+                <w:color w:val="000000" w:themeColor="text1"/>
+                <w:sz w:val="20"/>
+                <w:szCs w:val="20"/>
+              </w:rPr>
+              <w:t>CTICA</w:t>
+            </w:r>
+            <w:r>
+              <w:rPr>
+                <w:rFonts w:ascii="Arial Nova Cond" w:hAnsi="Arial Nova Cond" w:cs="Times New Roman"/>
+                <w:b/>
+                <w:bCs/>
+                <w:color w:val="000000" w:themeColor="text1"/>
+                <w:sz w:val="20"/>
+                <w:szCs w:val="20"/>
+              </w:rPr>
+              <w:t>.</w:t>
             </w:r>
           </w:p>
         </w:tc>
         <w:tc>
           <w:tcPr>
             <w:tcW w:w="1634" w:type="dxa"/>
-            <w:tcBorders>
-              <w:top w:val="double" w:sz="4" w:space="0" w:color="47D459" w:themeColor="accent3" w:themeTint="99"/>
-              <w:left w:val="double" w:sz="4" w:space="0" w:color="47D459" w:themeColor="accent3" w:themeTint="99"/>
-              <w:bottom w:val="double" w:sz="4" w:space="0" w:color="47D459" w:themeColor="accent3" w:themeTint="99"/>
-              <w:right w:val="double" w:sz="4" w:space="0" w:color="47D459" w:themeColor="accent3" w:themeTint="99"/>
-            </w:tcBorders>
             <w:shd w:val="clear" w:color="auto" w:fill="C1F0C7" w:themeFill="accent3" w:themeFillTint="33"/>
             <w:vAlign w:val="center"/>
-            <w:hideMark/>
-          </w:tcPr>
-          <w:p>
-            <w:pPr>
-              <w:spacing w:after="160" w:line="259" w:lineRule="auto"/>
-              <w:ind w:right="-455"/>
-              <w:rPr>
-                <w:rFonts w:ascii="Arial Nova Cond" w:hAnsi="Arial Nova Cond" w:cs="Times New Roman"/>
-                <w:b/>
-                <w:bCs/>
-                <w:color w:val="000000" w:themeColor="text1"/>
-              </w:rPr>
-            </w:pPr>
-            <w:r>
-              <w:rPr>
-                <w:rFonts w:ascii="Arial Nova Cond" w:hAnsi="Arial Nova Cond" w:cs="Times New Roman"/>
-                <w:b/>
-                <w:bCs/>
-                <w:color w:val="000000" w:themeColor="text1"/>
+          </w:tcPr>
+          <w:p>
+            <w:pPr>
+              <w:pStyle w:val="Prrafodelista"/>
+              <w:ind w:left="0"/>
+              <w:jc w:val="center"/>
+              <w:rPr>
+                <w:rFonts w:ascii="Arial Nova Cond" w:hAnsi="Arial Nova Cond" w:cs="Times New Roman"/>
+                <w:b/>
+                <w:bCs/>
+                <w:color w:val="000000" w:themeColor="text1"/>
+                <w:sz w:val="20"/>
+                <w:szCs w:val="20"/>
+              </w:rPr>
+            </w:pPr>
+            <w:r>
+              <w:rPr>
+                <w:rFonts w:ascii="Arial Nova Cond" w:hAnsi="Arial Nova Cond" w:cs="Times New Roman"/>
+                <w:b/>
+                <w:bCs/>
+                <w:color w:val="000000" w:themeColor="text1"/>
+                <w:sz w:val="20"/>
+                <w:szCs w:val="20"/>
               </w:rPr>
               <w:t>COMPETENCIAS</w:t>
             </w:r>
@@ -13479,33 +13539,31 @@
         <w:tc>
           <w:tcPr>
             <w:tcW w:w="1337" w:type="dxa"/>
-            <w:tcBorders>
-              <w:top w:val="double" w:sz="4" w:space="0" w:color="47D459" w:themeColor="accent3" w:themeTint="99"/>
-              <w:left w:val="double" w:sz="4" w:space="0" w:color="47D459" w:themeColor="accent3" w:themeTint="99"/>
-              <w:bottom w:val="double" w:sz="4" w:space="0" w:color="47D459" w:themeColor="accent3" w:themeTint="99"/>
-              <w:right w:val="double" w:sz="4" w:space="0" w:color="47D459" w:themeColor="accent3" w:themeTint="99"/>
-            </w:tcBorders>
             <w:shd w:val="clear" w:color="auto" w:fill="C1F0C7" w:themeFill="accent3" w:themeFillTint="33"/>
             <w:vAlign w:val="center"/>
-            <w:hideMark/>
-          </w:tcPr>
-          <w:p>
-            <w:pPr>
-              <w:spacing w:after="160" w:line="259" w:lineRule="auto"/>
-              <w:ind w:right="-455"/>
-              <w:rPr>
-                <w:rFonts w:ascii="Arial Nova Cond" w:hAnsi="Arial Nova Cond" w:cs="Times New Roman"/>
-                <w:b/>
-                <w:bCs/>
-                <w:color w:val="000000" w:themeColor="text1"/>
-              </w:rPr>
-            </w:pPr>
-            <w:r>
-              <w:rPr>
-                <w:rFonts w:ascii="Arial Nova Cond" w:hAnsi="Arial Nova Cond" w:cs="Times New Roman"/>
-                <w:b/>
-                <w:bCs/>
-                <w:color w:val="000000" w:themeColor="text1"/>
+          </w:tcPr>
+          <w:p>
+            <w:pPr>
+              <w:pStyle w:val="Prrafodelista"/>
+              <w:ind w:left="0"/>
+              <w:jc w:val="center"/>
+              <w:rPr>
+                <w:rFonts w:ascii="Arial Nova Cond" w:hAnsi="Arial Nova Cond" w:cs="Times New Roman"/>
+                <w:b/>
+                <w:bCs/>
+                <w:color w:val="000000" w:themeColor="text1"/>
+                <w:sz w:val="20"/>
+                <w:szCs w:val="20"/>
+              </w:rPr>
+            </w:pPr>
+            <w:r>
+              <w:rPr>
+                <w:rFonts w:ascii="Arial Nova Cond" w:hAnsi="Arial Nova Cond" w:cs="Times New Roman"/>
+                <w:b/>
+                <w:bCs/>
+                <w:color w:val="000000" w:themeColor="text1"/>
+                <w:sz w:val="20"/>
+                <w:szCs w:val="20"/>
               </w:rPr>
               <w:t>PRODUCTO</w:t>
             </w:r>
@@ -13521,33 +13579,35 @@
           <w:tcPr>
             <w:tcW w:w="875" w:type="dxa"/>
             <w:vMerge w:val="restart"/>
-            <w:tcBorders>
-              <w:top w:val="double" w:sz="4" w:space="0" w:color="47D459" w:themeColor="accent3" w:themeTint="99"/>
-              <w:left w:val="double" w:sz="4" w:space="0" w:color="47D459" w:themeColor="accent3" w:themeTint="99"/>
-              <w:bottom w:val="double" w:sz="4" w:space="0" w:color="47D459" w:themeColor="accent3" w:themeTint="99"/>
-              <w:right w:val="double" w:sz="4" w:space="0" w:color="47D459" w:themeColor="accent3" w:themeTint="99"/>
-            </w:tcBorders>
-            <w:vAlign w:val="center"/>
-            <w:hideMark/>
-          </w:tcPr>
-          <w:p>
-            <w:pPr>
-              <w:spacing w:after="160" w:line="259" w:lineRule="auto"/>
-              <w:ind w:right="-455"/>
-              <w:rPr>
-                <w:rFonts w:ascii="Arial Nova Cond" w:hAnsi="Arial Nova Cond" w:cs="Times New Roman"/>
-                <w:b/>
-                <w:bCs/>
-                <w:color w:val="000000" w:themeColor="text1"/>
+            <w:vAlign w:val="center"/>
+          </w:tcPr>
+          <w:p>
+            <w:pPr>
+              <w:pStyle w:val="Prrafodelista"/>
+              <w:tabs>
+                <w:tab w:val="left" w:pos="0"/>
+                <w:tab w:val="left" w:pos="142"/>
+                <w:tab w:val="left" w:pos="284"/>
+              </w:tabs>
+              <w:spacing w:line="276" w:lineRule="auto"/>
+              <w:ind w:left="0"/>
+              <w:jc w:val="center"/>
+              <w:rPr>
+                <w:rFonts w:ascii="Arial Nova Cond" w:eastAsia="Calibri" w:hAnsi="Arial Nova Cond" w:cs="Times New Roman"/>
+                <w:b/>
+                <w:bCs/>
+                <w:sz w:val="20"/>
+                <w:szCs w:val="20"/>
                 <w:lang w:val="es-ES_tradnl"/>
               </w:rPr>
             </w:pPr>
             <w:r>
               <w:rPr>
-                <w:rFonts w:ascii="Arial Nova Cond" w:hAnsi="Arial Nova Cond" w:cs="Times New Roman"/>
-                <w:b/>
-                <w:bCs/>
-                <w:color w:val="000000" w:themeColor="text1"/>
+                <w:rFonts w:ascii="Arial Nova Cond" w:eastAsia="Calibri" w:hAnsi="Arial Nova Cond" w:cs="Times New Roman"/>
+                <w:b/>
+                <w:bCs/>
+                <w:sz w:val="20"/>
+                <w:szCs w:val="20"/>
                 <w:lang w:val="es-ES_tradnl"/>
               </w:rPr>
               <w:t>I</w:t>
@@ -13557,33 +13617,35 @@
         <w:tc>
           <w:tcPr>
             <w:tcW w:w="1095" w:type="dxa"/>
-            <w:tcBorders>
-              <w:top w:val="double" w:sz="4" w:space="0" w:color="47D459" w:themeColor="accent3" w:themeTint="99"/>
-              <w:left w:val="double" w:sz="4" w:space="0" w:color="47D459" w:themeColor="accent3" w:themeTint="99"/>
-              <w:bottom w:val="double" w:sz="4" w:space="0" w:color="47D459" w:themeColor="accent3" w:themeTint="99"/>
-              <w:right w:val="double" w:sz="4" w:space="0" w:color="47D459" w:themeColor="accent3" w:themeTint="99"/>
-            </w:tcBorders>
-            <w:vAlign w:val="center"/>
-            <w:hideMark/>
-          </w:tcPr>
-          <w:p>
-            <w:pPr>
-              <w:spacing w:after="160" w:line="259" w:lineRule="auto"/>
-              <w:ind w:right="-455"/>
-              <w:rPr>
-                <w:rFonts w:ascii="Arial Nova Cond" w:hAnsi="Arial Nova Cond" w:cs="Times New Roman"/>
-                <w:b/>
-                <w:bCs/>
-                <w:color w:val="000000" w:themeColor="text1"/>
+            <w:vAlign w:val="center"/>
+          </w:tcPr>
+          <w:p>
+            <w:pPr>
+              <w:pStyle w:val="Prrafodelista"/>
+              <w:tabs>
+                <w:tab w:val="left" w:pos="0"/>
+                <w:tab w:val="left" w:pos="142"/>
+                <w:tab w:val="left" w:pos="284"/>
+              </w:tabs>
+              <w:spacing w:line="276" w:lineRule="auto"/>
+              <w:ind w:left="0"/>
+              <w:jc w:val="center"/>
+              <w:rPr>
+                <w:rFonts w:ascii="Arial Nova Cond" w:eastAsia="Calibri" w:hAnsi="Arial Nova Cond" w:cs="Times New Roman"/>
+                <w:b/>
+                <w:bCs/>
+                <w:sz w:val="20"/>
+                <w:szCs w:val="20"/>
                 <w:lang w:val="es-ES_tradnl"/>
               </w:rPr>
             </w:pPr>
             <w:r>
               <w:rPr>
-                <w:rFonts w:ascii="Arial Nova Cond" w:hAnsi="Arial Nova Cond" w:cs="Times New Roman"/>
-                <w:b/>
-                <w:bCs/>
-                <w:color w:val="000000" w:themeColor="text1"/>
+                <w:rFonts w:ascii="Arial Nova Cond" w:eastAsia="Calibri" w:hAnsi="Arial Nova Cond" w:cs="Times New Roman"/>
+                <w:b/>
+                <w:bCs/>
+                <w:sz w:val="20"/>
+                <w:szCs w:val="20"/>
                 <w:lang w:val="es-ES_tradnl"/>
               </w:rPr>
               <w:t>U 0</w:t>
@@ -13593,32 +13655,31 @@
         <w:tc>
           <w:tcPr>
             <w:tcW w:w="1726" w:type="dxa"/>
-            <w:tcBorders>
-              <w:top w:val="double" w:sz="4" w:space="0" w:color="47D459" w:themeColor="accent3" w:themeTint="99"/>
-              <w:left w:val="double" w:sz="4" w:space="0" w:color="47D459" w:themeColor="accent3" w:themeTint="99"/>
-              <w:bottom w:val="double" w:sz="4" w:space="0" w:color="47D459" w:themeColor="accent3" w:themeTint="99"/>
-              <w:right w:val="double" w:sz="4" w:space="0" w:color="47D459" w:themeColor="accent3" w:themeTint="99"/>
-            </w:tcBorders>
-            <w:vAlign w:val="center"/>
-            <w:hideMark/>
-          </w:tcPr>
-          <w:p>
-            <w:pPr>
-              <w:spacing w:after="160" w:line="259" w:lineRule="auto"/>
-              <w:rPr>
-                <w:rFonts w:ascii="Arial Nova Cond" w:hAnsi="Arial Nova Cond" w:cs="Times New Roman"/>
-                <w:b/>
-                <w:bCs/>
-                <w:color w:val="000000" w:themeColor="text1"/>
+            <w:vAlign w:val="center"/>
+          </w:tcPr>
+          <w:p>
+            <w:pPr>
+              <w:pStyle w:val="Prrafodelista"/>
+              <w:tabs>
+                <w:tab w:val="left" w:pos="0"/>
+                <w:tab w:val="left" w:pos="142"/>
+                <w:tab w:val="left" w:pos="284"/>
+              </w:tabs>
+              <w:spacing w:line="276" w:lineRule="auto"/>
+              <w:ind w:left="0"/>
+              <w:jc w:val="both"/>
+              <w:rPr>
+                <w:rFonts w:ascii="Arial Nova Cond" w:eastAsia="Calibri" w:hAnsi="Arial Nova Cond" w:cs="Times New Roman"/>
+                <w:sz w:val="20"/>
+                <w:szCs w:val="20"/>
                 <w:lang w:val="es-ES_tradnl"/>
               </w:rPr>
             </w:pPr>
             <w:r>
               <w:rPr>
-                <w:rFonts w:ascii="Arial Nova Cond" w:hAnsi="Arial Nova Cond" w:cs="Times New Roman"/>
-                <w:b/>
-                <w:bCs/>
-                <w:color w:val="000000" w:themeColor="text1"/>
+                <w:rFonts w:ascii="Arial Nova Cond" w:eastAsia="Calibri" w:hAnsi="Arial Nova Cond" w:cs="Times New Roman"/>
+                <w:sz w:val="20"/>
+                <w:szCs w:val="20"/>
                 <w:lang w:val="es-ES_tradnl"/>
               </w:rPr>
               <w:t>{{problemapotencialidad0}}</w:t>
@@ -13628,33 +13689,31 @@
         <w:tc>
           <w:tcPr>
             <w:tcW w:w="6169" w:type="dxa"/>
-            <w:tcBorders>
-              <w:top w:val="double" w:sz="4" w:space="0" w:color="47D459" w:themeColor="accent3" w:themeTint="99"/>
-              <w:left w:val="double" w:sz="4" w:space="0" w:color="47D459" w:themeColor="accent3" w:themeTint="99"/>
-              <w:bottom w:val="double" w:sz="4" w:space="0" w:color="47D459" w:themeColor="accent3" w:themeTint="99"/>
-              <w:right w:val="double" w:sz="4" w:space="0" w:color="47D459" w:themeColor="accent3" w:themeTint="99"/>
-            </w:tcBorders>
-            <w:vAlign w:val="center"/>
-            <w:hideMark/>
-          </w:tcPr>
-          <w:p>
-            <w:pPr>
-              <w:spacing w:after="160" w:line="259" w:lineRule="auto"/>
-              <w:ind w:right="-455"/>
-              <w:rPr>
-                <w:rFonts w:ascii="Arial Nova Cond" w:hAnsi="Arial Nova Cond" w:cs="Times New Roman"/>
-                <w:b/>
-                <w:bCs/>
-                <w:color w:val="000000" w:themeColor="text1"/>
+            <w:vAlign w:val="center"/>
+          </w:tcPr>
+          <w:p>
+            <w:pPr>
+              <w:pStyle w:val="Prrafodelista"/>
+              <w:tabs>
+                <w:tab w:val="left" w:pos="0"/>
+                <w:tab w:val="left" w:pos="142"/>
+                <w:tab w:val="left" w:pos="284"/>
+              </w:tabs>
+              <w:spacing w:line="276" w:lineRule="auto"/>
+              <w:ind w:left="0"/>
+              <w:jc w:val="both"/>
+              <w:rPr>
+                <w:rFonts w:ascii="Arial Nova Cond" w:eastAsia="Calibri" w:hAnsi="Arial Nova Cond" w:cs="Times New Roman"/>
+                <w:sz w:val="20"/>
+                <w:szCs w:val="20"/>
                 <w:lang w:val="es-ES_tradnl"/>
               </w:rPr>
             </w:pPr>
             <w:r>
               <w:rPr>
-                <w:rFonts w:ascii="Arial Nova Cond" w:hAnsi="Arial Nova Cond" w:cs="Times New Roman"/>
-                <w:b/>
-                <w:bCs/>
-                <w:color w:val="000000" w:themeColor="text1"/>
+                <w:rFonts w:ascii="Arial Nova Cond" w:eastAsia="Calibri" w:hAnsi="Arial Nova Cond" w:cs="Times New Roman"/>
+                <w:sz w:val="20"/>
+                <w:szCs w:val="20"/>
                 <w:lang w:val="es-ES_tradnl"/>
               </w:rPr>
               <w:t>{{situacionsignificativa0}}</w:t>
@@ -13664,31 +13723,29 @@
         <w:tc>
           <w:tcPr>
             <w:tcW w:w="2015" w:type="dxa"/>
-            <w:tcBorders>
-              <w:top w:val="double" w:sz="4" w:space="0" w:color="47D459" w:themeColor="accent3" w:themeTint="99"/>
-              <w:left w:val="double" w:sz="4" w:space="0" w:color="47D459" w:themeColor="accent3" w:themeTint="99"/>
-              <w:bottom w:val="double" w:sz="4" w:space="0" w:color="47D459" w:themeColor="accent3" w:themeTint="99"/>
-              <w:right w:val="double" w:sz="4" w:space="0" w:color="47D459" w:themeColor="accent3" w:themeTint="99"/>
-            </w:tcBorders>
-            <w:vAlign w:val="center"/>
-            <w:hideMark/>
-          </w:tcPr>
-          <w:p>
-            <w:pPr>
-              <w:spacing w:after="160" w:line="259" w:lineRule="auto"/>
-              <w:rPr>
-                <w:rFonts w:ascii="Arial Nova Cond" w:hAnsi="Arial Nova Cond" w:cs="Times New Roman"/>
-                <w:b/>
-                <w:bCs/>
-                <w:color w:val="000000" w:themeColor="text1"/>
-              </w:rPr>
-            </w:pPr>
-            <w:r>
-              <w:rPr>
-                <w:rFonts w:ascii="Arial Nova Cond" w:hAnsi="Arial Nova Cond" w:cs="Times New Roman"/>
-                <w:b/>
-                <w:bCs/>
-                <w:color w:val="000000" w:themeColor="text1"/>
+            <w:vAlign w:val="center"/>
+          </w:tcPr>
+          <w:p>
+            <w:pPr>
+              <w:autoSpaceDE w:val="0"/>
+              <w:autoSpaceDN w:val="0"/>
+              <w:adjustRightInd w:val="0"/>
+              <w:jc w:val="center"/>
+              <w:rPr>
+                <w:rFonts w:ascii="Arial Nova Cond" w:hAnsi="Arial Nova Cond" w:cs="Arial"/>
+                <w:color w:val="000000"/>
+                <w:kern w:val="0"/>
+                <w:sz w:val="20"/>
+                <w:szCs w:val="20"/>
+              </w:rPr>
+            </w:pPr>
+            <w:r>
+              <w:rPr>
+                <w:rFonts w:ascii="Arial Nova Cond" w:hAnsi="Arial Nova Cond" w:cs="Arial"/>
+                <w:color w:val="000000"/>
+                <w:kern w:val="0"/>
+                <w:sz w:val="20"/>
+                <w:szCs w:val="20"/>
               </w:rPr>
               <w:t>{{titulosituacionsignificativa0}}</w:t>
             </w:r>
@@ -13697,32 +13754,29 @@
         <w:tc>
           <w:tcPr>
             <w:tcW w:w="1634" w:type="dxa"/>
-            <w:tcBorders>
-              <w:top w:val="double" w:sz="4" w:space="0" w:color="47D459" w:themeColor="accent3" w:themeTint="99"/>
-              <w:left w:val="double" w:sz="4" w:space="0" w:color="47D459" w:themeColor="accent3" w:themeTint="99"/>
-              <w:bottom w:val="double" w:sz="4" w:space="0" w:color="47D459" w:themeColor="accent3" w:themeTint="99"/>
-              <w:right w:val="double" w:sz="4" w:space="0" w:color="47D459" w:themeColor="accent3" w:themeTint="99"/>
-            </w:tcBorders>
-            <w:vAlign w:val="center"/>
-            <w:hideMark/>
-          </w:tcPr>
-          <w:p>
-            <w:pPr>
-              <w:spacing w:after="160" w:line="259" w:lineRule="auto"/>
-              <w:ind w:right="-51"/>
-              <w:rPr>
-                <w:rFonts w:ascii="Arial Nova Cond" w:hAnsi="Arial Nova Cond" w:cs="Times New Roman"/>
-                <w:b/>
-                <w:bCs/>
-                <w:color w:val="000000" w:themeColor="text1"/>
-              </w:rPr>
-            </w:pPr>
-            <w:r>
-              <w:rPr>
-                <w:rFonts w:ascii="Arial Nova Cond" w:hAnsi="Arial Nova Cond" w:cs="Times New Roman"/>
-                <w:b/>
-                <w:bCs/>
-                <w:color w:val="000000" w:themeColor="text1"/>
+            <w:vAlign w:val="center"/>
+          </w:tcPr>
+          <w:p>
+            <w:pPr>
+              <w:autoSpaceDE w:val="0"/>
+              <w:autoSpaceDN w:val="0"/>
+              <w:adjustRightInd w:val="0"/>
+              <w:jc w:val="both"/>
+              <w:rPr>
+                <w:rFonts w:ascii="Arial Nova Cond" w:hAnsi="Arial Nova Cond" w:cs="Arial"/>
+                <w:color w:val="000000"/>
+                <w:kern w:val="0"/>
+                <w:sz w:val="20"/>
+                <w:szCs w:val="20"/>
+              </w:rPr>
+            </w:pPr>
+            <w:r>
+              <w:rPr>
+                <w:rFonts w:ascii="Arial Nova Cond" w:hAnsi="Arial Nova Cond" w:cs="Arial"/>
+                <w:color w:val="000000"/>
+                <w:kern w:val="0"/>
+                <w:sz w:val="20"/>
+                <w:szCs w:val="20"/>
               </w:rPr>
               <w:t>{{competencias0}}</w:t>
             </w:r>
@@ -13731,32 +13785,29 @@
         <w:tc>
           <w:tcPr>
             <w:tcW w:w="1337" w:type="dxa"/>
-            <w:tcBorders>
-              <w:top w:val="double" w:sz="4" w:space="0" w:color="47D459" w:themeColor="accent3" w:themeTint="99"/>
-              <w:left w:val="double" w:sz="4" w:space="0" w:color="47D459" w:themeColor="accent3" w:themeTint="99"/>
-              <w:bottom w:val="double" w:sz="4" w:space="0" w:color="47D459" w:themeColor="accent3" w:themeTint="99"/>
-              <w:right w:val="double" w:sz="4" w:space="0" w:color="47D459" w:themeColor="accent3" w:themeTint="99"/>
-            </w:tcBorders>
-            <w:vAlign w:val="center"/>
-            <w:hideMark/>
-          </w:tcPr>
-          <w:p>
-            <w:pPr>
-              <w:spacing w:after="160" w:line="259" w:lineRule="auto"/>
-              <w:ind w:right="-455"/>
-              <w:rPr>
-                <w:rFonts w:ascii="Arial Nova Cond" w:hAnsi="Arial Nova Cond" w:cs="Times New Roman"/>
-                <w:b/>
-                <w:bCs/>
-                <w:color w:val="000000" w:themeColor="text1"/>
-              </w:rPr>
-            </w:pPr>
-            <w:r>
-              <w:rPr>
-                <w:rFonts w:ascii="Arial Nova Cond" w:hAnsi="Arial Nova Cond" w:cs="Times New Roman"/>
-                <w:b/>
-                <w:bCs/>
-                <w:color w:val="000000" w:themeColor="text1"/>
+            <w:vAlign w:val="center"/>
+          </w:tcPr>
+          <w:p>
+            <w:pPr>
+              <w:autoSpaceDE w:val="0"/>
+              <w:autoSpaceDN w:val="0"/>
+              <w:adjustRightInd w:val="0"/>
+              <w:jc w:val="center"/>
+              <w:rPr>
+                <w:rFonts w:ascii="Arial Nova Cond" w:hAnsi="Arial Nova Cond" w:cs="Arial"/>
+                <w:color w:val="000000"/>
+                <w:kern w:val="0"/>
+                <w:sz w:val="20"/>
+                <w:szCs w:val="20"/>
+              </w:rPr>
+            </w:pPr>
+            <w:r>
+              <w:rPr>
+                <w:rFonts w:ascii="Arial Nova Cond" w:hAnsi="Arial Nova Cond" w:cs="Arial"/>
+                <w:color w:val="000000"/>
+                <w:kern w:val="0"/>
+                <w:sz w:val="20"/>
+                <w:szCs w:val="20"/>
               </w:rPr>
               <w:t>{{producto0}}</w:t>
             </w:r>
@@ -13772,24 +13823,25 @@
           <w:tcPr>
             <w:tcW w:w="875" w:type="dxa"/>
             <w:vMerge/>
-            <w:tcBorders>
-              <w:top w:val="double" w:sz="4" w:space="0" w:color="47D459" w:themeColor="accent3" w:themeTint="99"/>
-              <w:left w:val="double" w:sz="4" w:space="0" w:color="47D459" w:themeColor="accent3" w:themeTint="99"/>
-              <w:bottom w:val="double" w:sz="4" w:space="0" w:color="47D459" w:themeColor="accent3" w:themeTint="99"/>
-              <w:right w:val="double" w:sz="4" w:space="0" w:color="47D459" w:themeColor="accent3" w:themeTint="99"/>
-            </w:tcBorders>
-            <w:vAlign w:val="center"/>
-            <w:hideMark/>
-          </w:tcPr>
-          <w:p>
-            <w:pPr>
-              <w:spacing w:after="160" w:line="259" w:lineRule="auto"/>
-              <w:ind w:right="-455"/>
-              <w:rPr>
-                <w:rFonts w:ascii="Arial Nova Cond" w:hAnsi="Arial Nova Cond" w:cs="Times New Roman"/>
-                <w:b/>
-                <w:bCs/>
-                <w:color w:val="000000" w:themeColor="text1"/>
+            <w:vAlign w:val="center"/>
+          </w:tcPr>
+          <w:p>
+            <w:pPr>
+              <w:pStyle w:val="Prrafodelista"/>
+              <w:tabs>
+                <w:tab w:val="left" w:pos="0"/>
+                <w:tab w:val="left" w:pos="142"/>
+                <w:tab w:val="left" w:pos="284"/>
+              </w:tabs>
+              <w:spacing w:line="276" w:lineRule="auto"/>
+              <w:ind w:left="0"/>
+              <w:jc w:val="center"/>
+              <w:rPr>
+                <w:rFonts w:ascii="Arial Nova Cond" w:eastAsia="Calibri" w:hAnsi="Arial Nova Cond" w:cs="Times New Roman"/>
+                <w:b/>
+                <w:bCs/>
+                <w:sz w:val="20"/>
+                <w:szCs w:val="20"/>
                 <w:lang w:val="es-ES_tradnl"/>
               </w:rPr>
             </w:pPr>
@@ -13798,33 +13850,35 @@
         <w:tc>
           <w:tcPr>
             <w:tcW w:w="1095" w:type="dxa"/>
-            <w:tcBorders>
-              <w:top w:val="double" w:sz="4" w:space="0" w:color="47D459" w:themeColor="accent3" w:themeTint="99"/>
-              <w:left w:val="double" w:sz="4" w:space="0" w:color="47D459" w:themeColor="accent3" w:themeTint="99"/>
-              <w:bottom w:val="double" w:sz="4" w:space="0" w:color="47D459" w:themeColor="accent3" w:themeTint="99"/>
-              <w:right w:val="double" w:sz="4" w:space="0" w:color="47D459" w:themeColor="accent3" w:themeTint="99"/>
-            </w:tcBorders>
-            <w:vAlign w:val="center"/>
-            <w:hideMark/>
-          </w:tcPr>
-          <w:p>
-            <w:pPr>
-              <w:spacing w:after="160" w:line="259" w:lineRule="auto"/>
-              <w:ind w:right="-455"/>
-              <w:rPr>
-                <w:rFonts w:ascii="Arial Nova Cond" w:hAnsi="Arial Nova Cond" w:cs="Times New Roman"/>
-                <w:b/>
-                <w:bCs/>
-                <w:color w:val="000000" w:themeColor="text1"/>
+            <w:vAlign w:val="center"/>
+          </w:tcPr>
+          <w:p>
+            <w:pPr>
+              <w:pStyle w:val="Prrafodelista"/>
+              <w:tabs>
+                <w:tab w:val="left" w:pos="0"/>
+                <w:tab w:val="left" w:pos="142"/>
+                <w:tab w:val="left" w:pos="284"/>
+              </w:tabs>
+              <w:spacing w:line="276" w:lineRule="auto"/>
+              <w:ind w:left="0"/>
+              <w:jc w:val="center"/>
+              <w:rPr>
+                <w:rFonts w:ascii="Arial Nova Cond" w:eastAsia="Calibri" w:hAnsi="Arial Nova Cond" w:cs="Times New Roman"/>
+                <w:b/>
+                <w:bCs/>
+                <w:sz w:val="20"/>
+                <w:szCs w:val="20"/>
                 <w:lang w:val="es-ES_tradnl"/>
               </w:rPr>
             </w:pPr>
             <w:r>
               <w:rPr>
-                <w:rFonts w:ascii="Arial Nova Cond" w:hAnsi="Arial Nova Cond" w:cs="Times New Roman"/>
-                <w:b/>
-                <w:bCs/>
-                <w:color w:val="000000" w:themeColor="text1"/>
+                <w:rFonts w:ascii="Arial Nova Cond" w:eastAsia="Calibri" w:hAnsi="Arial Nova Cond" w:cs="Times New Roman"/>
+                <w:b/>
+                <w:bCs/>
+                <w:sz w:val="20"/>
+                <w:szCs w:val="20"/>
                 <w:lang w:val="es-ES_tradnl"/>
               </w:rPr>
               <w:t>U 1</w:t>
@@ -13834,31 +13888,23 @@
         <w:tc>
           <w:tcPr>
             <w:tcW w:w="1726" w:type="dxa"/>
-            <w:tcBorders>
-              <w:top w:val="double" w:sz="4" w:space="0" w:color="47D459" w:themeColor="accent3" w:themeTint="99"/>
-              <w:left w:val="double" w:sz="4" w:space="0" w:color="47D459" w:themeColor="accent3" w:themeTint="99"/>
-              <w:bottom w:val="double" w:sz="4" w:space="0" w:color="47D459" w:themeColor="accent3" w:themeTint="99"/>
-              <w:right w:val="double" w:sz="4" w:space="0" w:color="47D459" w:themeColor="accent3" w:themeTint="99"/>
-            </w:tcBorders>
-            <w:vAlign w:val="center"/>
-            <w:hideMark/>
-          </w:tcPr>
-          <w:p>
-            <w:pPr>
-              <w:spacing w:after="160" w:line="259" w:lineRule="auto"/>
-              <w:rPr>
-                <w:rFonts w:ascii="Arial Nova Cond" w:hAnsi="Arial Nova Cond" w:cs="Times New Roman"/>
-                <w:b/>
-                <w:bCs/>
-                <w:color w:val="000000" w:themeColor="text1"/>
-              </w:rPr>
-            </w:pPr>
-            <w:r>
-              <w:rPr>
-                <w:rFonts w:ascii="Arial Nova Cond" w:hAnsi="Arial Nova Cond" w:cs="Times New Roman"/>
-                <w:b/>
-                <w:bCs/>
-                <w:color w:val="000000" w:themeColor="text1"/>
+            <w:vAlign w:val="center"/>
+          </w:tcPr>
+          <w:p>
+            <w:pPr>
+              <w:pStyle w:val="NormalWeb"/>
+              <w:jc w:val="both"/>
+              <w:rPr>
+                <w:rFonts w:ascii="Arial Nova Cond" w:hAnsi="Arial Nova Cond"/>
+                <w:sz w:val="20"/>
+                <w:szCs w:val="20"/>
+              </w:rPr>
+            </w:pPr>
+            <w:r>
+              <w:rPr>
+                <w:rFonts w:ascii="Arial Nova Cond" w:eastAsia="Calibri" w:hAnsi="Arial Nova Cond"/>
+                <w:sz w:val="20"/>
+                <w:szCs w:val="20"/>
                 <w:lang w:val="es-ES_tradnl"/>
               </w:rPr>
               <w:t>{{problemapotencialidad1}}</w:t>
@@ -13868,33 +13914,31 @@
         <w:tc>
           <w:tcPr>
             <w:tcW w:w="6169" w:type="dxa"/>
-            <w:tcBorders>
-              <w:top w:val="double" w:sz="4" w:space="0" w:color="47D459" w:themeColor="accent3" w:themeTint="99"/>
-              <w:left w:val="double" w:sz="4" w:space="0" w:color="47D459" w:themeColor="accent3" w:themeTint="99"/>
-              <w:bottom w:val="double" w:sz="4" w:space="0" w:color="47D459" w:themeColor="accent3" w:themeTint="99"/>
-              <w:right w:val="double" w:sz="4" w:space="0" w:color="47D459" w:themeColor="accent3" w:themeTint="99"/>
-            </w:tcBorders>
-            <w:vAlign w:val="center"/>
-            <w:hideMark/>
-          </w:tcPr>
-          <w:p>
-            <w:pPr>
-              <w:spacing w:after="160" w:line="259" w:lineRule="auto"/>
-              <w:ind w:right="-455"/>
-              <w:rPr>
-                <w:rFonts w:ascii="Arial Nova Cond" w:hAnsi="Arial Nova Cond" w:cs="Times New Roman"/>
-                <w:b/>
-                <w:bCs/>
-                <w:color w:val="000000" w:themeColor="text1"/>
+            <w:vAlign w:val="center"/>
+          </w:tcPr>
+          <w:p>
+            <w:pPr>
+              <w:pStyle w:val="Prrafodelista"/>
+              <w:tabs>
+                <w:tab w:val="left" w:pos="0"/>
+                <w:tab w:val="left" w:pos="142"/>
+                <w:tab w:val="left" w:pos="284"/>
+              </w:tabs>
+              <w:spacing w:line="276" w:lineRule="auto"/>
+              <w:ind w:left="0"/>
+              <w:jc w:val="both"/>
+              <w:rPr>
+                <w:rFonts w:ascii="Arial Nova Cond" w:eastAsia="Calibri" w:hAnsi="Arial Nova Cond" w:cs="Times New Roman"/>
+                <w:sz w:val="20"/>
+                <w:szCs w:val="20"/>
                 <w:lang w:val="es-ES_tradnl"/>
               </w:rPr>
             </w:pPr>
             <w:r>
               <w:rPr>
-                <w:rFonts w:ascii="Arial Nova Cond" w:hAnsi="Arial Nova Cond" w:cs="Times New Roman"/>
-                <w:b/>
-                <w:bCs/>
-                <w:color w:val="000000" w:themeColor="text1"/>
+                <w:rFonts w:ascii="Arial Nova Cond" w:eastAsia="Calibri" w:hAnsi="Arial Nova Cond" w:cs="Times New Roman"/>
+                <w:sz w:val="20"/>
+                <w:szCs w:val="20"/>
                 <w:lang w:val="es-ES_tradnl"/>
               </w:rPr>
               <w:t>{{situacionsignificativa1}}</w:t>
@@ -13904,31 +13948,29 @@
         <w:tc>
           <w:tcPr>
             <w:tcW w:w="2015" w:type="dxa"/>
-            <w:tcBorders>
-              <w:top w:val="double" w:sz="4" w:space="0" w:color="47D459" w:themeColor="accent3" w:themeTint="99"/>
-              <w:left w:val="double" w:sz="4" w:space="0" w:color="47D459" w:themeColor="accent3" w:themeTint="99"/>
-              <w:bottom w:val="double" w:sz="4" w:space="0" w:color="47D459" w:themeColor="accent3" w:themeTint="99"/>
-              <w:right w:val="double" w:sz="4" w:space="0" w:color="47D459" w:themeColor="accent3" w:themeTint="99"/>
-            </w:tcBorders>
-            <w:vAlign w:val="center"/>
-            <w:hideMark/>
-          </w:tcPr>
-          <w:p>
-            <w:pPr>
-              <w:spacing w:after="160" w:line="259" w:lineRule="auto"/>
-              <w:rPr>
-                <w:rFonts w:ascii="Arial Nova Cond" w:hAnsi="Arial Nova Cond" w:cs="Times New Roman"/>
-                <w:b/>
-                <w:bCs/>
-                <w:color w:val="000000" w:themeColor="text1"/>
-              </w:rPr>
-            </w:pPr>
-            <w:r>
-              <w:rPr>
-                <w:rFonts w:ascii="Arial Nova Cond" w:hAnsi="Arial Nova Cond" w:cs="Times New Roman"/>
-                <w:b/>
-                <w:bCs/>
-                <w:color w:val="000000" w:themeColor="text1"/>
+            <w:vAlign w:val="center"/>
+          </w:tcPr>
+          <w:p>
+            <w:pPr>
+              <w:autoSpaceDE w:val="0"/>
+              <w:autoSpaceDN w:val="0"/>
+              <w:adjustRightInd w:val="0"/>
+              <w:jc w:val="center"/>
+              <w:rPr>
+                <w:rFonts w:ascii="Arial Nova Cond" w:hAnsi="Arial Nova Cond" w:cs="Arial"/>
+                <w:color w:val="000000" w:themeColor="text1"/>
+                <w:kern w:val="0"/>
+                <w:sz w:val="20"/>
+                <w:szCs w:val="20"/>
+              </w:rPr>
+            </w:pPr>
+            <w:r>
+              <w:rPr>
+                <w:rFonts w:ascii="Arial Nova Cond" w:hAnsi="Arial Nova Cond" w:cs="Arial"/>
+                <w:color w:val="000000"/>
+                <w:kern w:val="0"/>
+                <w:sz w:val="20"/>
+                <w:szCs w:val="20"/>
               </w:rPr>
               <w:t>{{titulosituacionsignificativa1}}</w:t>
             </w:r>
@@ -13937,32 +13979,29 @@
         <w:tc>
           <w:tcPr>
             <w:tcW w:w="1634" w:type="dxa"/>
-            <w:tcBorders>
-              <w:top w:val="double" w:sz="4" w:space="0" w:color="47D459" w:themeColor="accent3" w:themeTint="99"/>
-              <w:left w:val="double" w:sz="4" w:space="0" w:color="47D459" w:themeColor="accent3" w:themeTint="99"/>
-              <w:bottom w:val="double" w:sz="4" w:space="0" w:color="47D459" w:themeColor="accent3" w:themeTint="99"/>
-              <w:right w:val="double" w:sz="4" w:space="0" w:color="47D459" w:themeColor="accent3" w:themeTint="99"/>
-            </w:tcBorders>
-            <w:vAlign w:val="center"/>
-            <w:hideMark/>
-          </w:tcPr>
-          <w:p>
-            <w:pPr>
-              <w:spacing w:after="160" w:line="259" w:lineRule="auto"/>
-              <w:ind w:right="-51"/>
-              <w:rPr>
-                <w:rFonts w:ascii="Arial Nova Cond" w:hAnsi="Arial Nova Cond" w:cs="Times New Roman"/>
-                <w:b/>
-                <w:bCs/>
-                <w:color w:val="000000" w:themeColor="text1"/>
-              </w:rPr>
-            </w:pPr>
-            <w:r>
-              <w:rPr>
-                <w:rFonts w:ascii="Arial Nova Cond" w:hAnsi="Arial Nova Cond" w:cs="Times New Roman"/>
-                <w:b/>
-                <w:bCs/>
-                <w:color w:val="000000" w:themeColor="text1"/>
+            <w:vAlign w:val="center"/>
+          </w:tcPr>
+          <w:p>
+            <w:pPr>
+              <w:autoSpaceDE w:val="0"/>
+              <w:autoSpaceDN w:val="0"/>
+              <w:adjustRightInd w:val="0"/>
+              <w:jc w:val="both"/>
+              <w:rPr>
+                <w:rFonts w:ascii="Arial Nova Cond" w:hAnsi="Arial Nova Cond" w:cs="Arial"/>
+                <w:color w:val="000000"/>
+                <w:kern w:val="0"/>
+                <w:sz w:val="20"/>
+                <w:szCs w:val="20"/>
+              </w:rPr>
+            </w:pPr>
+            <w:r>
+              <w:rPr>
+                <w:rFonts w:ascii="Arial Nova Cond" w:hAnsi="Arial Nova Cond" w:cs="Arial"/>
+                <w:color w:val="000000"/>
+                <w:kern w:val="0"/>
+                <w:sz w:val="20"/>
+                <w:szCs w:val="20"/>
               </w:rPr>
               <w:t>{{competencias1}}</w:t>
             </w:r>
@@ -13971,32 +14010,29 @@
         <w:tc>
           <w:tcPr>
             <w:tcW w:w="1337" w:type="dxa"/>
-            <w:tcBorders>
-              <w:top w:val="double" w:sz="4" w:space="0" w:color="47D459" w:themeColor="accent3" w:themeTint="99"/>
-              <w:left w:val="double" w:sz="4" w:space="0" w:color="47D459" w:themeColor="accent3" w:themeTint="99"/>
-              <w:bottom w:val="double" w:sz="4" w:space="0" w:color="47D459" w:themeColor="accent3" w:themeTint="99"/>
-              <w:right w:val="double" w:sz="4" w:space="0" w:color="47D459" w:themeColor="accent3" w:themeTint="99"/>
-            </w:tcBorders>
-            <w:vAlign w:val="center"/>
-            <w:hideMark/>
-          </w:tcPr>
-          <w:p>
-            <w:pPr>
-              <w:spacing w:after="160" w:line="259" w:lineRule="auto"/>
-              <w:ind w:right="-455"/>
-              <w:rPr>
-                <w:rFonts w:ascii="Arial Nova Cond" w:hAnsi="Arial Nova Cond" w:cs="Times New Roman"/>
-                <w:b/>
-                <w:bCs/>
-                <w:color w:val="000000" w:themeColor="text1"/>
-              </w:rPr>
-            </w:pPr>
-            <w:r>
-              <w:rPr>
-                <w:rFonts w:ascii="Arial Nova Cond" w:hAnsi="Arial Nova Cond" w:cs="Times New Roman"/>
-                <w:b/>
-                <w:bCs/>
-                <w:color w:val="000000" w:themeColor="text1"/>
+            <w:vAlign w:val="center"/>
+          </w:tcPr>
+          <w:p>
+            <w:pPr>
+              <w:autoSpaceDE w:val="0"/>
+              <w:autoSpaceDN w:val="0"/>
+              <w:adjustRightInd w:val="0"/>
+              <w:jc w:val="center"/>
+              <w:rPr>
+                <w:rFonts w:ascii="Arial Nova Cond" w:hAnsi="Arial Nova Cond" w:cs="Arial"/>
+                <w:color w:val="000000"/>
+                <w:kern w:val="0"/>
+                <w:sz w:val="20"/>
+                <w:szCs w:val="20"/>
+              </w:rPr>
+            </w:pPr>
+            <w:r>
+              <w:rPr>
+                <w:rFonts w:ascii="Arial Nova Cond" w:hAnsi="Arial Nova Cond" w:cs="Arial"/>
+                <w:color w:val="000000"/>
+                <w:kern w:val="0"/>
+                <w:sz w:val="20"/>
+                <w:szCs w:val="20"/>
               </w:rPr>
               <w:t>{{producto1}}</w:t>
             </w:r>
@@ -14012,24 +14048,25 @@
           <w:tcPr>
             <w:tcW w:w="875" w:type="dxa"/>
             <w:vMerge/>
-            <w:tcBorders>
-              <w:top w:val="double" w:sz="4" w:space="0" w:color="47D459" w:themeColor="accent3" w:themeTint="99"/>
-              <w:left w:val="double" w:sz="4" w:space="0" w:color="47D459" w:themeColor="accent3" w:themeTint="99"/>
-              <w:bottom w:val="double" w:sz="4" w:space="0" w:color="47D459" w:themeColor="accent3" w:themeTint="99"/>
-              <w:right w:val="double" w:sz="4" w:space="0" w:color="47D459" w:themeColor="accent3" w:themeTint="99"/>
-            </w:tcBorders>
-            <w:vAlign w:val="center"/>
-            <w:hideMark/>
-          </w:tcPr>
-          <w:p>
-            <w:pPr>
-              <w:spacing w:after="160" w:line="259" w:lineRule="auto"/>
-              <w:ind w:right="-455"/>
-              <w:rPr>
-                <w:rFonts w:ascii="Arial Nova Cond" w:hAnsi="Arial Nova Cond" w:cs="Times New Roman"/>
-                <w:b/>
-                <w:bCs/>
-                <w:color w:val="000000" w:themeColor="text1"/>
+            <w:vAlign w:val="center"/>
+          </w:tcPr>
+          <w:p>
+            <w:pPr>
+              <w:pStyle w:val="Prrafodelista"/>
+              <w:tabs>
+                <w:tab w:val="left" w:pos="0"/>
+                <w:tab w:val="left" w:pos="142"/>
+                <w:tab w:val="left" w:pos="284"/>
+              </w:tabs>
+              <w:spacing w:line="276" w:lineRule="auto"/>
+              <w:ind w:left="0"/>
+              <w:jc w:val="center"/>
+              <w:rPr>
+                <w:rFonts w:ascii="Arial Nova Cond" w:eastAsia="Calibri" w:hAnsi="Arial Nova Cond" w:cs="Times New Roman"/>
+                <w:b/>
+                <w:bCs/>
+                <w:sz w:val="20"/>
+                <w:szCs w:val="20"/>
                 <w:lang w:val="es-ES_tradnl"/>
               </w:rPr>
             </w:pPr>
@@ -14038,33 +14075,35 @@
         <w:tc>
           <w:tcPr>
             <w:tcW w:w="1095" w:type="dxa"/>
-            <w:tcBorders>
-              <w:top w:val="double" w:sz="4" w:space="0" w:color="47D459" w:themeColor="accent3" w:themeTint="99"/>
-              <w:left w:val="double" w:sz="4" w:space="0" w:color="47D459" w:themeColor="accent3" w:themeTint="99"/>
-              <w:bottom w:val="double" w:sz="4" w:space="0" w:color="47D459" w:themeColor="accent3" w:themeTint="99"/>
-              <w:right w:val="double" w:sz="4" w:space="0" w:color="47D459" w:themeColor="accent3" w:themeTint="99"/>
-            </w:tcBorders>
-            <w:vAlign w:val="center"/>
-            <w:hideMark/>
-          </w:tcPr>
-          <w:p>
-            <w:pPr>
-              <w:spacing w:after="160" w:line="259" w:lineRule="auto"/>
-              <w:ind w:right="-455"/>
-              <w:rPr>
-                <w:rFonts w:ascii="Arial Nova Cond" w:hAnsi="Arial Nova Cond" w:cs="Times New Roman"/>
-                <w:b/>
-                <w:bCs/>
-                <w:color w:val="000000" w:themeColor="text1"/>
+            <w:vAlign w:val="center"/>
+          </w:tcPr>
+          <w:p>
+            <w:pPr>
+              <w:pStyle w:val="Prrafodelista"/>
+              <w:tabs>
+                <w:tab w:val="left" w:pos="0"/>
+                <w:tab w:val="left" w:pos="142"/>
+                <w:tab w:val="left" w:pos="284"/>
+              </w:tabs>
+              <w:spacing w:line="276" w:lineRule="auto"/>
+              <w:ind w:left="0"/>
+              <w:jc w:val="center"/>
+              <w:rPr>
+                <w:rFonts w:ascii="Arial Nova Cond" w:eastAsia="Calibri" w:hAnsi="Arial Nova Cond" w:cs="Times New Roman"/>
+                <w:b/>
+                <w:bCs/>
+                <w:sz w:val="20"/>
+                <w:szCs w:val="20"/>
                 <w:lang w:val="es-ES_tradnl"/>
               </w:rPr>
             </w:pPr>
             <w:r>
               <w:rPr>
-                <w:rFonts w:ascii="Arial Nova Cond" w:hAnsi="Arial Nova Cond" w:cs="Times New Roman"/>
-                <w:b/>
-                <w:bCs/>
-                <w:color w:val="000000" w:themeColor="text1"/>
+                <w:rFonts w:ascii="Arial Nova Cond" w:eastAsia="Calibri" w:hAnsi="Arial Nova Cond" w:cs="Times New Roman"/>
+                <w:b/>
+                <w:bCs/>
+                <w:sz w:val="20"/>
+                <w:szCs w:val="20"/>
                 <w:lang w:val="es-ES_tradnl"/>
               </w:rPr>
               <w:t>U 2</w:t>
@@ -14074,31 +14113,23 @@
         <w:tc>
           <w:tcPr>
             <w:tcW w:w="1726" w:type="dxa"/>
-            <w:tcBorders>
-              <w:top w:val="double" w:sz="4" w:space="0" w:color="47D459" w:themeColor="accent3" w:themeTint="99"/>
-              <w:left w:val="double" w:sz="4" w:space="0" w:color="47D459" w:themeColor="accent3" w:themeTint="99"/>
-              <w:bottom w:val="double" w:sz="4" w:space="0" w:color="47D459" w:themeColor="accent3" w:themeTint="99"/>
-              <w:right w:val="double" w:sz="4" w:space="0" w:color="47D459" w:themeColor="accent3" w:themeTint="99"/>
-            </w:tcBorders>
-            <w:vAlign w:val="center"/>
-            <w:hideMark/>
-          </w:tcPr>
-          <w:p>
-            <w:pPr>
-              <w:spacing w:after="160" w:line="259" w:lineRule="auto"/>
-              <w:rPr>
-                <w:rFonts w:ascii="Arial Nova Cond" w:hAnsi="Arial Nova Cond" w:cs="Times New Roman"/>
-                <w:b/>
-                <w:bCs/>
-                <w:color w:val="000000" w:themeColor="text1"/>
-              </w:rPr>
-            </w:pPr>
-            <w:r>
-              <w:rPr>
-                <w:rFonts w:ascii="Arial Nova Cond" w:hAnsi="Arial Nova Cond" w:cs="Times New Roman"/>
-                <w:b/>
-                <w:bCs/>
-                <w:color w:val="000000" w:themeColor="text1"/>
+            <w:vAlign w:val="center"/>
+          </w:tcPr>
+          <w:p>
+            <w:pPr>
+              <w:pStyle w:val="NormalWeb"/>
+              <w:jc w:val="both"/>
+              <w:rPr>
+                <w:rFonts w:ascii="Arial Nova Cond" w:eastAsia="Calibri" w:hAnsi="Arial Nova Cond"/>
+                <w:sz w:val="20"/>
+                <w:szCs w:val="20"/>
+              </w:rPr>
+            </w:pPr>
+            <w:r>
+              <w:rPr>
+                <w:rFonts w:ascii="Arial Nova Cond" w:eastAsia="Calibri" w:hAnsi="Arial Nova Cond"/>
+                <w:sz w:val="20"/>
+                <w:szCs w:val="20"/>
                 <w:lang w:val="es-ES_tradnl"/>
               </w:rPr>
               <w:t>{{problemapotencialidad2}}</w:t>
@@ -14108,33 +14139,31 @@
         <w:tc>
           <w:tcPr>
             <w:tcW w:w="6169" w:type="dxa"/>
-            <w:tcBorders>
-              <w:top w:val="double" w:sz="4" w:space="0" w:color="47D459" w:themeColor="accent3" w:themeTint="99"/>
-              <w:left w:val="double" w:sz="4" w:space="0" w:color="47D459" w:themeColor="accent3" w:themeTint="99"/>
-              <w:bottom w:val="double" w:sz="4" w:space="0" w:color="47D459" w:themeColor="accent3" w:themeTint="99"/>
-              <w:right w:val="double" w:sz="4" w:space="0" w:color="47D459" w:themeColor="accent3" w:themeTint="99"/>
-            </w:tcBorders>
-            <w:vAlign w:val="center"/>
-            <w:hideMark/>
-          </w:tcPr>
-          <w:p>
-            <w:pPr>
-              <w:spacing w:after="160" w:line="259" w:lineRule="auto"/>
-              <w:ind w:right="-455"/>
-              <w:rPr>
-                <w:rFonts w:ascii="Arial Nova Cond" w:hAnsi="Arial Nova Cond" w:cs="Times New Roman"/>
-                <w:b/>
-                <w:bCs/>
-                <w:color w:val="000000" w:themeColor="text1"/>
+            <w:vAlign w:val="center"/>
+          </w:tcPr>
+          <w:p>
+            <w:pPr>
+              <w:pStyle w:val="Prrafodelista"/>
+              <w:tabs>
+                <w:tab w:val="left" w:pos="0"/>
+                <w:tab w:val="left" w:pos="142"/>
+                <w:tab w:val="left" w:pos="284"/>
+              </w:tabs>
+              <w:spacing w:line="276" w:lineRule="auto"/>
+              <w:ind w:left="0"/>
+              <w:jc w:val="both"/>
+              <w:rPr>
+                <w:rFonts w:ascii="Arial Nova Cond" w:eastAsia="Calibri" w:hAnsi="Arial Nova Cond" w:cs="Times New Roman"/>
+                <w:sz w:val="20"/>
+                <w:szCs w:val="20"/>
                 <w:lang w:val="es-ES_tradnl"/>
               </w:rPr>
             </w:pPr>
             <w:r>
               <w:rPr>
-                <w:rFonts w:ascii="Arial Nova Cond" w:hAnsi="Arial Nova Cond" w:cs="Times New Roman"/>
-                <w:b/>
-                <w:bCs/>
-                <w:color w:val="000000" w:themeColor="text1"/>
+                <w:rFonts w:ascii="Arial Nova Cond" w:eastAsia="Calibri" w:hAnsi="Arial Nova Cond" w:cs="Times New Roman"/>
+                <w:sz w:val="20"/>
+                <w:szCs w:val="20"/>
                 <w:lang w:val="es-ES_tradnl"/>
               </w:rPr>
               <w:t>{{situacionsignificativa2}}</w:t>
@@ -14144,31 +14173,29 @@
         <w:tc>
           <w:tcPr>
             <w:tcW w:w="2015" w:type="dxa"/>
-            <w:tcBorders>
-              <w:top w:val="double" w:sz="4" w:space="0" w:color="47D459" w:themeColor="accent3" w:themeTint="99"/>
-              <w:left w:val="double" w:sz="4" w:space="0" w:color="47D459" w:themeColor="accent3" w:themeTint="99"/>
-              <w:bottom w:val="double" w:sz="4" w:space="0" w:color="47D459" w:themeColor="accent3" w:themeTint="99"/>
-              <w:right w:val="double" w:sz="4" w:space="0" w:color="47D459" w:themeColor="accent3" w:themeTint="99"/>
-            </w:tcBorders>
-            <w:vAlign w:val="center"/>
-            <w:hideMark/>
-          </w:tcPr>
-          <w:p>
-            <w:pPr>
-              <w:spacing w:after="160" w:line="259" w:lineRule="auto"/>
-              <w:rPr>
-                <w:rFonts w:ascii="Arial Nova Cond" w:hAnsi="Arial Nova Cond" w:cs="Times New Roman"/>
-                <w:b/>
-                <w:bCs/>
-                <w:color w:val="000000" w:themeColor="text1"/>
-              </w:rPr>
-            </w:pPr>
-            <w:r>
-              <w:rPr>
-                <w:rFonts w:ascii="Arial Nova Cond" w:hAnsi="Arial Nova Cond" w:cs="Times New Roman"/>
-                <w:b/>
-                <w:bCs/>
-                <w:color w:val="000000" w:themeColor="text1"/>
+            <w:vAlign w:val="center"/>
+          </w:tcPr>
+          <w:p>
+            <w:pPr>
+              <w:autoSpaceDE w:val="0"/>
+              <w:autoSpaceDN w:val="0"/>
+              <w:adjustRightInd w:val="0"/>
+              <w:jc w:val="center"/>
+              <w:rPr>
+                <w:rFonts w:ascii="Arial Nova Cond" w:hAnsi="Arial Nova Cond" w:cs="Arial"/>
+                <w:color w:val="000000"/>
+                <w:kern w:val="0"/>
+                <w:sz w:val="20"/>
+                <w:szCs w:val="20"/>
+              </w:rPr>
+            </w:pPr>
+            <w:r>
+              <w:rPr>
+                <w:rFonts w:ascii="Arial Nova Cond" w:hAnsi="Arial Nova Cond" w:cs="Arial"/>
+                <w:color w:val="000000"/>
+                <w:kern w:val="0"/>
+                <w:sz w:val="20"/>
+                <w:szCs w:val="20"/>
               </w:rPr>
               <w:t>{{titulosituacionsignificativa2}}</w:t>
             </w:r>
@@ -14177,32 +14204,29 @@
         <w:tc>
           <w:tcPr>
             <w:tcW w:w="1634" w:type="dxa"/>
-            <w:tcBorders>
-              <w:top w:val="double" w:sz="4" w:space="0" w:color="47D459" w:themeColor="accent3" w:themeTint="99"/>
-              <w:left w:val="double" w:sz="4" w:space="0" w:color="47D459" w:themeColor="accent3" w:themeTint="99"/>
-              <w:bottom w:val="double" w:sz="4" w:space="0" w:color="47D459" w:themeColor="accent3" w:themeTint="99"/>
-              <w:right w:val="double" w:sz="4" w:space="0" w:color="47D459" w:themeColor="accent3" w:themeTint="99"/>
-            </w:tcBorders>
-            <w:vAlign w:val="center"/>
-            <w:hideMark/>
-          </w:tcPr>
-          <w:p>
-            <w:pPr>
-              <w:spacing w:after="160" w:line="259" w:lineRule="auto"/>
-              <w:ind w:right="-51"/>
-              <w:rPr>
-                <w:rFonts w:ascii="Arial Nova Cond" w:hAnsi="Arial Nova Cond" w:cs="Times New Roman"/>
-                <w:b/>
-                <w:bCs/>
-                <w:color w:val="000000" w:themeColor="text1"/>
-              </w:rPr>
-            </w:pPr>
-            <w:r>
-              <w:rPr>
-                <w:rFonts w:ascii="Arial Nova Cond" w:hAnsi="Arial Nova Cond" w:cs="Times New Roman"/>
-                <w:b/>
-                <w:bCs/>
-                <w:color w:val="000000" w:themeColor="text1"/>
+            <w:vAlign w:val="center"/>
+          </w:tcPr>
+          <w:p>
+            <w:pPr>
+              <w:autoSpaceDE w:val="0"/>
+              <w:autoSpaceDN w:val="0"/>
+              <w:adjustRightInd w:val="0"/>
+              <w:jc w:val="both"/>
+              <w:rPr>
+                <w:rFonts w:ascii="Arial Nova Cond" w:hAnsi="Arial Nova Cond" w:cs="Arial"/>
+                <w:color w:val="000000"/>
+                <w:kern w:val="0"/>
+                <w:sz w:val="20"/>
+                <w:szCs w:val="20"/>
+              </w:rPr>
+            </w:pPr>
+            <w:r>
+              <w:rPr>
+                <w:rFonts w:ascii="Arial Nova Cond" w:hAnsi="Arial Nova Cond" w:cs="Arial"/>
+                <w:color w:val="000000"/>
+                <w:kern w:val="0"/>
+                <w:sz w:val="20"/>
+                <w:szCs w:val="20"/>
               </w:rPr>
               <w:t>{{competencias2}}</w:t>
             </w:r>
@@ -14211,32 +14235,29 @@
         <w:tc>
           <w:tcPr>
             <w:tcW w:w="1337" w:type="dxa"/>
-            <w:tcBorders>
-              <w:top w:val="double" w:sz="4" w:space="0" w:color="47D459" w:themeColor="accent3" w:themeTint="99"/>
-              <w:left w:val="double" w:sz="4" w:space="0" w:color="47D459" w:themeColor="accent3" w:themeTint="99"/>
-              <w:bottom w:val="double" w:sz="4" w:space="0" w:color="47D459" w:themeColor="accent3" w:themeTint="99"/>
-              <w:right w:val="double" w:sz="4" w:space="0" w:color="47D459" w:themeColor="accent3" w:themeTint="99"/>
-            </w:tcBorders>
-            <w:vAlign w:val="center"/>
-            <w:hideMark/>
-          </w:tcPr>
-          <w:p>
-            <w:pPr>
-              <w:spacing w:after="160" w:line="259" w:lineRule="auto"/>
-              <w:ind w:right="-455"/>
-              <w:rPr>
-                <w:rFonts w:ascii="Arial Nova Cond" w:hAnsi="Arial Nova Cond" w:cs="Times New Roman"/>
-                <w:b/>
-                <w:bCs/>
-                <w:color w:val="000000" w:themeColor="text1"/>
-              </w:rPr>
-            </w:pPr>
-            <w:r>
-              <w:rPr>
-                <w:rFonts w:ascii="Arial Nova Cond" w:hAnsi="Arial Nova Cond" w:cs="Times New Roman"/>
-                <w:b/>
-                <w:bCs/>
-                <w:color w:val="000000" w:themeColor="text1"/>
+            <w:vAlign w:val="center"/>
+          </w:tcPr>
+          <w:p>
+            <w:pPr>
+              <w:autoSpaceDE w:val="0"/>
+              <w:autoSpaceDN w:val="0"/>
+              <w:adjustRightInd w:val="0"/>
+              <w:jc w:val="center"/>
+              <w:rPr>
+                <w:rFonts w:ascii="Arial Nova Cond" w:hAnsi="Arial Nova Cond" w:cs="Arial"/>
+                <w:color w:val="000000"/>
+                <w:kern w:val="0"/>
+                <w:sz w:val="20"/>
+                <w:szCs w:val="20"/>
+              </w:rPr>
+            </w:pPr>
+            <w:r>
+              <w:rPr>
+                <w:rFonts w:ascii="Arial Nova Cond" w:hAnsi="Arial Nova Cond" w:cs="Arial"/>
+                <w:color w:val="000000"/>
+                <w:kern w:val="0"/>
+                <w:sz w:val="20"/>
+                <w:szCs w:val="20"/>
               </w:rPr>
               <w:t>{{producto2}}</w:t>
             </w:r>
@@ -14252,33 +14273,35 @@
           <w:tcPr>
             <w:tcW w:w="875" w:type="dxa"/>
             <w:vMerge w:val="restart"/>
-            <w:tcBorders>
-              <w:top w:val="double" w:sz="4" w:space="0" w:color="47D459" w:themeColor="accent3" w:themeTint="99"/>
-              <w:left w:val="double" w:sz="4" w:space="0" w:color="47D459" w:themeColor="accent3" w:themeTint="99"/>
-              <w:bottom w:val="double" w:sz="4" w:space="0" w:color="47D459" w:themeColor="accent3" w:themeTint="99"/>
-              <w:right w:val="double" w:sz="4" w:space="0" w:color="47D459" w:themeColor="accent3" w:themeTint="99"/>
-            </w:tcBorders>
-            <w:vAlign w:val="center"/>
-            <w:hideMark/>
-          </w:tcPr>
-          <w:p>
-            <w:pPr>
-              <w:spacing w:after="160" w:line="259" w:lineRule="auto"/>
-              <w:ind w:right="-455"/>
-              <w:rPr>
-                <w:rFonts w:ascii="Arial Nova Cond" w:hAnsi="Arial Nova Cond" w:cs="Times New Roman"/>
-                <w:b/>
-                <w:bCs/>
-                <w:color w:val="000000" w:themeColor="text1"/>
+            <w:vAlign w:val="center"/>
+          </w:tcPr>
+          <w:p>
+            <w:pPr>
+              <w:pStyle w:val="Prrafodelista"/>
+              <w:tabs>
+                <w:tab w:val="left" w:pos="0"/>
+                <w:tab w:val="left" w:pos="142"/>
+                <w:tab w:val="left" w:pos="284"/>
+              </w:tabs>
+              <w:spacing w:line="276" w:lineRule="auto"/>
+              <w:ind w:left="0"/>
+              <w:jc w:val="center"/>
+              <w:rPr>
+                <w:rFonts w:ascii="Arial Nova Cond" w:eastAsia="Calibri" w:hAnsi="Arial Nova Cond" w:cs="Times New Roman"/>
+                <w:b/>
+                <w:bCs/>
+                <w:sz w:val="20"/>
+                <w:szCs w:val="20"/>
                 <w:lang w:val="es-ES_tradnl"/>
               </w:rPr>
             </w:pPr>
             <w:r>
               <w:rPr>
-                <w:rFonts w:ascii="Arial Nova Cond" w:hAnsi="Arial Nova Cond" w:cs="Times New Roman"/>
-                <w:b/>
-                <w:bCs/>
-                <w:color w:val="000000" w:themeColor="text1"/>
+                <w:rFonts w:ascii="Arial Nova Cond" w:eastAsia="Calibri" w:hAnsi="Arial Nova Cond" w:cs="Times New Roman"/>
+                <w:b/>
+                <w:bCs/>
+                <w:sz w:val="20"/>
+                <w:szCs w:val="20"/>
                 <w:lang w:val="es-ES_tradnl"/>
               </w:rPr>
               <w:t>II</w:t>
@@ -14288,33 +14311,35 @@
         <w:tc>
           <w:tcPr>
             <w:tcW w:w="1095" w:type="dxa"/>
-            <w:tcBorders>
-              <w:top w:val="double" w:sz="4" w:space="0" w:color="47D459" w:themeColor="accent3" w:themeTint="99"/>
-              <w:left w:val="double" w:sz="4" w:space="0" w:color="47D459" w:themeColor="accent3" w:themeTint="99"/>
-              <w:bottom w:val="double" w:sz="4" w:space="0" w:color="47D459" w:themeColor="accent3" w:themeTint="99"/>
-              <w:right w:val="double" w:sz="4" w:space="0" w:color="47D459" w:themeColor="accent3" w:themeTint="99"/>
-            </w:tcBorders>
-            <w:vAlign w:val="center"/>
-            <w:hideMark/>
-          </w:tcPr>
-          <w:p>
-            <w:pPr>
-              <w:spacing w:after="160" w:line="259" w:lineRule="auto"/>
-              <w:ind w:right="-455"/>
-              <w:rPr>
-                <w:rFonts w:ascii="Arial Nova Cond" w:hAnsi="Arial Nova Cond" w:cs="Times New Roman"/>
-                <w:b/>
-                <w:bCs/>
-                <w:color w:val="000000" w:themeColor="text1"/>
+            <w:vAlign w:val="center"/>
+          </w:tcPr>
+          <w:p>
+            <w:pPr>
+              <w:pStyle w:val="Prrafodelista"/>
+              <w:tabs>
+                <w:tab w:val="left" w:pos="0"/>
+                <w:tab w:val="left" w:pos="142"/>
+                <w:tab w:val="left" w:pos="284"/>
+              </w:tabs>
+              <w:spacing w:line="276" w:lineRule="auto"/>
+              <w:ind w:left="0"/>
+              <w:jc w:val="center"/>
+              <w:rPr>
+                <w:rFonts w:ascii="Arial Nova Cond" w:eastAsia="Calibri" w:hAnsi="Arial Nova Cond" w:cs="Times New Roman"/>
+                <w:b/>
+                <w:bCs/>
+                <w:sz w:val="20"/>
+                <w:szCs w:val="20"/>
                 <w:lang w:val="es-ES_tradnl"/>
               </w:rPr>
             </w:pPr>
             <w:r>
               <w:rPr>
-                <w:rFonts w:ascii="Arial Nova Cond" w:hAnsi="Arial Nova Cond" w:cs="Times New Roman"/>
-                <w:b/>
-                <w:bCs/>
-                <w:color w:val="000000" w:themeColor="text1"/>
+                <w:rFonts w:ascii="Arial Nova Cond" w:eastAsia="Calibri" w:hAnsi="Arial Nova Cond" w:cs="Times New Roman"/>
+                <w:b/>
+                <w:bCs/>
+                <w:sz w:val="20"/>
+                <w:szCs w:val="20"/>
                 <w:lang w:val="es-ES_tradnl"/>
               </w:rPr>
               <w:t>U 3</w:t>
@@ -14324,31 +14349,23 @@
         <w:tc>
           <w:tcPr>
             <w:tcW w:w="1726" w:type="dxa"/>
-            <w:tcBorders>
-              <w:top w:val="double" w:sz="4" w:space="0" w:color="47D459" w:themeColor="accent3" w:themeTint="99"/>
-              <w:left w:val="double" w:sz="4" w:space="0" w:color="47D459" w:themeColor="accent3" w:themeTint="99"/>
-              <w:bottom w:val="double" w:sz="4" w:space="0" w:color="47D459" w:themeColor="accent3" w:themeTint="99"/>
-              <w:right w:val="double" w:sz="4" w:space="0" w:color="47D459" w:themeColor="accent3" w:themeTint="99"/>
-            </w:tcBorders>
-            <w:vAlign w:val="center"/>
-            <w:hideMark/>
-          </w:tcPr>
-          <w:p>
-            <w:pPr>
-              <w:spacing w:after="160" w:line="259" w:lineRule="auto"/>
-              <w:rPr>
-                <w:rFonts w:ascii="Arial Nova Cond" w:hAnsi="Arial Nova Cond" w:cs="Times New Roman"/>
-                <w:b/>
-                <w:bCs/>
-                <w:color w:val="000000" w:themeColor="text1"/>
-              </w:rPr>
-            </w:pPr>
-            <w:r>
-              <w:rPr>
-                <w:rFonts w:ascii="Arial Nova Cond" w:hAnsi="Arial Nova Cond" w:cs="Times New Roman"/>
-                <w:b/>
-                <w:bCs/>
-                <w:color w:val="000000" w:themeColor="text1"/>
+            <w:vAlign w:val="center"/>
+          </w:tcPr>
+          <w:p>
+            <w:pPr>
+              <w:pStyle w:val="Sinespaciado"/>
+              <w:jc w:val="both"/>
+              <w:rPr>
+                <w:rFonts w:ascii="Arial Nova Cond" w:eastAsia="Times New Roman" w:hAnsi="Arial Nova Cond" w:cs="Times New Roman"/>
+                <w:sz w:val="20"/>
+                <w:szCs w:val="20"/>
+              </w:rPr>
+            </w:pPr>
+            <w:r>
+              <w:rPr>
+                <w:rFonts w:ascii="Arial Nova Cond" w:eastAsia="Calibri" w:hAnsi="Arial Nova Cond" w:cs="Times New Roman"/>
+                <w:sz w:val="20"/>
+                <w:szCs w:val="20"/>
                 <w:lang w:val="es-ES_tradnl"/>
               </w:rPr>
               <w:t>{{problemapotencialidad3}}</w:t>
@@ -14358,33 +14375,32 @@
         <w:tc>
           <w:tcPr>
             <w:tcW w:w="6169" w:type="dxa"/>
-            <w:tcBorders>
-              <w:top w:val="double" w:sz="4" w:space="0" w:color="47D459" w:themeColor="accent3" w:themeTint="99"/>
-              <w:left w:val="double" w:sz="4" w:space="0" w:color="47D459" w:themeColor="accent3" w:themeTint="99"/>
-              <w:bottom w:val="double" w:sz="4" w:space="0" w:color="47D459" w:themeColor="accent3" w:themeTint="99"/>
-              <w:right w:val="double" w:sz="4" w:space="0" w:color="47D459" w:themeColor="accent3" w:themeTint="99"/>
-            </w:tcBorders>
-            <w:vAlign w:val="center"/>
-            <w:hideMark/>
-          </w:tcPr>
-          <w:p>
-            <w:pPr>
-              <w:spacing w:after="160" w:line="259" w:lineRule="auto"/>
-              <w:ind w:right="-455"/>
-              <w:rPr>
-                <w:rFonts w:ascii="Arial Nova Cond" w:hAnsi="Arial Nova Cond" w:cs="Times New Roman"/>
-                <w:b/>
-                <w:bCs/>
-                <w:color w:val="000000" w:themeColor="text1"/>
+            <w:vAlign w:val="center"/>
+          </w:tcPr>
+          <w:p>
+            <w:pPr>
+              <w:pStyle w:val="Prrafodelista"/>
+              <w:tabs>
+                <w:tab w:val="left" w:pos="0"/>
+                <w:tab w:val="left" w:pos="142"/>
+                <w:tab w:val="left" w:pos="284"/>
+              </w:tabs>
+              <w:spacing w:line="276" w:lineRule="auto"/>
+              <w:ind w:left="0"/>
+              <w:jc w:val="both"/>
+              <w:rPr>
+                <w:rFonts w:ascii="Arial Nova Cond" w:eastAsia="Calibri" w:hAnsi="Arial Nova Cond" w:cs="Times New Roman"/>
+                <w:color w:val="000000" w:themeColor="text1"/>
+                <w:sz w:val="20"/>
+                <w:szCs w:val="20"/>
                 <w:lang w:val="es-ES_tradnl"/>
               </w:rPr>
             </w:pPr>
             <w:r>
               <w:rPr>
-                <w:rFonts w:ascii="Arial Nova Cond" w:hAnsi="Arial Nova Cond" w:cs="Times New Roman"/>
-                <w:b/>
-                <w:bCs/>
-                <w:color w:val="000000" w:themeColor="text1"/>
+                <w:rFonts w:ascii="Arial Nova Cond" w:eastAsia="Calibri" w:hAnsi="Arial Nova Cond" w:cs="Times New Roman"/>
+                <w:sz w:val="20"/>
+                <w:szCs w:val="20"/>
                 <w:lang w:val="es-ES_tradnl"/>
               </w:rPr>
               <w:t>{{situacionsignificativa3}}</w:t>
@@ -14394,31 +14410,29 @@
         <w:tc>
           <w:tcPr>
             <w:tcW w:w="2015" w:type="dxa"/>
-            <w:tcBorders>
-              <w:top w:val="double" w:sz="4" w:space="0" w:color="47D459" w:themeColor="accent3" w:themeTint="99"/>
-              <w:left w:val="double" w:sz="4" w:space="0" w:color="47D459" w:themeColor="accent3" w:themeTint="99"/>
-              <w:bottom w:val="double" w:sz="4" w:space="0" w:color="47D459" w:themeColor="accent3" w:themeTint="99"/>
-              <w:right w:val="double" w:sz="4" w:space="0" w:color="47D459" w:themeColor="accent3" w:themeTint="99"/>
-            </w:tcBorders>
-            <w:vAlign w:val="center"/>
-            <w:hideMark/>
-          </w:tcPr>
-          <w:p>
-            <w:pPr>
-              <w:spacing w:after="160" w:line="259" w:lineRule="auto"/>
-              <w:rPr>
-                <w:rFonts w:ascii="Arial Nova Cond" w:hAnsi="Arial Nova Cond" w:cs="Times New Roman"/>
-                <w:b/>
-                <w:bCs/>
-                <w:color w:val="000000" w:themeColor="text1"/>
-              </w:rPr>
-            </w:pPr>
-            <w:r>
-              <w:rPr>
-                <w:rFonts w:ascii="Arial Nova Cond" w:hAnsi="Arial Nova Cond" w:cs="Times New Roman"/>
-                <w:b/>
-                <w:bCs/>
-                <w:color w:val="000000" w:themeColor="text1"/>
+            <w:vAlign w:val="center"/>
+          </w:tcPr>
+          <w:p>
+            <w:pPr>
+              <w:autoSpaceDE w:val="0"/>
+              <w:autoSpaceDN w:val="0"/>
+              <w:adjustRightInd w:val="0"/>
+              <w:jc w:val="center"/>
+              <w:rPr>
+                <w:rFonts w:ascii="Arial Nova Cond" w:hAnsi="Arial Nova Cond" w:cs="Arial"/>
+                <w:color w:val="215E99" w:themeColor="text2" w:themeTint="BF"/>
+                <w:kern w:val="0"/>
+                <w:sz w:val="20"/>
+                <w:szCs w:val="20"/>
+              </w:rPr>
+            </w:pPr>
+            <w:r>
+              <w:rPr>
+                <w:rFonts w:ascii="Arial Nova Cond" w:hAnsi="Arial Nova Cond" w:cs="Arial"/>
+                <w:color w:val="000000"/>
+                <w:kern w:val="0"/>
+                <w:sz w:val="20"/>
+                <w:szCs w:val="20"/>
               </w:rPr>
               <w:t>{{titulosituacionsignificativa3}}</w:t>
             </w:r>
@@ -14427,32 +14441,29 @@
         <w:tc>
           <w:tcPr>
             <w:tcW w:w="1634" w:type="dxa"/>
-            <w:tcBorders>
-              <w:top w:val="double" w:sz="4" w:space="0" w:color="47D459" w:themeColor="accent3" w:themeTint="99"/>
-              <w:left w:val="double" w:sz="4" w:space="0" w:color="47D459" w:themeColor="accent3" w:themeTint="99"/>
-              <w:bottom w:val="double" w:sz="4" w:space="0" w:color="47D459" w:themeColor="accent3" w:themeTint="99"/>
-              <w:right w:val="double" w:sz="4" w:space="0" w:color="47D459" w:themeColor="accent3" w:themeTint="99"/>
-            </w:tcBorders>
-            <w:vAlign w:val="center"/>
-            <w:hideMark/>
-          </w:tcPr>
-          <w:p>
-            <w:pPr>
-              <w:spacing w:after="160" w:line="259" w:lineRule="auto"/>
-              <w:ind w:right="-51"/>
-              <w:rPr>
-                <w:rFonts w:ascii="Arial Nova Cond" w:hAnsi="Arial Nova Cond" w:cs="Times New Roman"/>
-                <w:b/>
-                <w:bCs/>
-                <w:color w:val="000000" w:themeColor="text1"/>
-              </w:rPr>
-            </w:pPr>
-            <w:r>
-              <w:rPr>
-                <w:rFonts w:ascii="Arial Nova Cond" w:hAnsi="Arial Nova Cond" w:cs="Times New Roman"/>
-                <w:b/>
-                <w:bCs/>
-                <w:color w:val="000000" w:themeColor="text1"/>
+            <w:vAlign w:val="center"/>
+          </w:tcPr>
+          <w:p>
+            <w:pPr>
+              <w:autoSpaceDE w:val="0"/>
+              <w:autoSpaceDN w:val="0"/>
+              <w:adjustRightInd w:val="0"/>
+              <w:jc w:val="both"/>
+              <w:rPr>
+                <w:rFonts w:ascii="Arial Nova Cond" w:hAnsi="Arial Nova Cond" w:cs="Arial"/>
+                <w:color w:val="000000"/>
+                <w:kern w:val="0"/>
+                <w:sz w:val="20"/>
+                <w:szCs w:val="20"/>
+              </w:rPr>
+            </w:pPr>
+            <w:r>
+              <w:rPr>
+                <w:rFonts w:ascii="Arial Nova Cond" w:hAnsi="Arial Nova Cond" w:cs="Arial"/>
+                <w:color w:val="000000"/>
+                <w:kern w:val="0"/>
+                <w:sz w:val="20"/>
+                <w:szCs w:val="20"/>
               </w:rPr>
               <w:t>{{competencias3}}</w:t>
             </w:r>
@@ -14461,32 +14472,29 @@
         <w:tc>
           <w:tcPr>
             <w:tcW w:w="1337" w:type="dxa"/>
-            <w:tcBorders>
-              <w:top w:val="double" w:sz="4" w:space="0" w:color="47D459" w:themeColor="accent3" w:themeTint="99"/>
-              <w:left w:val="double" w:sz="4" w:space="0" w:color="47D459" w:themeColor="accent3" w:themeTint="99"/>
-              <w:bottom w:val="double" w:sz="4" w:space="0" w:color="47D459" w:themeColor="accent3" w:themeTint="99"/>
-              <w:right w:val="double" w:sz="4" w:space="0" w:color="47D459" w:themeColor="accent3" w:themeTint="99"/>
-            </w:tcBorders>
-            <w:vAlign w:val="center"/>
-            <w:hideMark/>
-          </w:tcPr>
-          <w:p>
-            <w:pPr>
-              <w:spacing w:after="160" w:line="259" w:lineRule="auto"/>
-              <w:ind w:right="-455"/>
-              <w:rPr>
-                <w:rFonts w:ascii="Arial Nova Cond" w:hAnsi="Arial Nova Cond" w:cs="Times New Roman"/>
-                <w:b/>
-                <w:bCs/>
-                <w:color w:val="000000" w:themeColor="text1"/>
-              </w:rPr>
-            </w:pPr>
-            <w:r>
-              <w:rPr>
-                <w:rFonts w:ascii="Arial Nova Cond" w:hAnsi="Arial Nova Cond" w:cs="Times New Roman"/>
-                <w:b/>
-                <w:bCs/>
-                <w:color w:val="000000" w:themeColor="text1"/>
+            <w:vAlign w:val="center"/>
+          </w:tcPr>
+          <w:p>
+            <w:pPr>
+              <w:autoSpaceDE w:val="0"/>
+              <w:autoSpaceDN w:val="0"/>
+              <w:adjustRightInd w:val="0"/>
+              <w:jc w:val="center"/>
+              <w:rPr>
+                <w:rFonts w:ascii="Arial Nova Cond" w:hAnsi="Arial Nova Cond" w:cs="Arial"/>
+                <w:color w:val="000000"/>
+                <w:kern w:val="0"/>
+                <w:sz w:val="20"/>
+                <w:szCs w:val="20"/>
+              </w:rPr>
+            </w:pPr>
+            <w:r>
+              <w:rPr>
+                <w:rFonts w:ascii="Arial Nova Cond" w:hAnsi="Arial Nova Cond" w:cs="Arial"/>
+                <w:color w:val="000000"/>
+                <w:kern w:val="0"/>
+                <w:sz w:val="20"/>
+                <w:szCs w:val="20"/>
               </w:rPr>
               <w:t>{{producto3}}</w:t>
             </w:r>
@@ -14502,24 +14510,25 @@
           <w:tcPr>
             <w:tcW w:w="875" w:type="dxa"/>
             <w:vMerge/>
-            <w:tcBorders>
-              <w:top w:val="double" w:sz="4" w:space="0" w:color="47D459" w:themeColor="accent3" w:themeTint="99"/>
-              <w:left w:val="double" w:sz="4" w:space="0" w:color="47D459" w:themeColor="accent3" w:themeTint="99"/>
-              <w:bottom w:val="double" w:sz="4" w:space="0" w:color="47D459" w:themeColor="accent3" w:themeTint="99"/>
-              <w:right w:val="double" w:sz="4" w:space="0" w:color="47D459" w:themeColor="accent3" w:themeTint="99"/>
-            </w:tcBorders>
-            <w:vAlign w:val="center"/>
-            <w:hideMark/>
-          </w:tcPr>
-          <w:p>
-            <w:pPr>
-              <w:spacing w:after="160" w:line="259" w:lineRule="auto"/>
-              <w:ind w:right="-455"/>
-              <w:rPr>
-                <w:rFonts w:ascii="Arial Nova Cond" w:hAnsi="Arial Nova Cond" w:cs="Times New Roman"/>
-                <w:b/>
-                <w:bCs/>
-                <w:color w:val="000000" w:themeColor="text1"/>
+            <w:vAlign w:val="center"/>
+          </w:tcPr>
+          <w:p>
+            <w:pPr>
+              <w:pStyle w:val="Prrafodelista"/>
+              <w:tabs>
+                <w:tab w:val="left" w:pos="0"/>
+                <w:tab w:val="left" w:pos="142"/>
+                <w:tab w:val="left" w:pos="284"/>
+              </w:tabs>
+              <w:spacing w:line="276" w:lineRule="auto"/>
+              <w:ind w:left="0"/>
+              <w:jc w:val="center"/>
+              <w:rPr>
+                <w:rFonts w:ascii="Arial Nova Cond" w:eastAsia="Calibri" w:hAnsi="Arial Nova Cond" w:cs="Times New Roman"/>
+                <w:b/>
+                <w:bCs/>
+                <w:sz w:val="20"/>
+                <w:szCs w:val="20"/>
                 <w:lang w:val="es-ES_tradnl"/>
               </w:rPr>
             </w:pPr>
@@ -14528,33 +14537,35 @@
         <w:tc>
           <w:tcPr>
             <w:tcW w:w="1095" w:type="dxa"/>
-            <w:tcBorders>
-              <w:top w:val="double" w:sz="4" w:space="0" w:color="47D459" w:themeColor="accent3" w:themeTint="99"/>
-              <w:left w:val="double" w:sz="4" w:space="0" w:color="47D459" w:themeColor="accent3" w:themeTint="99"/>
-              <w:bottom w:val="double" w:sz="4" w:space="0" w:color="47D459" w:themeColor="accent3" w:themeTint="99"/>
-              <w:right w:val="double" w:sz="4" w:space="0" w:color="47D459" w:themeColor="accent3" w:themeTint="99"/>
-            </w:tcBorders>
-            <w:vAlign w:val="center"/>
-            <w:hideMark/>
-          </w:tcPr>
-          <w:p>
-            <w:pPr>
-              <w:spacing w:after="160" w:line="259" w:lineRule="auto"/>
-              <w:ind w:right="-455"/>
-              <w:rPr>
-                <w:rFonts w:ascii="Arial Nova Cond" w:hAnsi="Arial Nova Cond" w:cs="Times New Roman"/>
-                <w:b/>
-                <w:bCs/>
-                <w:color w:val="000000" w:themeColor="text1"/>
+            <w:vAlign w:val="center"/>
+          </w:tcPr>
+          <w:p>
+            <w:pPr>
+              <w:pStyle w:val="Prrafodelista"/>
+              <w:tabs>
+                <w:tab w:val="left" w:pos="0"/>
+                <w:tab w:val="left" w:pos="142"/>
+                <w:tab w:val="left" w:pos="284"/>
+              </w:tabs>
+              <w:spacing w:line="276" w:lineRule="auto"/>
+              <w:ind w:left="0"/>
+              <w:jc w:val="center"/>
+              <w:rPr>
+                <w:rFonts w:ascii="Arial Nova Cond" w:eastAsia="Calibri" w:hAnsi="Arial Nova Cond" w:cs="Times New Roman"/>
+                <w:b/>
+                <w:bCs/>
+                <w:sz w:val="20"/>
+                <w:szCs w:val="20"/>
                 <w:lang w:val="es-ES_tradnl"/>
               </w:rPr>
             </w:pPr>
             <w:r>
               <w:rPr>
-                <w:rFonts w:ascii="Arial Nova Cond" w:hAnsi="Arial Nova Cond" w:cs="Times New Roman"/>
-                <w:b/>
-                <w:bCs/>
-                <w:color w:val="000000" w:themeColor="text1"/>
+                <w:rFonts w:ascii="Arial Nova Cond" w:eastAsia="Calibri" w:hAnsi="Arial Nova Cond" w:cs="Times New Roman"/>
+                <w:b/>
+                <w:bCs/>
+                <w:sz w:val="20"/>
+                <w:szCs w:val="20"/>
                 <w:lang w:val="es-ES_tradnl"/>
               </w:rPr>
               <w:t>U 4</w:t>
@@ -14564,31 +14575,23 @@
         <w:tc>
           <w:tcPr>
             <w:tcW w:w="1726" w:type="dxa"/>
-            <w:tcBorders>
-              <w:top w:val="double" w:sz="4" w:space="0" w:color="47D459" w:themeColor="accent3" w:themeTint="99"/>
-              <w:left w:val="double" w:sz="4" w:space="0" w:color="47D459" w:themeColor="accent3" w:themeTint="99"/>
-              <w:bottom w:val="double" w:sz="4" w:space="0" w:color="47D459" w:themeColor="accent3" w:themeTint="99"/>
-              <w:right w:val="double" w:sz="4" w:space="0" w:color="47D459" w:themeColor="accent3" w:themeTint="99"/>
-            </w:tcBorders>
-            <w:vAlign w:val="center"/>
-            <w:hideMark/>
-          </w:tcPr>
-          <w:p>
-            <w:pPr>
-              <w:spacing w:after="160" w:line="259" w:lineRule="auto"/>
-              <w:rPr>
-                <w:rFonts w:ascii="Arial Nova Cond" w:hAnsi="Arial Nova Cond" w:cs="Times New Roman"/>
-                <w:b/>
-                <w:bCs/>
-                <w:color w:val="000000" w:themeColor="text1"/>
-              </w:rPr>
-            </w:pPr>
-            <w:r>
-              <w:rPr>
-                <w:rFonts w:ascii="Arial Nova Cond" w:hAnsi="Arial Nova Cond" w:cs="Times New Roman"/>
-                <w:b/>
-                <w:bCs/>
-                <w:color w:val="000000" w:themeColor="text1"/>
+            <w:vAlign w:val="center"/>
+          </w:tcPr>
+          <w:p>
+            <w:pPr>
+              <w:pStyle w:val="Sinespaciado"/>
+              <w:jc w:val="both"/>
+              <w:rPr>
+                <w:rFonts w:ascii="Arial Nova Cond" w:hAnsi="Arial Nova Cond"/>
+                <w:sz w:val="20"/>
+                <w:szCs w:val="20"/>
+              </w:rPr>
+            </w:pPr>
+            <w:r>
+              <w:rPr>
+                <w:rFonts w:ascii="Arial Nova Cond" w:eastAsia="Calibri" w:hAnsi="Arial Nova Cond" w:cs="Times New Roman"/>
+                <w:sz w:val="20"/>
+                <w:szCs w:val="20"/>
                 <w:lang w:val="es-ES_tradnl"/>
               </w:rPr>
               <w:t>{{problemapotencialidad4}}</w:t>
@@ -14598,33 +14601,32 @@
         <w:tc>
           <w:tcPr>
             <w:tcW w:w="6169" w:type="dxa"/>
-            <w:tcBorders>
-              <w:top w:val="double" w:sz="4" w:space="0" w:color="47D459" w:themeColor="accent3" w:themeTint="99"/>
-              <w:left w:val="double" w:sz="4" w:space="0" w:color="47D459" w:themeColor="accent3" w:themeTint="99"/>
-              <w:bottom w:val="double" w:sz="4" w:space="0" w:color="47D459" w:themeColor="accent3" w:themeTint="99"/>
-              <w:right w:val="double" w:sz="4" w:space="0" w:color="47D459" w:themeColor="accent3" w:themeTint="99"/>
-            </w:tcBorders>
-            <w:vAlign w:val="center"/>
-            <w:hideMark/>
-          </w:tcPr>
-          <w:p>
-            <w:pPr>
-              <w:spacing w:after="160" w:line="259" w:lineRule="auto"/>
-              <w:ind w:right="-455"/>
-              <w:rPr>
-                <w:rFonts w:ascii="Arial Nova Cond" w:hAnsi="Arial Nova Cond" w:cs="Times New Roman"/>
-                <w:b/>
-                <w:bCs/>
-                <w:color w:val="000000" w:themeColor="text1"/>
+            <w:vAlign w:val="center"/>
+          </w:tcPr>
+          <w:p>
+            <w:pPr>
+              <w:pStyle w:val="Prrafodelista"/>
+              <w:tabs>
+                <w:tab w:val="left" w:pos="0"/>
+                <w:tab w:val="left" w:pos="142"/>
+                <w:tab w:val="left" w:pos="284"/>
+              </w:tabs>
+              <w:spacing w:line="276" w:lineRule="auto"/>
+              <w:ind w:left="0"/>
+              <w:jc w:val="both"/>
+              <w:rPr>
+                <w:rFonts w:ascii="Arial Nova Cond" w:eastAsia="Calibri" w:hAnsi="Arial Nova Cond" w:cs="Times New Roman"/>
+                <w:color w:val="000000" w:themeColor="text1"/>
+                <w:sz w:val="20"/>
+                <w:szCs w:val="20"/>
                 <w:lang w:val="es-ES_tradnl"/>
               </w:rPr>
             </w:pPr>
             <w:r>
               <w:rPr>
-                <w:rFonts w:ascii="Arial Nova Cond" w:hAnsi="Arial Nova Cond" w:cs="Times New Roman"/>
-                <w:b/>
-                <w:bCs/>
-                <w:color w:val="000000" w:themeColor="text1"/>
+                <w:rFonts w:ascii="Arial Nova Cond" w:eastAsia="Calibri" w:hAnsi="Arial Nova Cond" w:cs="Times New Roman"/>
+                <w:sz w:val="20"/>
+                <w:szCs w:val="20"/>
                 <w:lang w:val="es-ES_tradnl"/>
               </w:rPr>
               <w:t>{{situacionsignificativa4}}</w:t>
@@ -14634,31 +14636,29 @@
         <w:tc>
           <w:tcPr>
             <w:tcW w:w="2015" w:type="dxa"/>
-            <w:tcBorders>
-              <w:top w:val="double" w:sz="4" w:space="0" w:color="47D459" w:themeColor="accent3" w:themeTint="99"/>
-              <w:left w:val="double" w:sz="4" w:space="0" w:color="47D459" w:themeColor="accent3" w:themeTint="99"/>
-              <w:bottom w:val="double" w:sz="4" w:space="0" w:color="47D459" w:themeColor="accent3" w:themeTint="99"/>
-              <w:right w:val="double" w:sz="4" w:space="0" w:color="47D459" w:themeColor="accent3" w:themeTint="99"/>
-            </w:tcBorders>
-            <w:vAlign w:val="center"/>
-            <w:hideMark/>
-          </w:tcPr>
-          <w:p>
-            <w:pPr>
-              <w:spacing w:after="160" w:line="259" w:lineRule="auto"/>
-              <w:rPr>
-                <w:rFonts w:ascii="Arial Nova Cond" w:hAnsi="Arial Nova Cond" w:cs="Times New Roman"/>
-                <w:b/>
-                <w:bCs/>
-                <w:color w:val="000000" w:themeColor="text1"/>
-              </w:rPr>
-            </w:pPr>
-            <w:r>
-              <w:rPr>
-                <w:rFonts w:ascii="Arial Nova Cond" w:hAnsi="Arial Nova Cond" w:cs="Times New Roman"/>
-                <w:b/>
-                <w:bCs/>
-                <w:color w:val="000000" w:themeColor="text1"/>
+            <w:vAlign w:val="center"/>
+          </w:tcPr>
+          <w:p>
+            <w:pPr>
+              <w:autoSpaceDE w:val="0"/>
+              <w:autoSpaceDN w:val="0"/>
+              <w:adjustRightInd w:val="0"/>
+              <w:jc w:val="center"/>
+              <w:rPr>
+                <w:rFonts w:ascii="Arial Nova Cond" w:hAnsi="Arial Nova Cond" w:cs="Arial"/>
+                <w:color w:val="000000" w:themeColor="text1"/>
+                <w:kern w:val="0"/>
+                <w:sz w:val="20"/>
+                <w:szCs w:val="20"/>
+              </w:rPr>
+            </w:pPr>
+            <w:r>
+              <w:rPr>
+                <w:rFonts w:ascii="Arial Nova Cond" w:hAnsi="Arial Nova Cond" w:cs="Arial"/>
+                <w:color w:val="000000"/>
+                <w:kern w:val="0"/>
+                <w:sz w:val="20"/>
+                <w:szCs w:val="20"/>
               </w:rPr>
               <w:t>{{titulosituacionsignificativa4}}</w:t>
             </w:r>
@@ -14667,32 +14667,29 @@
         <w:tc>
           <w:tcPr>
             <w:tcW w:w="1634" w:type="dxa"/>
-            <w:tcBorders>
-              <w:top w:val="double" w:sz="4" w:space="0" w:color="47D459" w:themeColor="accent3" w:themeTint="99"/>
-              <w:left w:val="double" w:sz="4" w:space="0" w:color="47D459" w:themeColor="accent3" w:themeTint="99"/>
-              <w:bottom w:val="double" w:sz="4" w:space="0" w:color="47D459" w:themeColor="accent3" w:themeTint="99"/>
-              <w:right w:val="double" w:sz="4" w:space="0" w:color="47D459" w:themeColor="accent3" w:themeTint="99"/>
-            </w:tcBorders>
-            <w:vAlign w:val="center"/>
-            <w:hideMark/>
-          </w:tcPr>
-          <w:p>
-            <w:pPr>
-              <w:spacing w:after="160" w:line="259" w:lineRule="auto"/>
-              <w:ind w:right="-51"/>
-              <w:rPr>
-                <w:rFonts w:ascii="Arial Nova Cond" w:hAnsi="Arial Nova Cond" w:cs="Times New Roman"/>
-                <w:b/>
-                <w:bCs/>
-                <w:color w:val="000000" w:themeColor="text1"/>
-              </w:rPr>
-            </w:pPr>
-            <w:r>
-              <w:rPr>
-                <w:rFonts w:ascii="Arial Nova Cond" w:hAnsi="Arial Nova Cond" w:cs="Times New Roman"/>
-                <w:b/>
-                <w:bCs/>
-                <w:color w:val="000000" w:themeColor="text1"/>
+            <w:vAlign w:val="center"/>
+          </w:tcPr>
+          <w:p>
+            <w:pPr>
+              <w:autoSpaceDE w:val="0"/>
+              <w:autoSpaceDN w:val="0"/>
+              <w:adjustRightInd w:val="0"/>
+              <w:jc w:val="both"/>
+              <w:rPr>
+                <w:rFonts w:ascii="Arial Nova Cond" w:hAnsi="Arial Nova Cond" w:cs="Arial"/>
+                <w:color w:val="000000"/>
+                <w:kern w:val="0"/>
+                <w:sz w:val="20"/>
+                <w:szCs w:val="20"/>
+              </w:rPr>
+            </w:pPr>
+            <w:r>
+              <w:rPr>
+                <w:rFonts w:ascii="Arial Nova Cond" w:hAnsi="Arial Nova Cond" w:cs="Arial"/>
+                <w:color w:val="000000"/>
+                <w:kern w:val="0"/>
+                <w:sz w:val="20"/>
+                <w:szCs w:val="20"/>
               </w:rPr>
               <w:t>{{competencias4}}</w:t>
             </w:r>
@@ -14701,32 +14698,29 @@
         <w:tc>
           <w:tcPr>
             <w:tcW w:w="1337" w:type="dxa"/>
-            <w:tcBorders>
-              <w:top w:val="double" w:sz="4" w:space="0" w:color="47D459" w:themeColor="accent3" w:themeTint="99"/>
-              <w:left w:val="double" w:sz="4" w:space="0" w:color="47D459" w:themeColor="accent3" w:themeTint="99"/>
-              <w:bottom w:val="double" w:sz="4" w:space="0" w:color="47D459" w:themeColor="accent3" w:themeTint="99"/>
-              <w:right w:val="double" w:sz="4" w:space="0" w:color="47D459" w:themeColor="accent3" w:themeTint="99"/>
-            </w:tcBorders>
-            <w:vAlign w:val="center"/>
-            <w:hideMark/>
-          </w:tcPr>
-          <w:p>
-            <w:pPr>
-              <w:spacing w:after="160" w:line="259" w:lineRule="auto"/>
-              <w:ind w:right="-455"/>
-              <w:rPr>
-                <w:rFonts w:ascii="Arial Nova Cond" w:hAnsi="Arial Nova Cond" w:cs="Times New Roman"/>
-                <w:b/>
-                <w:bCs/>
-                <w:color w:val="000000" w:themeColor="text1"/>
-              </w:rPr>
-            </w:pPr>
-            <w:r>
-              <w:rPr>
-                <w:rFonts w:ascii="Arial Nova Cond" w:hAnsi="Arial Nova Cond" w:cs="Times New Roman"/>
-                <w:b/>
-                <w:bCs/>
-                <w:color w:val="000000" w:themeColor="text1"/>
+            <w:vAlign w:val="center"/>
+          </w:tcPr>
+          <w:p>
+            <w:pPr>
+              <w:autoSpaceDE w:val="0"/>
+              <w:autoSpaceDN w:val="0"/>
+              <w:adjustRightInd w:val="0"/>
+              <w:jc w:val="center"/>
+              <w:rPr>
+                <w:rFonts w:ascii="Arial Nova Cond" w:hAnsi="Arial Nova Cond" w:cs="Arial"/>
+                <w:color w:val="000000"/>
+                <w:kern w:val="0"/>
+                <w:sz w:val="20"/>
+                <w:szCs w:val="20"/>
+              </w:rPr>
+            </w:pPr>
+            <w:r>
+              <w:rPr>
+                <w:rFonts w:ascii="Arial Nova Cond" w:hAnsi="Arial Nova Cond" w:cs="Arial"/>
+                <w:color w:val="000000"/>
+                <w:kern w:val="0"/>
+                <w:sz w:val="20"/>
+                <w:szCs w:val="20"/>
               </w:rPr>
               <w:t>{{producto4}}</w:t>
             </w:r>
@@ -14742,33 +14736,35 @@
           <w:tcPr>
             <w:tcW w:w="875" w:type="dxa"/>
             <w:vMerge w:val="restart"/>
-            <w:tcBorders>
-              <w:top w:val="double" w:sz="4" w:space="0" w:color="47D459" w:themeColor="accent3" w:themeTint="99"/>
-              <w:left w:val="double" w:sz="4" w:space="0" w:color="47D459" w:themeColor="accent3" w:themeTint="99"/>
-              <w:bottom w:val="double" w:sz="4" w:space="0" w:color="47D459" w:themeColor="accent3" w:themeTint="99"/>
-              <w:right w:val="double" w:sz="4" w:space="0" w:color="47D459" w:themeColor="accent3" w:themeTint="99"/>
-            </w:tcBorders>
-            <w:vAlign w:val="center"/>
-            <w:hideMark/>
-          </w:tcPr>
-          <w:p>
-            <w:pPr>
-              <w:spacing w:after="160" w:line="259" w:lineRule="auto"/>
-              <w:ind w:right="-455"/>
-              <w:rPr>
-                <w:rFonts w:ascii="Arial Nova Cond" w:hAnsi="Arial Nova Cond" w:cs="Times New Roman"/>
-                <w:b/>
-                <w:bCs/>
-                <w:color w:val="000000" w:themeColor="text1"/>
+            <w:vAlign w:val="center"/>
+          </w:tcPr>
+          <w:p>
+            <w:pPr>
+              <w:pStyle w:val="Prrafodelista"/>
+              <w:tabs>
+                <w:tab w:val="left" w:pos="0"/>
+                <w:tab w:val="left" w:pos="142"/>
+                <w:tab w:val="left" w:pos="284"/>
+              </w:tabs>
+              <w:spacing w:line="276" w:lineRule="auto"/>
+              <w:ind w:left="0"/>
+              <w:jc w:val="center"/>
+              <w:rPr>
+                <w:rFonts w:ascii="Arial Nova Cond" w:eastAsia="Calibri" w:hAnsi="Arial Nova Cond" w:cs="Times New Roman"/>
+                <w:b/>
+                <w:bCs/>
+                <w:sz w:val="20"/>
+                <w:szCs w:val="20"/>
                 <w:lang w:val="es-ES_tradnl"/>
               </w:rPr>
             </w:pPr>
             <w:r>
               <w:rPr>
-                <w:rFonts w:ascii="Arial Nova Cond" w:hAnsi="Arial Nova Cond" w:cs="Times New Roman"/>
-                <w:b/>
-                <w:bCs/>
-                <w:color w:val="000000" w:themeColor="text1"/>
+                <w:rFonts w:ascii="Arial Nova Cond" w:eastAsia="Calibri" w:hAnsi="Arial Nova Cond" w:cs="Times New Roman"/>
+                <w:b/>
+                <w:bCs/>
+                <w:sz w:val="20"/>
+                <w:szCs w:val="20"/>
                 <w:lang w:val="es-ES_tradnl"/>
               </w:rPr>
               <w:t>III</w:t>
@@ -14778,33 +14774,35 @@
         <w:tc>
           <w:tcPr>
             <w:tcW w:w="1095" w:type="dxa"/>
-            <w:tcBorders>
-              <w:top w:val="double" w:sz="4" w:space="0" w:color="47D459" w:themeColor="accent3" w:themeTint="99"/>
-              <w:left w:val="double" w:sz="4" w:space="0" w:color="47D459" w:themeColor="accent3" w:themeTint="99"/>
-              <w:bottom w:val="double" w:sz="4" w:space="0" w:color="47D459" w:themeColor="accent3" w:themeTint="99"/>
-              <w:right w:val="double" w:sz="4" w:space="0" w:color="47D459" w:themeColor="accent3" w:themeTint="99"/>
-            </w:tcBorders>
-            <w:vAlign w:val="center"/>
-            <w:hideMark/>
-          </w:tcPr>
-          <w:p>
-            <w:pPr>
-              <w:spacing w:after="160" w:line="259" w:lineRule="auto"/>
-              <w:ind w:right="-455"/>
-              <w:rPr>
-                <w:rFonts w:ascii="Arial Nova Cond" w:hAnsi="Arial Nova Cond" w:cs="Times New Roman"/>
-                <w:b/>
-                <w:bCs/>
-                <w:color w:val="000000" w:themeColor="text1"/>
+            <w:vAlign w:val="center"/>
+          </w:tcPr>
+          <w:p>
+            <w:pPr>
+              <w:pStyle w:val="Prrafodelista"/>
+              <w:tabs>
+                <w:tab w:val="left" w:pos="0"/>
+                <w:tab w:val="left" w:pos="142"/>
+                <w:tab w:val="left" w:pos="284"/>
+              </w:tabs>
+              <w:spacing w:line="276" w:lineRule="auto"/>
+              <w:ind w:left="0"/>
+              <w:jc w:val="center"/>
+              <w:rPr>
+                <w:rFonts w:ascii="Arial Nova Cond" w:eastAsia="Calibri" w:hAnsi="Arial Nova Cond" w:cs="Times New Roman"/>
+                <w:b/>
+                <w:bCs/>
+                <w:sz w:val="20"/>
+                <w:szCs w:val="20"/>
                 <w:lang w:val="es-ES_tradnl"/>
               </w:rPr>
             </w:pPr>
             <w:r>
               <w:rPr>
-                <w:rFonts w:ascii="Arial Nova Cond" w:hAnsi="Arial Nova Cond" w:cs="Times New Roman"/>
-                <w:b/>
-                <w:bCs/>
-                <w:color w:val="000000" w:themeColor="text1"/>
+                <w:rFonts w:ascii="Arial Nova Cond" w:eastAsia="Calibri" w:hAnsi="Arial Nova Cond" w:cs="Times New Roman"/>
+                <w:b/>
+                <w:bCs/>
+                <w:sz w:val="20"/>
+                <w:szCs w:val="20"/>
                 <w:lang w:val="es-ES_tradnl"/>
               </w:rPr>
               <w:t>U 5</w:t>
@@ -14814,31 +14812,24 @@
         <w:tc>
           <w:tcPr>
             <w:tcW w:w="1726" w:type="dxa"/>
-            <w:tcBorders>
-              <w:top w:val="double" w:sz="4" w:space="0" w:color="47D459" w:themeColor="accent3" w:themeTint="99"/>
-              <w:left w:val="double" w:sz="4" w:space="0" w:color="47D459" w:themeColor="accent3" w:themeTint="99"/>
-              <w:bottom w:val="double" w:sz="4" w:space="0" w:color="47D459" w:themeColor="accent3" w:themeTint="99"/>
-              <w:right w:val="double" w:sz="4" w:space="0" w:color="47D459" w:themeColor="accent3" w:themeTint="99"/>
-            </w:tcBorders>
-            <w:vAlign w:val="center"/>
-            <w:hideMark/>
-          </w:tcPr>
-          <w:p>
-            <w:pPr>
-              <w:spacing w:after="160" w:line="259" w:lineRule="auto"/>
-              <w:rPr>
-                <w:rFonts w:ascii="Arial Nova Cond" w:hAnsi="Arial Nova Cond" w:cs="Times New Roman"/>
-                <w:b/>
-                <w:bCs/>
-                <w:color w:val="000000" w:themeColor="text1"/>
-              </w:rPr>
-            </w:pPr>
-            <w:r>
-              <w:rPr>
-                <w:rFonts w:ascii="Arial Nova Cond" w:hAnsi="Arial Nova Cond" w:cs="Times New Roman"/>
-                <w:b/>
-                <w:bCs/>
-                <w:color w:val="000000" w:themeColor="text1"/>
+            <w:vAlign w:val="center"/>
+          </w:tcPr>
+          <w:p>
+            <w:pPr>
+              <w:pStyle w:val="Sinespaciado"/>
+              <w:jc w:val="both"/>
+              <w:rPr>
+                <w:rFonts w:ascii="Arial Nova Cond" w:hAnsi="Arial Nova Cond"/>
+                <w:color w:val="000000" w:themeColor="text1"/>
+                <w:sz w:val="20"/>
+                <w:szCs w:val="20"/>
+              </w:rPr>
+            </w:pPr>
+            <w:r>
+              <w:rPr>
+                <w:rFonts w:ascii="Arial Nova Cond" w:eastAsia="Calibri" w:hAnsi="Arial Nova Cond" w:cs="Times New Roman"/>
+                <w:sz w:val="20"/>
+                <w:szCs w:val="20"/>
                 <w:lang w:val="es-ES_tradnl"/>
               </w:rPr>
               <w:t>{{problemapotencialidad5}}</w:t>
@@ -14848,33 +14839,32 @@
         <w:tc>
           <w:tcPr>
             <w:tcW w:w="6169" w:type="dxa"/>
-            <w:tcBorders>
-              <w:top w:val="double" w:sz="4" w:space="0" w:color="47D459" w:themeColor="accent3" w:themeTint="99"/>
-              <w:left w:val="double" w:sz="4" w:space="0" w:color="47D459" w:themeColor="accent3" w:themeTint="99"/>
-              <w:bottom w:val="double" w:sz="4" w:space="0" w:color="47D459" w:themeColor="accent3" w:themeTint="99"/>
-              <w:right w:val="double" w:sz="4" w:space="0" w:color="47D459" w:themeColor="accent3" w:themeTint="99"/>
-            </w:tcBorders>
-            <w:vAlign w:val="center"/>
-            <w:hideMark/>
-          </w:tcPr>
-          <w:p>
-            <w:pPr>
-              <w:spacing w:after="160" w:line="259" w:lineRule="auto"/>
-              <w:ind w:right="-455"/>
-              <w:rPr>
-                <w:rFonts w:ascii="Arial Nova Cond" w:hAnsi="Arial Nova Cond" w:cs="Times New Roman"/>
-                <w:b/>
-                <w:bCs/>
-                <w:color w:val="000000" w:themeColor="text1"/>
+            <w:vAlign w:val="center"/>
+          </w:tcPr>
+          <w:p>
+            <w:pPr>
+              <w:pStyle w:val="Prrafodelista"/>
+              <w:tabs>
+                <w:tab w:val="left" w:pos="0"/>
+                <w:tab w:val="left" w:pos="142"/>
+                <w:tab w:val="left" w:pos="284"/>
+              </w:tabs>
+              <w:spacing w:line="276" w:lineRule="auto"/>
+              <w:ind w:left="0"/>
+              <w:jc w:val="both"/>
+              <w:rPr>
+                <w:rFonts w:ascii="Arial Nova Cond" w:eastAsia="Calibri" w:hAnsi="Arial Nova Cond" w:cs="Times New Roman"/>
+                <w:color w:val="000000" w:themeColor="text1"/>
+                <w:sz w:val="20"/>
+                <w:szCs w:val="20"/>
                 <w:lang w:val="es-ES_tradnl"/>
               </w:rPr>
             </w:pPr>
             <w:r>
               <w:rPr>
-                <w:rFonts w:ascii="Arial Nova Cond" w:hAnsi="Arial Nova Cond" w:cs="Times New Roman"/>
-                <w:b/>
-                <w:bCs/>
-                <w:color w:val="000000" w:themeColor="text1"/>
+                <w:rFonts w:ascii="Arial Nova Cond" w:eastAsia="Calibri" w:hAnsi="Arial Nova Cond" w:cs="Times New Roman"/>
+                <w:sz w:val="20"/>
+                <w:szCs w:val="20"/>
                 <w:lang w:val="es-ES_tradnl"/>
               </w:rPr>
               <w:t>{{situacionsignificativa5}}</w:t>
@@ -14884,31 +14874,29 @@
         <w:tc>
           <w:tcPr>
             <w:tcW w:w="2015" w:type="dxa"/>
-            <w:tcBorders>
-              <w:top w:val="double" w:sz="4" w:space="0" w:color="47D459" w:themeColor="accent3" w:themeTint="99"/>
-              <w:left w:val="double" w:sz="4" w:space="0" w:color="47D459" w:themeColor="accent3" w:themeTint="99"/>
-              <w:bottom w:val="double" w:sz="4" w:space="0" w:color="47D459" w:themeColor="accent3" w:themeTint="99"/>
-              <w:right w:val="double" w:sz="4" w:space="0" w:color="47D459" w:themeColor="accent3" w:themeTint="99"/>
-            </w:tcBorders>
-            <w:vAlign w:val="center"/>
-            <w:hideMark/>
-          </w:tcPr>
-          <w:p>
-            <w:pPr>
-              <w:spacing w:after="160" w:line="259" w:lineRule="auto"/>
-              <w:rPr>
-                <w:rFonts w:ascii="Arial Nova Cond" w:hAnsi="Arial Nova Cond" w:cs="Times New Roman"/>
-                <w:b/>
-                <w:bCs/>
-                <w:color w:val="000000" w:themeColor="text1"/>
-              </w:rPr>
-            </w:pPr>
-            <w:r>
-              <w:rPr>
-                <w:rFonts w:ascii="Arial Nova Cond" w:hAnsi="Arial Nova Cond" w:cs="Times New Roman"/>
-                <w:b/>
-                <w:bCs/>
-                <w:color w:val="000000" w:themeColor="text1"/>
+            <w:vAlign w:val="center"/>
+          </w:tcPr>
+          <w:p>
+            <w:pPr>
+              <w:autoSpaceDE w:val="0"/>
+              <w:autoSpaceDN w:val="0"/>
+              <w:adjustRightInd w:val="0"/>
+              <w:jc w:val="center"/>
+              <w:rPr>
+                <w:rFonts w:ascii="Arial Nova Cond" w:hAnsi="Arial Nova Cond" w:cs="Arial"/>
+                <w:color w:val="000000" w:themeColor="text1"/>
+                <w:kern w:val="0"/>
+                <w:sz w:val="20"/>
+                <w:szCs w:val="20"/>
+              </w:rPr>
+            </w:pPr>
+            <w:r>
+              <w:rPr>
+                <w:rFonts w:ascii="Arial Nova Cond" w:hAnsi="Arial Nova Cond" w:cs="Arial"/>
+                <w:color w:val="000000"/>
+                <w:kern w:val="0"/>
+                <w:sz w:val="20"/>
+                <w:szCs w:val="20"/>
               </w:rPr>
               <w:t>{{titulosituacionsignificativa5}}</w:t>
             </w:r>
@@ -14917,32 +14905,29 @@
         <w:tc>
           <w:tcPr>
             <w:tcW w:w="1634" w:type="dxa"/>
-            <w:tcBorders>
-              <w:top w:val="double" w:sz="4" w:space="0" w:color="47D459" w:themeColor="accent3" w:themeTint="99"/>
-              <w:left w:val="double" w:sz="4" w:space="0" w:color="47D459" w:themeColor="accent3" w:themeTint="99"/>
-              <w:bottom w:val="double" w:sz="4" w:space="0" w:color="47D459" w:themeColor="accent3" w:themeTint="99"/>
-              <w:right w:val="double" w:sz="4" w:space="0" w:color="47D459" w:themeColor="accent3" w:themeTint="99"/>
-            </w:tcBorders>
-            <w:vAlign w:val="center"/>
-            <w:hideMark/>
-          </w:tcPr>
-          <w:p>
-            <w:pPr>
-              <w:spacing w:after="160" w:line="259" w:lineRule="auto"/>
-              <w:ind w:right="-51"/>
-              <w:rPr>
-                <w:rFonts w:ascii="Arial Nova Cond" w:hAnsi="Arial Nova Cond" w:cs="Times New Roman"/>
-                <w:b/>
-                <w:bCs/>
-                <w:color w:val="000000" w:themeColor="text1"/>
-              </w:rPr>
-            </w:pPr>
-            <w:r>
-              <w:rPr>
-                <w:rFonts w:ascii="Arial Nova Cond" w:hAnsi="Arial Nova Cond" w:cs="Times New Roman"/>
-                <w:b/>
-                <w:bCs/>
-                <w:color w:val="000000" w:themeColor="text1"/>
+            <w:vAlign w:val="center"/>
+          </w:tcPr>
+          <w:p>
+            <w:pPr>
+              <w:autoSpaceDE w:val="0"/>
+              <w:autoSpaceDN w:val="0"/>
+              <w:adjustRightInd w:val="0"/>
+              <w:jc w:val="both"/>
+              <w:rPr>
+                <w:rFonts w:ascii="Arial Nova Cond" w:hAnsi="Arial Nova Cond" w:cs="Arial"/>
+                <w:color w:val="000000"/>
+                <w:kern w:val="0"/>
+                <w:sz w:val="20"/>
+                <w:szCs w:val="20"/>
+              </w:rPr>
+            </w:pPr>
+            <w:r>
+              <w:rPr>
+                <w:rFonts w:ascii="Arial Nova Cond" w:hAnsi="Arial Nova Cond" w:cs="Arial"/>
+                <w:color w:val="000000"/>
+                <w:kern w:val="0"/>
+                <w:sz w:val="20"/>
+                <w:szCs w:val="20"/>
               </w:rPr>
               <w:t>{{competencias5}}</w:t>
             </w:r>
@@ -14951,32 +14936,29 @@
         <w:tc>
           <w:tcPr>
             <w:tcW w:w="1337" w:type="dxa"/>
-            <w:tcBorders>
-              <w:top w:val="double" w:sz="4" w:space="0" w:color="47D459" w:themeColor="accent3" w:themeTint="99"/>
-              <w:left w:val="double" w:sz="4" w:space="0" w:color="47D459" w:themeColor="accent3" w:themeTint="99"/>
-              <w:bottom w:val="double" w:sz="4" w:space="0" w:color="47D459" w:themeColor="accent3" w:themeTint="99"/>
-              <w:right w:val="double" w:sz="4" w:space="0" w:color="47D459" w:themeColor="accent3" w:themeTint="99"/>
-            </w:tcBorders>
-            <w:vAlign w:val="center"/>
-            <w:hideMark/>
-          </w:tcPr>
-          <w:p>
-            <w:pPr>
-              <w:spacing w:after="160" w:line="259" w:lineRule="auto"/>
-              <w:ind w:right="-455"/>
-              <w:rPr>
-                <w:rFonts w:ascii="Arial Nova Cond" w:hAnsi="Arial Nova Cond" w:cs="Times New Roman"/>
-                <w:b/>
-                <w:bCs/>
-                <w:color w:val="000000" w:themeColor="text1"/>
-              </w:rPr>
-            </w:pPr>
-            <w:r>
-              <w:rPr>
-                <w:rFonts w:ascii="Arial Nova Cond" w:hAnsi="Arial Nova Cond" w:cs="Times New Roman"/>
-                <w:b/>
-                <w:bCs/>
-                <w:color w:val="000000" w:themeColor="text1"/>
+            <w:vAlign w:val="center"/>
+          </w:tcPr>
+          <w:p>
+            <w:pPr>
+              <w:autoSpaceDE w:val="0"/>
+              <w:autoSpaceDN w:val="0"/>
+              <w:adjustRightInd w:val="0"/>
+              <w:jc w:val="center"/>
+              <w:rPr>
+                <w:rFonts w:ascii="Arial Nova Cond" w:hAnsi="Arial Nova Cond" w:cs="Arial"/>
+                <w:color w:val="000000"/>
+                <w:kern w:val="0"/>
+                <w:sz w:val="20"/>
+                <w:szCs w:val="20"/>
+              </w:rPr>
+            </w:pPr>
+            <w:r>
+              <w:rPr>
+                <w:rFonts w:ascii="Arial Nova Cond" w:hAnsi="Arial Nova Cond" w:cs="Arial"/>
+                <w:color w:val="000000"/>
+                <w:kern w:val="0"/>
+                <w:sz w:val="20"/>
+                <w:szCs w:val="20"/>
               </w:rPr>
               <w:t>{{producto5}}</w:t>
             </w:r>
@@ -14992,24 +14974,25 @@
           <w:tcPr>
             <w:tcW w:w="875" w:type="dxa"/>
             <w:vMerge/>
-            <w:tcBorders>
-              <w:top w:val="double" w:sz="4" w:space="0" w:color="47D459" w:themeColor="accent3" w:themeTint="99"/>
-              <w:left w:val="double" w:sz="4" w:space="0" w:color="47D459" w:themeColor="accent3" w:themeTint="99"/>
-              <w:bottom w:val="double" w:sz="4" w:space="0" w:color="47D459" w:themeColor="accent3" w:themeTint="99"/>
-              <w:right w:val="double" w:sz="4" w:space="0" w:color="47D459" w:themeColor="accent3" w:themeTint="99"/>
-            </w:tcBorders>
-            <w:vAlign w:val="center"/>
-            <w:hideMark/>
-          </w:tcPr>
-          <w:p>
-            <w:pPr>
-              <w:spacing w:after="160" w:line="259" w:lineRule="auto"/>
-              <w:ind w:right="-455"/>
-              <w:rPr>
-                <w:rFonts w:ascii="Arial Nova Cond" w:hAnsi="Arial Nova Cond" w:cs="Times New Roman"/>
-                <w:b/>
-                <w:bCs/>
-                <w:color w:val="000000" w:themeColor="text1"/>
+            <w:vAlign w:val="center"/>
+          </w:tcPr>
+          <w:p>
+            <w:pPr>
+              <w:pStyle w:val="Prrafodelista"/>
+              <w:tabs>
+                <w:tab w:val="left" w:pos="0"/>
+                <w:tab w:val="left" w:pos="142"/>
+                <w:tab w:val="left" w:pos="284"/>
+              </w:tabs>
+              <w:spacing w:line="276" w:lineRule="auto"/>
+              <w:ind w:left="0"/>
+              <w:jc w:val="center"/>
+              <w:rPr>
+                <w:rFonts w:ascii="Arial Nova Cond" w:eastAsia="Calibri" w:hAnsi="Arial Nova Cond" w:cs="Times New Roman"/>
+                <w:b/>
+                <w:bCs/>
+                <w:sz w:val="20"/>
+                <w:szCs w:val="20"/>
                 <w:lang w:val="es-ES_tradnl"/>
               </w:rPr>
             </w:pPr>
@@ -15018,33 +15001,35 @@
         <w:tc>
           <w:tcPr>
             <w:tcW w:w="1095" w:type="dxa"/>
-            <w:tcBorders>
-              <w:top w:val="double" w:sz="4" w:space="0" w:color="47D459" w:themeColor="accent3" w:themeTint="99"/>
-              <w:left w:val="double" w:sz="4" w:space="0" w:color="47D459" w:themeColor="accent3" w:themeTint="99"/>
-              <w:bottom w:val="double" w:sz="4" w:space="0" w:color="47D459" w:themeColor="accent3" w:themeTint="99"/>
-              <w:right w:val="double" w:sz="4" w:space="0" w:color="47D459" w:themeColor="accent3" w:themeTint="99"/>
-            </w:tcBorders>
-            <w:vAlign w:val="center"/>
-            <w:hideMark/>
-          </w:tcPr>
-          <w:p>
-            <w:pPr>
-              <w:spacing w:after="160" w:line="259" w:lineRule="auto"/>
-              <w:ind w:right="-455"/>
-              <w:rPr>
-                <w:rFonts w:ascii="Arial Nova Cond" w:hAnsi="Arial Nova Cond" w:cs="Times New Roman"/>
-                <w:b/>
-                <w:bCs/>
-                <w:color w:val="000000" w:themeColor="text1"/>
+            <w:vAlign w:val="center"/>
+          </w:tcPr>
+          <w:p>
+            <w:pPr>
+              <w:pStyle w:val="Prrafodelista"/>
+              <w:tabs>
+                <w:tab w:val="left" w:pos="0"/>
+                <w:tab w:val="left" w:pos="142"/>
+                <w:tab w:val="left" w:pos="284"/>
+              </w:tabs>
+              <w:spacing w:line="276" w:lineRule="auto"/>
+              <w:ind w:left="0"/>
+              <w:jc w:val="center"/>
+              <w:rPr>
+                <w:rFonts w:ascii="Arial Nova Cond" w:eastAsia="Calibri" w:hAnsi="Arial Nova Cond" w:cs="Times New Roman"/>
+                <w:b/>
+                <w:bCs/>
+                <w:sz w:val="20"/>
+                <w:szCs w:val="20"/>
                 <w:lang w:val="es-ES_tradnl"/>
               </w:rPr>
             </w:pPr>
             <w:r>
               <w:rPr>
-                <w:rFonts w:ascii="Arial Nova Cond" w:hAnsi="Arial Nova Cond" w:cs="Times New Roman"/>
-                <w:b/>
-                <w:bCs/>
-                <w:color w:val="000000" w:themeColor="text1"/>
+                <w:rFonts w:ascii="Arial Nova Cond" w:eastAsia="Calibri" w:hAnsi="Arial Nova Cond" w:cs="Times New Roman"/>
+                <w:b/>
+                <w:bCs/>
+                <w:sz w:val="20"/>
+                <w:szCs w:val="20"/>
                 <w:lang w:val="es-ES_tradnl"/>
               </w:rPr>
               <w:t>U 6</w:t>
@@ -15054,31 +15039,23 @@
         <w:tc>
           <w:tcPr>
             <w:tcW w:w="1726" w:type="dxa"/>
-            <w:tcBorders>
-              <w:top w:val="double" w:sz="4" w:space="0" w:color="47D459" w:themeColor="accent3" w:themeTint="99"/>
-              <w:left w:val="double" w:sz="4" w:space="0" w:color="47D459" w:themeColor="accent3" w:themeTint="99"/>
-              <w:bottom w:val="double" w:sz="4" w:space="0" w:color="47D459" w:themeColor="accent3" w:themeTint="99"/>
-              <w:right w:val="double" w:sz="4" w:space="0" w:color="47D459" w:themeColor="accent3" w:themeTint="99"/>
-            </w:tcBorders>
-            <w:vAlign w:val="center"/>
-            <w:hideMark/>
-          </w:tcPr>
-          <w:p>
-            <w:pPr>
-              <w:spacing w:after="160" w:line="259" w:lineRule="auto"/>
-              <w:rPr>
-                <w:rFonts w:ascii="Arial Nova Cond" w:hAnsi="Arial Nova Cond" w:cs="Times New Roman"/>
-                <w:b/>
-                <w:bCs/>
-                <w:color w:val="000000" w:themeColor="text1"/>
-              </w:rPr>
-            </w:pPr>
-            <w:r>
-              <w:rPr>
-                <w:rFonts w:ascii="Arial Nova Cond" w:hAnsi="Arial Nova Cond" w:cs="Times New Roman"/>
-                <w:b/>
-                <w:bCs/>
-                <w:color w:val="000000" w:themeColor="text1"/>
+            <w:vAlign w:val="center"/>
+          </w:tcPr>
+          <w:p>
+            <w:pPr>
+              <w:pStyle w:val="Sinespaciado"/>
+              <w:jc w:val="both"/>
+              <w:rPr>
+                <w:rFonts w:ascii="Arial Nova Cond" w:hAnsi="Arial Nova Cond"/>
+                <w:sz w:val="20"/>
+                <w:szCs w:val="20"/>
+              </w:rPr>
+            </w:pPr>
+            <w:r>
+              <w:rPr>
+                <w:rFonts w:ascii="Arial Nova Cond" w:eastAsia="Calibri" w:hAnsi="Arial Nova Cond" w:cs="Times New Roman"/>
+                <w:sz w:val="20"/>
+                <w:szCs w:val="20"/>
                 <w:lang w:val="es-ES_tradnl"/>
               </w:rPr>
               <w:t>{{problemapotencialidad6}}</w:t>
@@ -15088,33 +15065,31 @@
         <w:tc>
           <w:tcPr>
             <w:tcW w:w="6169" w:type="dxa"/>
-            <w:tcBorders>
-              <w:top w:val="double" w:sz="4" w:space="0" w:color="47D459" w:themeColor="accent3" w:themeTint="99"/>
-              <w:left w:val="double" w:sz="4" w:space="0" w:color="47D459" w:themeColor="accent3" w:themeTint="99"/>
-              <w:bottom w:val="double" w:sz="4" w:space="0" w:color="47D459" w:themeColor="accent3" w:themeTint="99"/>
-              <w:right w:val="double" w:sz="4" w:space="0" w:color="47D459" w:themeColor="accent3" w:themeTint="99"/>
-            </w:tcBorders>
-            <w:vAlign w:val="center"/>
-            <w:hideMark/>
-          </w:tcPr>
-          <w:p>
-            <w:pPr>
-              <w:spacing w:after="160" w:line="259" w:lineRule="auto"/>
-              <w:ind w:right="-455"/>
-              <w:rPr>
-                <w:rFonts w:ascii="Arial Nova Cond" w:hAnsi="Arial Nova Cond" w:cs="Times New Roman"/>
-                <w:b/>
-                <w:bCs/>
-                <w:color w:val="000000" w:themeColor="text1"/>
+            <w:vAlign w:val="center"/>
+          </w:tcPr>
+          <w:p>
+            <w:pPr>
+              <w:pStyle w:val="Prrafodelista"/>
+              <w:tabs>
+                <w:tab w:val="left" w:pos="0"/>
+                <w:tab w:val="left" w:pos="142"/>
+                <w:tab w:val="left" w:pos="284"/>
+              </w:tabs>
+              <w:spacing w:line="276" w:lineRule="auto"/>
+              <w:ind w:left="0"/>
+              <w:jc w:val="both"/>
+              <w:rPr>
+                <w:rFonts w:ascii="Arial Nova Cond" w:eastAsia="Calibri" w:hAnsi="Arial Nova Cond" w:cs="Times New Roman"/>
+                <w:sz w:val="20"/>
+                <w:szCs w:val="20"/>
                 <w:lang w:val="es-ES_tradnl"/>
               </w:rPr>
             </w:pPr>
             <w:r>
               <w:rPr>
-                <w:rFonts w:ascii="Arial Nova Cond" w:hAnsi="Arial Nova Cond" w:cs="Times New Roman"/>
-                <w:b/>
-                <w:bCs/>
-                <w:color w:val="000000" w:themeColor="text1"/>
+                <w:rFonts w:ascii="Arial Nova Cond" w:eastAsia="Calibri" w:hAnsi="Arial Nova Cond" w:cs="Times New Roman"/>
+                <w:sz w:val="20"/>
+                <w:szCs w:val="20"/>
                 <w:lang w:val="es-ES_tradnl"/>
               </w:rPr>
               <w:t>{{situacionsignificativa6}}</w:t>
@@ -15124,31 +15099,29 @@
         <w:tc>
           <w:tcPr>
             <w:tcW w:w="2015" w:type="dxa"/>
-            <w:tcBorders>
-              <w:top w:val="double" w:sz="4" w:space="0" w:color="47D459" w:themeColor="accent3" w:themeTint="99"/>
-              <w:left w:val="double" w:sz="4" w:space="0" w:color="47D459" w:themeColor="accent3" w:themeTint="99"/>
-              <w:bottom w:val="double" w:sz="4" w:space="0" w:color="47D459" w:themeColor="accent3" w:themeTint="99"/>
-              <w:right w:val="double" w:sz="4" w:space="0" w:color="47D459" w:themeColor="accent3" w:themeTint="99"/>
-            </w:tcBorders>
-            <w:vAlign w:val="center"/>
-            <w:hideMark/>
-          </w:tcPr>
-          <w:p>
-            <w:pPr>
-              <w:spacing w:after="160" w:line="259" w:lineRule="auto"/>
-              <w:rPr>
-                <w:rFonts w:ascii="Arial Nova Cond" w:hAnsi="Arial Nova Cond" w:cs="Times New Roman"/>
-                <w:b/>
-                <w:bCs/>
-                <w:color w:val="000000" w:themeColor="text1"/>
-              </w:rPr>
-            </w:pPr>
-            <w:r>
-              <w:rPr>
-                <w:rFonts w:ascii="Arial Nova Cond" w:hAnsi="Arial Nova Cond" w:cs="Times New Roman"/>
-                <w:b/>
-                <w:bCs/>
-                <w:color w:val="000000" w:themeColor="text1"/>
+            <w:vAlign w:val="center"/>
+          </w:tcPr>
+          <w:p>
+            <w:pPr>
+              <w:autoSpaceDE w:val="0"/>
+              <w:autoSpaceDN w:val="0"/>
+              <w:adjustRightInd w:val="0"/>
+              <w:jc w:val="center"/>
+              <w:rPr>
+                <w:rFonts w:ascii="Arial Nova Cond" w:hAnsi="Arial Nova Cond" w:cs="Arial"/>
+                <w:color w:val="0070C0"/>
+                <w:kern w:val="0"/>
+                <w:sz w:val="20"/>
+                <w:szCs w:val="20"/>
+              </w:rPr>
+            </w:pPr>
+            <w:r>
+              <w:rPr>
+                <w:rFonts w:ascii="Arial Nova Cond" w:hAnsi="Arial Nova Cond" w:cs="Arial"/>
+                <w:color w:val="000000"/>
+                <w:kern w:val="0"/>
+                <w:sz w:val="20"/>
+                <w:szCs w:val="20"/>
               </w:rPr>
               <w:t>{{titulosituacionsignificativa6}}</w:t>
             </w:r>
@@ -15157,32 +15130,29 @@
         <w:tc>
           <w:tcPr>
             <w:tcW w:w="1634" w:type="dxa"/>
-            <w:tcBorders>
-              <w:top w:val="double" w:sz="4" w:space="0" w:color="47D459" w:themeColor="accent3" w:themeTint="99"/>
-              <w:left w:val="double" w:sz="4" w:space="0" w:color="47D459" w:themeColor="accent3" w:themeTint="99"/>
-              <w:bottom w:val="double" w:sz="4" w:space="0" w:color="47D459" w:themeColor="accent3" w:themeTint="99"/>
-              <w:right w:val="double" w:sz="4" w:space="0" w:color="47D459" w:themeColor="accent3" w:themeTint="99"/>
-            </w:tcBorders>
-            <w:vAlign w:val="center"/>
-            <w:hideMark/>
-          </w:tcPr>
-          <w:p>
-            <w:pPr>
-              <w:spacing w:after="160" w:line="259" w:lineRule="auto"/>
-              <w:ind w:right="-51"/>
-              <w:rPr>
-                <w:rFonts w:ascii="Arial Nova Cond" w:hAnsi="Arial Nova Cond" w:cs="Times New Roman"/>
-                <w:b/>
-                <w:bCs/>
-                <w:color w:val="000000" w:themeColor="text1"/>
-              </w:rPr>
-            </w:pPr>
-            <w:r>
-              <w:rPr>
-                <w:rFonts w:ascii="Arial Nova Cond" w:hAnsi="Arial Nova Cond" w:cs="Times New Roman"/>
-                <w:b/>
-                <w:bCs/>
-                <w:color w:val="000000" w:themeColor="text1"/>
+            <w:vAlign w:val="center"/>
+          </w:tcPr>
+          <w:p>
+            <w:pPr>
+              <w:autoSpaceDE w:val="0"/>
+              <w:autoSpaceDN w:val="0"/>
+              <w:adjustRightInd w:val="0"/>
+              <w:jc w:val="both"/>
+              <w:rPr>
+                <w:rFonts w:ascii="Arial Nova Cond" w:hAnsi="Arial Nova Cond" w:cs="Arial"/>
+                <w:color w:val="000000"/>
+                <w:kern w:val="0"/>
+                <w:sz w:val="20"/>
+                <w:szCs w:val="20"/>
+              </w:rPr>
+            </w:pPr>
+            <w:r>
+              <w:rPr>
+                <w:rFonts w:ascii="Arial Nova Cond" w:hAnsi="Arial Nova Cond" w:cs="Arial"/>
+                <w:color w:val="000000"/>
+                <w:kern w:val="0"/>
+                <w:sz w:val="20"/>
+                <w:szCs w:val="20"/>
               </w:rPr>
               <w:t>{{competencias6}}</w:t>
             </w:r>
@@ -15191,32 +15161,29 @@
         <w:tc>
           <w:tcPr>
             <w:tcW w:w="1337" w:type="dxa"/>
-            <w:tcBorders>
-              <w:top w:val="double" w:sz="4" w:space="0" w:color="47D459" w:themeColor="accent3" w:themeTint="99"/>
-              <w:left w:val="double" w:sz="4" w:space="0" w:color="47D459" w:themeColor="accent3" w:themeTint="99"/>
-              <w:bottom w:val="double" w:sz="4" w:space="0" w:color="47D459" w:themeColor="accent3" w:themeTint="99"/>
-              <w:right w:val="double" w:sz="4" w:space="0" w:color="47D459" w:themeColor="accent3" w:themeTint="99"/>
-            </w:tcBorders>
-            <w:vAlign w:val="center"/>
-            <w:hideMark/>
-          </w:tcPr>
-          <w:p>
-            <w:pPr>
-              <w:spacing w:after="160" w:line="259" w:lineRule="auto"/>
-              <w:ind w:right="-455"/>
-              <w:rPr>
-                <w:rFonts w:ascii="Arial Nova Cond" w:hAnsi="Arial Nova Cond" w:cs="Times New Roman"/>
-                <w:b/>
-                <w:bCs/>
-                <w:color w:val="000000" w:themeColor="text1"/>
-              </w:rPr>
-            </w:pPr>
-            <w:r>
-              <w:rPr>
-                <w:rFonts w:ascii="Arial Nova Cond" w:hAnsi="Arial Nova Cond" w:cs="Times New Roman"/>
-                <w:b/>
-                <w:bCs/>
-                <w:color w:val="000000" w:themeColor="text1"/>
+            <w:vAlign w:val="center"/>
+          </w:tcPr>
+          <w:p>
+            <w:pPr>
+              <w:autoSpaceDE w:val="0"/>
+              <w:autoSpaceDN w:val="0"/>
+              <w:adjustRightInd w:val="0"/>
+              <w:jc w:val="center"/>
+              <w:rPr>
+                <w:rFonts w:ascii="Arial Nova Cond" w:hAnsi="Arial Nova Cond" w:cs="Arial"/>
+                <w:color w:val="000000"/>
+                <w:kern w:val="0"/>
+                <w:sz w:val="20"/>
+                <w:szCs w:val="20"/>
+              </w:rPr>
+            </w:pPr>
+            <w:r>
+              <w:rPr>
+                <w:rFonts w:ascii="Arial Nova Cond" w:hAnsi="Arial Nova Cond" w:cs="Arial"/>
+                <w:color w:val="000000"/>
+                <w:kern w:val="0"/>
+                <w:sz w:val="20"/>
+                <w:szCs w:val="20"/>
               </w:rPr>
               <w:t>{{producto6}}</w:t>
             </w:r>
@@ -15232,33 +15199,35 @@
           <w:tcPr>
             <w:tcW w:w="875" w:type="dxa"/>
             <w:vMerge w:val="restart"/>
-            <w:tcBorders>
-              <w:top w:val="double" w:sz="4" w:space="0" w:color="47D459" w:themeColor="accent3" w:themeTint="99"/>
-              <w:left w:val="double" w:sz="4" w:space="0" w:color="47D459" w:themeColor="accent3" w:themeTint="99"/>
-              <w:bottom w:val="double" w:sz="4" w:space="0" w:color="47D459" w:themeColor="accent3" w:themeTint="99"/>
-              <w:right w:val="double" w:sz="4" w:space="0" w:color="47D459" w:themeColor="accent3" w:themeTint="99"/>
-            </w:tcBorders>
-            <w:vAlign w:val="center"/>
-            <w:hideMark/>
-          </w:tcPr>
-          <w:p>
-            <w:pPr>
-              <w:spacing w:after="160" w:line="259" w:lineRule="auto"/>
-              <w:ind w:right="-455"/>
-              <w:rPr>
-                <w:rFonts w:ascii="Arial Nova Cond" w:hAnsi="Arial Nova Cond" w:cs="Times New Roman"/>
-                <w:b/>
-                <w:bCs/>
-                <w:color w:val="000000" w:themeColor="text1"/>
+            <w:vAlign w:val="center"/>
+          </w:tcPr>
+          <w:p>
+            <w:pPr>
+              <w:pStyle w:val="Prrafodelista"/>
+              <w:tabs>
+                <w:tab w:val="left" w:pos="0"/>
+                <w:tab w:val="left" w:pos="142"/>
+                <w:tab w:val="left" w:pos="284"/>
+              </w:tabs>
+              <w:spacing w:line="276" w:lineRule="auto"/>
+              <w:ind w:left="0"/>
+              <w:jc w:val="center"/>
+              <w:rPr>
+                <w:rFonts w:ascii="Arial Nova Cond" w:eastAsia="Calibri" w:hAnsi="Arial Nova Cond" w:cs="Times New Roman"/>
+                <w:b/>
+                <w:bCs/>
+                <w:sz w:val="20"/>
+                <w:szCs w:val="20"/>
                 <w:lang w:val="es-ES_tradnl"/>
               </w:rPr>
             </w:pPr>
             <w:r>
               <w:rPr>
-                <w:rFonts w:ascii="Arial Nova Cond" w:hAnsi="Arial Nova Cond" w:cs="Times New Roman"/>
-                <w:b/>
-                <w:bCs/>
-                <w:color w:val="000000" w:themeColor="text1"/>
+                <w:rFonts w:ascii="Arial Nova Cond" w:eastAsia="Calibri" w:hAnsi="Arial Nova Cond" w:cs="Times New Roman"/>
+                <w:b/>
+                <w:bCs/>
+                <w:sz w:val="20"/>
+                <w:szCs w:val="20"/>
                 <w:lang w:val="es-ES_tradnl"/>
               </w:rPr>
               <w:t>IV</w:t>
@@ -15268,33 +15237,35 @@
         <w:tc>
           <w:tcPr>
             <w:tcW w:w="1095" w:type="dxa"/>
-            <w:tcBorders>
-              <w:top w:val="double" w:sz="4" w:space="0" w:color="47D459" w:themeColor="accent3" w:themeTint="99"/>
-              <w:left w:val="double" w:sz="4" w:space="0" w:color="47D459" w:themeColor="accent3" w:themeTint="99"/>
-              <w:bottom w:val="double" w:sz="4" w:space="0" w:color="47D459" w:themeColor="accent3" w:themeTint="99"/>
-              <w:right w:val="double" w:sz="4" w:space="0" w:color="47D459" w:themeColor="accent3" w:themeTint="99"/>
-            </w:tcBorders>
-            <w:vAlign w:val="center"/>
-            <w:hideMark/>
-          </w:tcPr>
-          <w:p>
-            <w:pPr>
-              <w:spacing w:after="160" w:line="259" w:lineRule="auto"/>
-              <w:ind w:right="-455"/>
-              <w:rPr>
-                <w:rFonts w:ascii="Arial Nova Cond" w:hAnsi="Arial Nova Cond" w:cs="Times New Roman"/>
-                <w:b/>
-                <w:bCs/>
-                <w:color w:val="000000" w:themeColor="text1"/>
+            <w:vAlign w:val="center"/>
+          </w:tcPr>
+          <w:p>
+            <w:pPr>
+              <w:pStyle w:val="Prrafodelista"/>
+              <w:tabs>
+                <w:tab w:val="left" w:pos="0"/>
+                <w:tab w:val="left" w:pos="142"/>
+                <w:tab w:val="left" w:pos="284"/>
+              </w:tabs>
+              <w:spacing w:line="276" w:lineRule="auto"/>
+              <w:ind w:left="0"/>
+              <w:jc w:val="center"/>
+              <w:rPr>
+                <w:rFonts w:ascii="Arial Nova Cond" w:eastAsia="Calibri" w:hAnsi="Arial Nova Cond" w:cs="Times New Roman"/>
+                <w:b/>
+                <w:bCs/>
+                <w:sz w:val="20"/>
+                <w:szCs w:val="20"/>
                 <w:lang w:val="es-ES_tradnl"/>
               </w:rPr>
             </w:pPr>
             <w:r>
               <w:rPr>
-                <w:rFonts w:ascii="Arial Nova Cond" w:hAnsi="Arial Nova Cond" w:cs="Times New Roman"/>
-                <w:b/>
-                <w:bCs/>
-                <w:color w:val="000000" w:themeColor="text1"/>
+                <w:rFonts w:ascii="Arial Nova Cond" w:eastAsia="Calibri" w:hAnsi="Arial Nova Cond" w:cs="Times New Roman"/>
+                <w:b/>
+                <w:bCs/>
+                <w:sz w:val="20"/>
+                <w:szCs w:val="20"/>
                 <w:lang w:val="es-ES_tradnl"/>
               </w:rPr>
               <w:t>U 7</w:t>
@@ -15304,32 +15275,31 @@
         <w:tc>
           <w:tcPr>
             <w:tcW w:w="1726" w:type="dxa"/>
-            <w:tcBorders>
-              <w:top w:val="double" w:sz="4" w:space="0" w:color="47D459" w:themeColor="accent3" w:themeTint="99"/>
-              <w:left w:val="double" w:sz="4" w:space="0" w:color="47D459" w:themeColor="accent3" w:themeTint="99"/>
-              <w:bottom w:val="double" w:sz="4" w:space="0" w:color="47D459" w:themeColor="accent3" w:themeTint="99"/>
-              <w:right w:val="double" w:sz="4" w:space="0" w:color="47D459" w:themeColor="accent3" w:themeTint="99"/>
-            </w:tcBorders>
-            <w:vAlign w:val="center"/>
-            <w:hideMark/>
-          </w:tcPr>
-          <w:p>
-            <w:pPr>
-              <w:spacing w:after="160" w:line="259" w:lineRule="auto"/>
-              <w:rPr>
-                <w:rFonts w:ascii="Arial Nova Cond" w:hAnsi="Arial Nova Cond" w:cs="Times New Roman"/>
-                <w:b/>
-                <w:bCs/>
-                <w:color w:val="000000" w:themeColor="text1"/>
+            <w:vAlign w:val="center"/>
+          </w:tcPr>
+          <w:p>
+            <w:pPr>
+              <w:pStyle w:val="Prrafodelista"/>
+              <w:tabs>
+                <w:tab w:val="left" w:pos="0"/>
+                <w:tab w:val="left" w:pos="142"/>
+                <w:tab w:val="left" w:pos="284"/>
+              </w:tabs>
+              <w:spacing w:line="276" w:lineRule="auto"/>
+              <w:ind w:left="0"/>
+              <w:rPr>
+                <w:rFonts w:ascii="Arial Nova Cond" w:eastAsia="Calibri" w:hAnsi="Arial Nova Cond" w:cs="Times New Roman"/>
+                <w:color w:val="000000" w:themeColor="text1"/>
+                <w:sz w:val="20"/>
+                <w:szCs w:val="20"/>
                 <w:lang w:val="es-ES_tradnl"/>
               </w:rPr>
             </w:pPr>
             <w:r>
               <w:rPr>
-                <w:rFonts w:ascii="Arial Nova Cond" w:hAnsi="Arial Nova Cond" w:cs="Times New Roman"/>
-                <w:b/>
-                <w:bCs/>
-                <w:color w:val="000000" w:themeColor="text1"/>
+                <w:rFonts w:ascii="Arial Nova Cond" w:eastAsia="Calibri" w:hAnsi="Arial Nova Cond" w:cs="Times New Roman"/>
+                <w:sz w:val="20"/>
+                <w:szCs w:val="20"/>
                 <w:lang w:val="es-ES_tradnl"/>
               </w:rPr>
               <w:t>{{problemapotencialidad7}}</w:t>
@@ -15339,32 +15309,31 @@
         <w:tc>
           <w:tcPr>
             <w:tcW w:w="6169" w:type="dxa"/>
-            <w:tcBorders>
-              <w:top w:val="double" w:sz="4" w:space="0" w:color="47D459" w:themeColor="accent3" w:themeTint="99"/>
-              <w:left w:val="double" w:sz="4" w:space="0" w:color="47D459" w:themeColor="accent3" w:themeTint="99"/>
-              <w:bottom w:val="double" w:sz="4" w:space="0" w:color="47D459" w:themeColor="accent3" w:themeTint="99"/>
-              <w:right w:val="double" w:sz="4" w:space="0" w:color="47D459" w:themeColor="accent3" w:themeTint="99"/>
-            </w:tcBorders>
-            <w:vAlign w:val="center"/>
-            <w:hideMark/>
-          </w:tcPr>
-          <w:p>
-            <w:pPr>
-              <w:spacing w:after="160" w:line="259" w:lineRule="auto"/>
-              <w:ind w:right="-455"/>
-              <w:rPr>
-                <w:rFonts w:ascii="Arial Nova Cond" w:hAnsi="Arial Nova Cond" w:cs="Times New Roman"/>
-                <w:b/>
-                <w:bCs/>
-                <w:color w:val="000000" w:themeColor="text1"/>
-              </w:rPr>
-            </w:pPr>
-            <w:r>
-              <w:rPr>
-                <w:rFonts w:ascii="Arial Nova Cond" w:hAnsi="Arial Nova Cond" w:cs="Times New Roman"/>
-                <w:b/>
-                <w:bCs/>
-                <w:color w:val="000000" w:themeColor="text1"/>
+            <w:vAlign w:val="center"/>
+          </w:tcPr>
+          <w:p>
+            <w:pPr>
+              <w:pStyle w:val="Prrafodelista"/>
+              <w:tabs>
+                <w:tab w:val="left" w:pos="0"/>
+                <w:tab w:val="left" w:pos="142"/>
+                <w:tab w:val="left" w:pos="284"/>
+              </w:tabs>
+              <w:spacing w:line="276" w:lineRule="auto"/>
+              <w:ind w:left="0"/>
+              <w:jc w:val="both"/>
+              <w:rPr>
+                <w:rFonts w:ascii="Arial Nova Cond" w:hAnsi="Arial Nova Cond"/>
+                <w:color w:val="000000" w:themeColor="text1"/>
+                <w:sz w:val="20"/>
+                <w:szCs w:val="20"/>
+              </w:rPr>
+            </w:pPr>
+            <w:r>
+              <w:rPr>
+                <w:rFonts w:ascii="Arial Nova Cond" w:eastAsia="Calibri" w:hAnsi="Arial Nova Cond" w:cs="Times New Roman"/>
+                <w:sz w:val="20"/>
+                <w:szCs w:val="20"/>
                 <w:lang w:val="es-ES_tradnl"/>
               </w:rPr>
               <w:t>{{situacionsignificativa7}}</w:t>
@@ -15374,31 +15343,29 @@
         <w:tc>
           <w:tcPr>
             <w:tcW w:w="2015" w:type="dxa"/>
-            <w:tcBorders>
-              <w:top w:val="double" w:sz="4" w:space="0" w:color="47D459" w:themeColor="accent3" w:themeTint="99"/>
-              <w:left w:val="double" w:sz="4" w:space="0" w:color="47D459" w:themeColor="accent3" w:themeTint="99"/>
-              <w:bottom w:val="double" w:sz="4" w:space="0" w:color="47D459" w:themeColor="accent3" w:themeTint="99"/>
-              <w:right w:val="double" w:sz="4" w:space="0" w:color="47D459" w:themeColor="accent3" w:themeTint="99"/>
-            </w:tcBorders>
-            <w:vAlign w:val="center"/>
-            <w:hideMark/>
-          </w:tcPr>
-          <w:p>
-            <w:pPr>
-              <w:spacing w:after="160" w:line="259" w:lineRule="auto"/>
-              <w:rPr>
-                <w:rFonts w:ascii="Arial Nova Cond" w:hAnsi="Arial Nova Cond" w:cs="Times New Roman"/>
-                <w:b/>
-                <w:bCs/>
-                <w:color w:val="000000" w:themeColor="text1"/>
-              </w:rPr>
-            </w:pPr>
-            <w:r>
-              <w:rPr>
-                <w:rFonts w:ascii="Arial Nova Cond" w:hAnsi="Arial Nova Cond" w:cs="Times New Roman"/>
-                <w:b/>
-                <w:bCs/>
-                <w:color w:val="000000" w:themeColor="text1"/>
+            <w:vAlign w:val="center"/>
+          </w:tcPr>
+          <w:p>
+            <w:pPr>
+              <w:autoSpaceDE w:val="0"/>
+              <w:autoSpaceDN w:val="0"/>
+              <w:adjustRightInd w:val="0"/>
+              <w:jc w:val="center"/>
+              <w:rPr>
+                <w:rFonts w:ascii="Arial Nova Cond" w:hAnsi="Arial Nova Cond" w:cs="Arial"/>
+                <w:color w:val="000000" w:themeColor="text1"/>
+                <w:kern w:val="0"/>
+                <w:sz w:val="20"/>
+                <w:szCs w:val="20"/>
+              </w:rPr>
+            </w:pPr>
+            <w:r>
+              <w:rPr>
+                <w:rFonts w:ascii="Arial Nova Cond" w:hAnsi="Arial Nova Cond" w:cs="Arial"/>
+                <w:color w:val="000000"/>
+                <w:kern w:val="0"/>
+                <w:sz w:val="20"/>
+                <w:szCs w:val="20"/>
               </w:rPr>
               <w:t>{{titulosituacionsignificativa7}}</w:t>
             </w:r>
@@ -15407,32 +15374,29 @@
         <w:tc>
           <w:tcPr>
             <w:tcW w:w="1634" w:type="dxa"/>
-            <w:tcBorders>
-              <w:top w:val="double" w:sz="4" w:space="0" w:color="47D459" w:themeColor="accent3" w:themeTint="99"/>
-              <w:left w:val="double" w:sz="4" w:space="0" w:color="47D459" w:themeColor="accent3" w:themeTint="99"/>
-              <w:bottom w:val="double" w:sz="4" w:space="0" w:color="47D459" w:themeColor="accent3" w:themeTint="99"/>
-              <w:right w:val="double" w:sz="4" w:space="0" w:color="47D459" w:themeColor="accent3" w:themeTint="99"/>
-            </w:tcBorders>
-            <w:vAlign w:val="center"/>
-            <w:hideMark/>
-          </w:tcPr>
-          <w:p>
-            <w:pPr>
-              <w:spacing w:after="160" w:line="259" w:lineRule="auto"/>
-              <w:ind w:right="-51"/>
-              <w:rPr>
-                <w:rFonts w:ascii="Arial Nova Cond" w:hAnsi="Arial Nova Cond" w:cs="Times New Roman"/>
-                <w:b/>
-                <w:bCs/>
-                <w:color w:val="000000" w:themeColor="text1"/>
-              </w:rPr>
-            </w:pPr>
-            <w:r>
-              <w:rPr>
-                <w:rFonts w:ascii="Arial Nova Cond" w:hAnsi="Arial Nova Cond" w:cs="Times New Roman"/>
-                <w:b/>
-                <w:bCs/>
-                <w:color w:val="000000" w:themeColor="text1"/>
+            <w:vAlign w:val="center"/>
+          </w:tcPr>
+          <w:p>
+            <w:pPr>
+              <w:autoSpaceDE w:val="0"/>
+              <w:autoSpaceDN w:val="0"/>
+              <w:adjustRightInd w:val="0"/>
+              <w:jc w:val="both"/>
+              <w:rPr>
+                <w:rFonts w:ascii="Arial Nova Cond" w:hAnsi="Arial Nova Cond" w:cs="Arial"/>
+                <w:color w:val="000000"/>
+                <w:kern w:val="0"/>
+                <w:sz w:val="20"/>
+                <w:szCs w:val="20"/>
+              </w:rPr>
+            </w:pPr>
+            <w:r>
+              <w:rPr>
+                <w:rFonts w:ascii="Arial Nova Cond" w:hAnsi="Arial Nova Cond" w:cs="Arial"/>
+                <w:color w:val="000000"/>
+                <w:kern w:val="0"/>
+                <w:sz w:val="20"/>
+                <w:szCs w:val="20"/>
               </w:rPr>
               <w:t>{{competencias7}}</w:t>
             </w:r>
@@ -15441,32 +15405,29 @@
         <w:tc>
           <w:tcPr>
             <w:tcW w:w="1337" w:type="dxa"/>
-            <w:tcBorders>
-              <w:top w:val="double" w:sz="4" w:space="0" w:color="47D459" w:themeColor="accent3" w:themeTint="99"/>
-              <w:left w:val="double" w:sz="4" w:space="0" w:color="47D459" w:themeColor="accent3" w:themeTint="99"/>
-              <w:bottom w:val="double" w:sz="4" w:space="0" w:color="47D459" w:themeColor="accent3" w:themeTint="99"/>
-              <w:right w:val="double" w:sz="4" w:space="0" w:color="47D459" w:themeColor="accent3" w:themeTint="99"/>
-            </w:tcBorders>
-            <w:vAlign w:val="center"/>
-            <w:hideMark/>
-          </w:tcPr>
-          <w:p>
-            <w:pPr>
-              <w:spacing w:after="160" w:line="259" w:lineRule="auto"/>
-              <w:ind w:right="-455"/>
-              <w:rPr>
-                <w:rFonts w:ascii="Arial Nova Cond" w:hAnsi="Arial Nova Cond" w:cs="Times New Roman"/>
-                <w:b/>
-                <w:bCs/>
-                <w:color w:val="000000" w:themeColor="text1"/>
-              </w:rPr>
-            </w:pPr>
-            <w:r>
-              <w:rPr>
-                <w:rFonts w:ascii="Arial Nova Cond" w:hAnsi="Arial Nova Cond" w:cs="Times New Roman"/>
-                <w:b/>
-                <w:bCs/>
-                <w:color w:val="000000" w:themeColor="text1"/>
+            <w:vAlign w:val="center"/>
+          </w:tcPr>
+          <w:p>
+            <w:pPr>
+              <w:autoSpaceDE w:val="0"/>
+              <w:autoSpaceDN w:val="0"/>
+              <w:adjustRightInd w:val="0"/>
+              <w:jc w:val="center"/>
+              <w:rPr>
+                <w:rFonts w:ascii="Arial Nova Cond" w:hAnsi="Arial Nova Cond" w:cs="Arial"/>
+                <w:color w:val="000000"/>
+                <w:kern w:val="0"/>
+                <w:sz w:val="20"/>
+                <w:szCs w:val="20"/>
+              </w:rPr>
+            </w:pPr>
+            <w:r>
+              <w:rPr>
+                <w:rFonts w:ascii="Arial Nova Cond" w:hAnsi="Arial Nova Cond" w:cs="Arial"/>
+                <w:color w:val="000000"/>
+                <w:kern w:val="0"/>
+                <w:sz w:val="20"/>
+                <w:szCs w:val="20"/>
               </w:rPr>
               <w:t>{{producto7}}</w:t>
             </w:r>
@@ -15482,24 +15443,25 @@
           <w:tcPr>
             <w:tcW w:w="875" w:type="dxa"/>
             <w:vMerge/>
-            <w:tcBorders>
-              <w:top w:val="double" w:sz="4" w:space="0" w:color="47D459" w:themeColor="accent3" w:themeTint="99"/>
-              <w:left w:val="double" w:sz="4" w:space="0" w:color="47D459" w:themeColor="accent3" w:themeTint="99"/>
-              <w:bottom w:val="double" w:sz="4" w:space="0" w:color="47D459" w:themeColor="accent3" w:themeTint="99"/>
-              <w:right w:val="double" w:sz="4" w:space="0" w:color="47D459" w:themeColor="accent3" w:themeTint="99"/>
-            </w:tcBorders>
-            <w:vAlign w:val="center"/>
-            <w:hideMark/>
-          </w:tcPr>
-          <w:p>
-            <w:pPr>
-              <w:spacing w:after="160" w:line="259" w:lineRule="auto"/>
-              <w:ind w:right="-455"/>
-              <w:rPr>
-                <w:rFonts w:ascii="Arial Nova Cond" w:hAnsi="Arial Nova Cond" w:cs="Times New Roman"/>
-                <w:b/>
-                <w:bCs/>
-                <w:color w:val="000000" w:themeColor="text1"/>
+            <w:vAlign w:val="center"/>
+          </w:tcPr>
+          <w:p>
+            <w:pPr>
+              <w:pStyle w:val="Prrafodelista"/>
+              <w:tabs>
+                <w:tab w:val="left" w:pos="0"/>
+                <w:tab w:val="left" w:pos="142"/>
+                <w:tab w:val="left" w:pos="284"/>
+              </w:tabs>
+              <w:spacing w:line="276" w:lineRule="auto"/>
+              <w:ind w:left="0"/>
+              <w:jc w:val="center"/>
+              <w:rPr>
+                <w:rFonts w:ascii="Arial Nova Cond" w:eastAsia="Calibri" w:hAnsi="Arial Nova Cond" w:cs="Times New Roman"/>
+                <w:b/>
+                <w:bCs/>
+                <w:sz w:val="20"/>
+                <w:szCs w:val="20"/>
                 <w:lang w:val="es-ES_tradnl"/>
               </w:rPr>
             </w:pPr>
@@ -15508,33 +15470,35 @@
         <w:tc>
           <w:tcPr>
             <w:tcW w:w="1095" w:type="dxa"/>
-            <w:tcBorders>
-              <w:top w:val="double" w:sz="4" w:space="0" w:color="47D459" w:themeColor="accent3" w:themeTint="99"/>
-              <w:left w:val="double" w:sz="4" w:space="0" w:color="47D459" w:themeColor="accent3" w:themeTint="99"/>
-              <w:bottom w:val="double" w:sz="4" w:space="0" w:color="47D459" w:themeColor="accent3" w:themeTint="99"/>
-              <w:right w:val="double" w:sz="4" w:space="0" w:color="47D459" w:themeColor="accent3" w:themeTint="99"/>
-            </w:tcBorders>
-            <w:vAlign w:val="center"/>
-            <w:hideMark/>
-          </w:tcPr>
-          <w:p>
-            <w:pPr>
-              <w:spacing w:after="160" w:line="259" w:lineRule="auto"/>
-              <w:ind w:right="-455"/>
-              <w:rPr>
-                <w:rFonts w:ascii="Arial Nova Cond" w:hAnsi="Arial Nova Cond" w:cs="Times New Roman"/>
-                <w:b/>
-                <w:bCs/>
-                <w:color w:val="000000" w:themeColor="text1"/>
+            <w:vAlign w:val="center"/>
+          </w:tcPr>
+          <w:p>
+            <w:pPr>
+              <w:pStyle w:val="Prrafodelista"/>
+              <w:tabs>
+                <w:tab w:val="left" w:pos="0"/>
+                <w:tab w:val="left" w:pos="142"/>
+                <w:tab w:val="left" w:pos="284"/>
+              </w:tabs>
+              <w:spacing w:line="276" w:lineRule="auto"/>
+              <w:ind w:left="0"/>
+              <w:jc w:val="center"/>
+              <w:rPr>
+                <w:rFonts w:ascii="Arial Nova Cond" w:eastAsia="Calibri" w:hAnsi="Arial Nova Cond" w:cs="Times New Roman"/>
+                <w:b/>
+                <w:bCs/>
+                <w:sz w:val="20"/>
+                <w:szCs w:val="20"/>
                 <w:lang w:val="es-ES_tradnl"/>
               </w:rPr>
             </w:pPr>
             <w:r>
               <w:rPr>
-                <w:rFonts w:ascii="Arial Nova Cond" w:hAnsi="Arial Nova Cond" w:cs="Times New Roman"/>
-                <w:b/>
-                <w:bCs/>
-                <w:color w:val="000000" w:themeColor="text1"/>
+                <w:rFonts w:ascii="Arial Nova Cond" w:eastAsia="Calibri" w:hAnsi="Arial Nova Cond" w:cs="Times New Roman"/>
+                <w:b/>
+                <w:bCs/>
+                <w:sz w:val="20"/>
+                <w:szCs w:val="20"/>
                 <w:lang w:val="es-ES_tradnl"/>
               </w:rPr>
               <w:t>U 8</w:t>
@@ -15544,32 +15508,31 @@
         <w:tc>
           <w:tcPr>
             <w:tcW w:w="1726" w:type="dxa"/>
-            <w:tcBorders>
-              <w:top w:val="double" w:sz="4" w:space="0" w:color="47D459" w:themeColor="accent3" w:themeTint="99"/>
-              <w:left w:val="double" w:sz="4" w:space="0" w:color="47D459" w:themeColor="accent3" w:themeTint="99"/>
-              <w:bottom w:val="double" w:sz="4" w:space="0" w:color="47D459" w:themeColor="accent3" w:themeTint="99"/>
-              <w:right w:val="double" w:sz="4" w:space="0" w:color="47D459" w:themeColor="accent3" w:themeTint="99"/>
-            </w:tcBorders>
-            <w:vAlign w:val="center"/>
-            <w:hideMark/>
-          </w:tcPr>
-          <w:p>
-            <w:pPr>
-              <w:spacing w:after="160" w:line="259" w:lineRule="auto"/>
-              <w:rPr>
-                <w:rFonts w:ascii="Arial Nova Cond" w:hAnsi="Arial Nova Cond" w:cs="Times New Roman"/>
-                <w:b/>
-                <w:bCs/>
-                <w:color w:val="000000" w:themeColor="text1"/>
+            <w:vAlign w:val="center"/>
+          </w:tcPr>
+          <w:p>
+            <w:pPr>
+              <w:pStyle w:val="Prrafodelista"/>
+              <w:tabs>
+                <w:tab w:val="left" w:pos="0"/>
+                <w:tab w:val="left" w:pos="142"/>
+                <w:tab w:val="left" w:pos="284"/>
+              </w:tabs>
+              <w:spacing w:line="276" w:lineRule="auto"/>
+              <w:ind w:left="0"/>
+              <w:rPr>
+                <w:rFonts w:ascii="Arial Nova Cond" w:eastAsia="Calibri" w:hAnsi="Arial Nova Cond" w:cs="Times New Roman"/>
+                <w:color w:val="000000" w:themeColor="text1"/>
+                <w:sz w:val="20"/>
+                <w:szCs w:val="20"/>
                 <w:lang w:val="es-ES_tradnl"/>
               </w:rPr>
             </w:pPr>
             <w:r>
               <w:rPr>
-                <w:rFonts w:ascii="Arial Nova Cond" w:hAnsi="Arial Nova Cond" w:cs="Times New Roman"/>
-                <w:b/>
-                <w:bCs/>
-                <w:color w:val="000000" w:themeColor="text1"/>
+                <w:rFonts w:ascii="Arial Nova Cond" w:eastAsia="Calibri" w:hAnsi="Arial Nova Cond" w:cs="Times New Roman"/>
+                <w:sz w:val="20"/>
+                <w:szCs w:val="20"/>
                 <w:lang w:val="es-ES_tradnl"/>
               </w:rPr>
               <w:t>{{problemapotencialidad8}}</w:t>
@@ -15579,33 +15542,32 @@
         <w:tc>
           <w:tcPr>
             <w:tcW w:w="6169" w:type="dxa"/>
-            <w:tcBorders>
-              <w:top w:val="double" w:sz="4" w:space="0" w:color="47D459" w:themeColor="accent3" w:themeTint="99"/>
-              <w:left w:val="double" w:sz="4" w:space="0" w:color="47D459" w:themeColor="accent3" w:themeTint="99"/>
-              <w:bottom w:val="double" w:sz="4" w:space="0" w:color="47D459" w:themeColor="accent3" w:themeTint="99"/>
-              <w:right w:val="double" w:sz="4" w:space="0" w:color="47D459" w:themeColor="accent3" w:themeTint="99"/>
-            </w:tcBorders>
-            <w:vAlign w:val="center"/>
-            <w:hideMark/>
-          </w:tcPr>
-          <w:p>
-            <w:pPr>
-              <w:spacing w:after="160" w:line="259" w:lineRule="auto"/>
-              <w:ind w:right="-455"/>
-              <w:rPr>
-                <w:rFonts w:ascii="Arial Nova Cond" w:hAnsi="Arial Nova Cond" w:cs="Times New Roman"/>
-                <w:b/>
-                <w:bCs/>
-                <w:color w:val="000000" w:themeColor="text1"/>
+            <w:vAlign w:val="center"/>
+          </w:tcPr>
+          <w:p>
+            <w:pPr>
+              <w:pStyle w:val="Prrafodelista"/>
+              <w:tabs>
+                <w:tab w:val="left" w:pos="0"/>
+                <w:tab w:val="left" w:pos="142"/>
+                <w:tab w:val="left" w:pos="284"/>
+              </w:tabs>
+              <w:spacing w:line="276" w:lineRule="auto"/>
+              <w:ind w:left="0"/>
+              <w:jc w:val="both"/>
+              <w:rPr>
+                <w:rFonts w:ascii="Arial Nova Cond" w:eastAsia="Calibri" w:hAnsi="Arial Nova Cond" w:cs="Times New Roman"/>
+                <w:color w:val="000000" w:themeColor="text1"/>
+                <w:sz w:val="20"/>
+                <w:szCs w:val="20"/>
                 <w:lang w:val="es-ES_tradnl"/>
               </w:rPr>
             </w:pPr>
             <w:r>
               <w:rPr>
-                <w:rFonts w:ascii="Arial Nova Cond" w:hAnsi="Arial Nova Cond" w:cs="Times New Roman"/>
-                <w:b/>
-                <w:bCs/>
-                <w:color w:val="000000" w:themeColor="text1"/>
+                <w:rFonts w:ascii="Arial Nova Cond" w:eastAsia="Calibri" w:hAnsi="Arial Nova Cond" w:cs="Times New Roman"/>
+                <w:sz w:val="20"/>
+                <w:szCs w:val="20"/>
                 <w:lang w:val="es-ES_tradnl"/>
               </w:rPr>
               <w:t>{{situacionsignificativa8}}</w:t>
@@ -15615,32 +15577,28 @@
         <w:tc>
           <w:tcPr>
             <w:tcW w:w="2015" w:type="dxa"/>
-            <w:tcBorders>
-              <w:top w:val="double" w:sz="4" w:space="0" w:color="47D459" w:themeColor="accent3" w:themeTint="99"/>
-              <w:left w:val="double" w:sz="4" w:space="0" w:color="47D459" w:themeColor="accent3" w:themeTint="99"/>
-              <w:bottom w:val="double" w:sz="4" w:space="0" w:color="47D459" w:themeColor="accent3" w:themeTint="99"/>
-              <w:right w:val="double" w:sz="4" w:space="0" w:color="47D459" w:themeColor="accent3" w:themeTint="99"/>
-            </w:tcBorders>
-            <w:vAlign w:val="center"/>
-            <w:hideMark/>
-          </w:tcPr>
-          <w:p>
-            <w:pPr>
-              <w:spacing w:after="160" w:line="259" w:lineRule="auto"/>
-              <w:rPr>
-                <w:rFonts w:ascii="Arial Nova Cond" w:hAnsi="Arial Nova Cond" w:cs="Times New Roman"/>
-                <w:b/>
-                <w:bCs/>
-                <w:color w:val="000000" w:themeColor="text1"/>
+            <w:vAlign w:val="center"/>
+          </w:tcPr>
+          <w:p>
+            <w:pPr>
+              <w:autoSpaceDE w:val="0"/>
+              <w:autoSpaceDN w:val="0"/>
+              <w:adjustRightInd w:val="0"/>
+              <w:jc w:val="center"/>
+              <w:rPr>
+                <w:rFonts w:ascii="Arial Nova Cond" w:eastAsia="Calibri" w:hAnsi="Arial Nova Cond" w:cs="Times New Roman"/>
+                <w:sz w:val="20"/>
+                <w:szCs w:val="20"/>
                 <w:lang w:val="es-ES_tradnl"/>
               </w:rPr>
             </w:pPr>
             <w:r>
               <w:rPr>
-                <w:rFonts w:ascii="Arial Nova Cond" w:hAnsi="Arial Nova Cond" w:cs="Times New Roman"/>
-                <w:b/>
-                <w:bCs/>
-                <w:color w:val="000000" w:themeColor="text1"/>
+                <w:rFonts w:ascii="Arial Nova Cond" w:hAnsi="Arial Nova Cond" w:cs="Arial"/>
+                <w:color w:val="000000"/>
+                <w:kern w:val="0"/>
+                <w:sz w:val="20"/>
+                <w:szCs w:val="20"/>
               </w:rPr>
               <w:t>{{titulosituacionsignificativa8}}</w:t>
             </w:r>
@@ -15649,32 +15607,29 @@
         <w:tc>
           <w:tcPr>
             <w:tcW w:w="1634" w:type="dxa"/>
-            <w:tcBorders>
-              <w:top w:val="double" w:sz="4" w:space="0" w:color="47D459" w:themeColor="accent3" w:themeTint="99"/>
-              <w:left w:val="double" w:sz="4" w:space="0" w:color="47D459" w:themeColor="accent3" w:themeTint="99"/>
-              <w:bottom w:val="double" w:sz="4" w:space="0" w:color="47D459" w:themeColor="accent3" w:themeTint="99"/>
-              <w:right w:val="double" w:sz="4" w:space="0" w:color="47D459" w:themeColor="accent3" w:themeTint="99"/>
-            </w:tcBorders>
-            <w:vAlign w:val="center"/>
-            <w:hideMark/>
-          </w:tcPr>
-          <w:p>
-            <w:pPr>
-              <w:spacing w:after="160" w:line="259" w:lineRule="auto"/>
-              <w:ind w:right="-51"/>
-              <w:rPr>
-                <w:rFonts w:ascii="Arial Nova Cond" w:hAnsi="Arial Nova Cond" w:cs="Times New Roman"/>
-                <w:b/>
-                <w:bCs/>
-                <w:color w:val="000000" w:themeColor="text1"/>
-              </w:rPr>
-            </w:pPr>
-            <w:r>
-              <w:rPr>
-                <w:rFonts w:ascii="Arial Nova Cond" w:hAnsi="Arial Nova Cond" w:cs="Times New Roman"/>
-                <w:b/>
-                <w:bCs/>
-                <w:color w:val="000000" w:themeColor="text1"/>
+            <w:vAlign w:val="center"/>
+          </w:tcPr>
+          <w:p>
+            <w:pPr>
+              <w:autoSpaceDE w:val="0"/>
+              <w:autoSpaceDN w:val="0"/>
+              <w:adjustRightInd w:val="0"/>
+              <w:jc w:val="both"/>
+              <w:rPr>
+                <w:rFonts w:ascii="Arial Nova Cond" w:hAnsi="Arial Nova Cond" w:cs="Arial"/>
+                <w:color w:val="000000"/>
+                <w:kern w:val="0"/>
+                <w:sz w:val="20"/>
+                <w:szCs w:val="20"/>
+              </w:rPr>
+            </w:pPr>
+            <w:r>
+              <w:rPr>
+                <w:rFonts w:ascii="Arial Nova Cond" w:hAnsi="Arial Nova Cond" w:cs="Arial"/>
+                <w:color w:val="000000"/>
+                <w:kern w:val="0"/>
+                <w:sz w:val="20"/>
+                <w:szCs w:val="20"/>
               </w:rPr>
               <w:t>{{competencias8}}</w:t>
             </w:r>
@@ -15683,38 +15638,36 @@
         <w:tc>
           <w:tcPr>
             <w:tcW w:w="1337" w:type="dxa"/>
-            <w:tcBorders>
-              <w:top w:val="double" w:sz="4" w:space="0" w:color="47D459" w:themeColor="accent3" w:themeTint="99"/>
-              <w:left w:val="double" w:sz="4" w:space="0" w:color="47D459" w:themeColor="accent3" w:themeTint="99"/>
-              <w:bottom w:val="double" w:sz="4" w:space="0" w:color="47D459" w:themeColor="accent3" w:themeTint="99"/>
-              <w:right w:val="double" w:sz="4" w:space="0" w:color="47D459" w:themeColor="accent3" w:themeTint="99"/>
-            </w:tcBorders>
-            <w:vAlign w:val="center"/>
-            <w:hideMark/>
-          </w:tcPr>
-          <w:p>
-            <w:pPr>
-              <w:spacing w:after="160" w:line="259" w:lineRule="auto"/>
-              <w:ind w:right="-455"/>
-              <w:rPr>
-                <w:rFonts w:ascii="Arial Nova Cond" w:hAnsi="Arial Nova Cond" w:cs="Times New Roman"/>
-                <w:b/>
-                <w:bCs/>
-                <w:color w:val="000000" w:themeColor="text1"/>
-              </w:rPr>
-            </w:pPr>
-            <w:r>
-              <w:rPr>
-                <w:rFonts w:ascii="Arial Nova Cond" w:hAnsi="Arial Nova Cond" w:cs="Times New Roman"/>
-                <w:b/>
-                <w:bCs/>
-                <w:color w:val="000000" w:themeColor="text1"/>
+            <w:vAlign w:val="center"/>
+          </w:tcPr>
+          <w:p>
+            <w:pPr>
+              <w:autoSpaceDE w:val="0"/>
+              <w:autoSpaceDN w:val="0"/>
+              <w:adjustRightInd w:val="0"/>
+              <w:jc w:val="center"/>
+              <w:rPr>
+                <w:rFonts w:ascii="Arial Nova Cond" w:hAnsi="Arial Nova Cond" w:cs="Arial"/>
+                <w:color w:val="000000"/>
+                <w:kern w:val="0"/>
+                <w:sz w:val="20"/>
+                <w:szCs w:val="20"/>
+              </w:rPr>
+            </w:pPr>
+            <w:r>
+              <w:rPr>
+                <w:rFonts w:ascii="Arial Nova Cond" w:hAnsi="Arial Nova Cond" w:cs="Arial"/>
+                <w:color w:val="000000"/>
+                <w:kern w:val="0"/>
+                <w:sz w:val="20"/>
+                <w:szCs w:val="20"/>
               </w:rPr>
               <w:t>{{producto8}}</w:t>
             </w:r>
           </w:p>
         </w:tc>
       </w:tr>
+      <w:bookmarkEnd w:id="0"/>
     </w:tbl>
     <w:p>
       <w:pPr>
@@ -24695,6 +24648,7 @@
               </w:rPr>
               <w:t>Docentes y directivos fomentan una valoración sana y respetuosa del cuerpo e in</w:t>
             </w:r>
+            <w:proofErr w:type="gramStart"/>
             <w:r>
               <w:rPr>
                 <w:rFonts w:ascii="Arial Nova Cond" w:hAnsi="Arial Nova Cond"/>
@@ -24707,7 +24661,15 @@
                 <w:rFonts w:ascii="Arial Nova Cond" w:hAnsi="Arial Nova Cond"/>
                 <w:color w:val="000000" w:themeColor="text1"/>
               </w:rPr>
-              <w:t>tegridad de las personas; en especial, se previene y atiende adecuadamente las posibles situaciones de violencia sexual (Ejemplo: tocamientos indebidos, acoso, etc.).</w:t>
+              <w:t>tegridad</w:t>
+            </w:r>
+            <w:proofErr w:type="gramEnd"/>
+            <w:r>
+              <w:rPr>
+                <w:rFonts w:ascii="Arial Nova Cond" w:hAnsi="Arial Nova Cond"/>
+                <w:color w:val="000000" w:themeColor="text1"/>
+              </w:rPr>
+              <w:t xml:space="preserve"> de las personas; en especial, se previene y atiende adecuadamente las posibles situaciones de violencia sexual (Ejemplo: tocamientos indebidos, acoso, etc.).</w:t>
             </w:r>
           </w:p>
         </w:tc>
@@ -30671,7 +30633,7 @@
                     </wp:anchor>
                   </w:drawing>
                 </mc:Choice>
-                <mc:Fallback>
+                <mc:Fallback xmlns:w16sdtfl="http://schemas.microsoft.com/office/word/2024/wordml/sdtformatlock">
                   <w:pict>
                     <v:group w14:anchorId="5F5B797D" id="Grupo 7" o:spid="_x0000_s1029" style="position:absolute;left:0;text-align:left;margin-left:124.45pt;margin-top:20.25pt;width:429.5pt;height:51pt;z-index:251663360;mso-position-horizontal-relative:margin;mso-width-relative:margin;mso-height-relative:margin" coordsize="54546,7018" o:gfxdata="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">
                       <v:shapetype id="_x0000_t202" coordsize="21600,21600" o:spt="202" path="m,l,21600r21600,l21600,xe">
@@ -30816,7 +30778,7 @@
 </file>
 
 <file path=word/endnotes.xml><?xml version="1.0" encoding="utf-8"?>
-<w:endnotes xmlns:wpc="http://schemas.microsoft.com/office/word/2010/wordprocessingCanvas" xmlns:cx="http://schemas.microsoft.com/office/drawing/2014/chartex" xmlns:cx1="http://schemas.microsoft.com/office/drawing/2015/9/8/chartex" xmlns:cx2="http://schemas.microsoft.com/office/drawing/2015/10/21/chartex" xmlns:cx3="http://schemas.microsoft.com/office/drawing/2016/5/9/chartex" xmlns:cx4="http://schemas.microsoft.com/office/drawing/2016/5/10/chartex" xmlns:cx5="http://schemas.microsoft.com/office/drawing/2016/5/11/chartex" xmlns:cx6="http://schemas.microsoft.com/office/drawing/2016/5/12/chartex" xmlns:cx7="http://schemas.microsoft.com/office/drawing/2016/5/13/chartex" xmlns:cx8="http://schemas.microsoft.com/office/drawing/2016/5/14/chartex" xmlns:mc="http://schemas.openxmlformats.org/markup-compatibility/2006" xmlns:aink="http://schemas.microsoft.com/office/drawing/2016/ink" xmlns:am3d="http://schemas.microsoft.com/office/drawing/2017/model3d" xmlns:o="urn:schemas-microsoft-com:office:office" xmlns:oel="http://schemas.microsoft.com/office/2019/extlst" xmlns:r="http://schemas.openxmlformats.org/officeDocument/2006/relationships" xmlns:m="http://schemas.openxmlformats.org/officeDocument/2006/math" xmlns:v="urn:schemas-microsoft-com:vml" xmlns:wp14="http://schemas.microsoft.com/office/word/2010/wordprocessingDrawing" xmlns:wp="http://schemas.openxmlformats.org/drawingml/2006/wordprocessingDrawing" xmlns:w10="urn:schemas-microsoft-com:office:word" xmlns:w="http://schemas.openxmlformats.org/wordprocessingml/2006/main" xmlns:w14="http://schemas.microsoft.com/office/word/2010/wordml" xmlns:w15="http://schemas.microsoft.com/office/word/2012/wordml" xmlns:w16cex="http://schemas.microsoft.com/office/word/2018/wordml/cex" xmlns:w16cid="http://schemas.microsoft.com/office/word/2016/wordml/cid" xmlns:w16="http://schemas.microsoft.com/office/word/2018/wordml" xmlns:w16du="http://schemas.microsoft.com/office/word/2023/wordml/word16du" xmlns:w16sdtdh="http://schemas.microsoft.com/office/word/2020/wordml/sdtdatahash" xmlns:w16sdtfl="http://schemas.microsoft.com/office/word/2024/wordml/sdtformatlock" xmlns:w16se="http://schemas.microsoft.com/office/word/2015/wordml/symex" xmlns:wpg="http://schemas.microsoft.com/office/word/2010/wordprocessingGroup" xmlns:wpi="http://schemas.microsoft.com/office/word/2010/wordprocessingInk" xmlns:wne="http://schemas.microsoft.com/office/word/2006/wordml" xmlns:wps="http://schemas.microsoft.com/office/word/2010/wordprocessingShape" mc:Ignorable="w14 w15 w16se w16cid w16 w16cex w16sdtdh w16sdtfl w16du wp14">
+<w:endnotes xmlns:wpc="http://schemas.microsoft.com/office/word/2010/wordprocessingCanvas" xmlns:cx="http://schemas.microsoft.com/office/drawing/2014/chartex" xmlns:cx1="http://schemas.microsoft.com/office/drawing/2015/9/8/chartex" xmlns:cx2="http://schemas.microsoft.com/office/drawing/2015/10/21/chartex" xmlns:cx3="http://schemas.microsoft.com/office/drawing/2016/5/9/chartex" xmlns:cx4="http://schemas.microsoft.com/office/drawing/2016/5/10/chartex" xmlns:cx5="http://schemas.microsoft.com/office/drawing/2016/5/11/chartex" xmlns:cx6="http://schemas.microsoft.com/office/drawing/2016/5/12/chartex" xmlns:cx7="http://schemas.microsoft.com/office/drawing/2016/5/13/chartex" xmlns:cx8="http://schemas.microsoft.com/office/drawing/2016/5/14/chartex" xmlns:mc="http://schemas.openxmlformats.org/markup-compatibility/2006" xmlns:aink="http://schemas.microsoft.com/office/drawing/2016/ink" xmlns:am3d="http://schemas.microsoft.com/office/drawing/2017/model3d" xmlns:o="urn:schemas-microsoft-com:office:office" xmlns:oel="http://schemas.microsoft.com/office/2019/extlst" xmlns:r="http://schemas.openxmlformats.org/officeDocument/2006/relationships" xmlns:m="http://schemas.openxmlformats.org/officeDocument/2006/math" xmlns:v="urn:schemas-microsoft-com:vml" xmlns:wp14="http://schemas.microsoft.com/office/word/2010/wordprocessingDrawing" xmlns:wp="http://schemas.openxmlformats.org/drawingml/2006/wordprocessingDrawing" xmlns:w10="urn:schemas-microsoft-com:office:word" xmlns:w="http://schemas.openxmlformats.org/wordprocessingml/2006/main" xmlns:w14="http://schemas.microsoft.com/office/word/2010/wordml" xmlns:w15="http://schemas.microsoft.com/office/word/2012/wordml" xmlns:w16cex="http://schemas.microsoft.com/office/word/2018/wordml/cex" xmlns:w16cid="http://schemas.microsoft.com/office/word/2016/wordml/cid" xmlns:w16="http://schemas.microsoft.com/office/word/2018/wordml" xmlns:w16du="http://schemas.microsoft.com/office/word/2023/wordml/word16du" xmlns:w16sdtdh="http://schemas.microsoft.com/office/word/2020/wordml/sdtdatahash" xmlns:w16se="http://schemas.microsoft.com/office/word/2015/wordml/symex" xmlns:wpg="http://schemas.microsoft.com/office/word/2010/wordprocessingGroup" xmlns:wpi="http://schemas.microsoft.com/office/word/2010/wordprocessingInk" xmlns:wne="http://schemas.microsoft.com/office/word/2006/wordml" xmlns:wps="http://schemas.microsoft.com/office/word/2010/wordprocessingShape" mc:Ignorable="w14 w15 w16se w16cid w16 w16cex w16sdtdh w16du wp14">
   <w:endnote w:type="separator" w:id="-1">
     <w:p>
       <w:pPr>
@@ -30841,7 +30803,7 @@
 </file>
 
 <file path=word/footer1.xml><?xml version="1.0" encoding="utf-8"?>
-<w:ftr xmlns:wpc="http://schemas.microsoft.com/office/word/2010/wordprocessingCanvas" xmlns:cx="http://schemas.microsoft.com/office/drawing/2014/chartex" xmlns:cx1="http://schemas.microsoft.com/office/drawing/2015/9/8/chartex" xmlns:cx2="http://schemas.microsoft.com/office/drawing/2015/10/21/chartex" xmlns:cx3="http://schemas.microsoft.com/office/drawing/2016/5/9/chartex" xmlns:cx4="http://schemas.microsoft.com/office/drawing/2016/5/10/chartex" xmlns:cx5="http://schemas.microsoft.com/office/drawing/2016/5/11/chartex" xmlns:cx6="http://schemas.microsoft.com/office/drawing/2016/5/12/chartex" xmlns:cx7="http://schemas.microsoft.com/office/drawing/2016/5/13/chartex" xmlns:cx8="http://schemas.microsoft.com/office/drawing/2016/5/14/chartex" xmlns:mc="http://schemas.openxmlformats.org/markup-compatibility/2006" xmlns:aink="http://schemas.microsoft.com/office/drawing/2016/ink" xmlns:am3d="http://schemas.microsoft.com/office/drawing/2017/model3d" xmlns:o="urn:schemas-microsoft-com:office:office" xmlns:oel="http://schemas.microsoft.com/office/2019/extlst" xmlns:r="http://schemas.openxmlformats.org/officeDocument/2006/relationships" xmlns:m="http://schemas.openxmlformats.org/officeDocument/2006/math" xmlns:v="urn:schemas-microsoft-com:vml" xmlns:wp14="http://schemas.microsoft.com/office/word/2010/wordprocessingDrawing" xmlns:wp="http://schemas.openxmlformats.org/drawingml/2006/wordprocessingDrawing" xmlns:w10="urn:schemas-microsoft-com:office:word" xmlns:w="http://schemas.openxmlformats.org/wordprocessingml/2006/main" xmlns:w14="http://schemas.microsoft.com/office/word/2010/wordml" xmlns:w15="http://schemas.microsoft.com/office/word/2012/wordml" xmlns:w16cex="http://schemas.microsoft.com/office/word/2018/wordml/cex" xmlns:w16cid="http://schemas.microsoft.com/office/word/2016/wordml/cid" xmlns:w16="http://schemas.microsoft.com/office/word/2018/wordml" xmlns:w16du="http://schemas.microsoft.com/office/word/2023/wordml/word16du" xmlns:w16sdtdh="http://schemas.microsoft.com/office/word/2020/wordml/sdtdatahash" xmlns:w16sdtfl="http://schemas.microsoft.com/office/word/2024/wordml/sdtformatlock" xmlns:w16se="http://schemas.microsoft.com/office/word/2015/wordml/symex" xmlns:wpg="http://schemas.microsoft.com/office/word/2010/wordprocessingGroup" xmlns:wpi="http://schemas.microsoft.com/office/word/2010/wordprocessingInk" xmlns:wne="http://schemas.microsoft.com/office/word/2006/wordml" xmlns:wps="http://schemas.microsoft.com/office/word/2010/wordprocessingShape" mc:Ignorable="w14 w15 w16se w16cid w16 w16cex w16sdtdh w16sdtfl w16du wp14">
+<w:ftr xmlns:wpc="http://schemas.microsoft.com/office/word/2010/wordprocessingCanvas" xmlns:cx="http://schemas.microsoft.com/office/drawing/2014/chartex" xmlns:cx1="http://schemas.microsoft.com/office/drawing/2015/9/8/chartex" xmlns:cx2="http://schemas.microsoft.com/office/drawing/2015/10/21/chartex" xmlns:cx3="http://schemas.microsoft.com/office/drawing/2016/5/9/chartex" xmlns:cx4="http://schemas.microsoft.com/office/drawing/2016/5/10/chartex" xmlns:cx5="http://schemas.microsoft.com/office/drawing/2016/5/11/chartex" xmlns:cx6="http://schemas.microsoft.com/office/drawing/2016/5/12/chartex" xmlns:cx7="http://schemas.microsoft.com/office/drawing/2016/5/13/chartex" xmlns:cx8="http://schemas.microsoft.com/office/drawing/2016/5/14/chartex" xmlns:mc="http://schemas.openxmlformats.org/markup-compatibility/2006" xmlns:aink="http://schemas.microsoft.com/office/drawing/2016/ink" xmlns:am3d="http://schemas.microsoft.com/office/drawing/2017/model3d" xmlns:o="urn:schemas-microsoft-com:office:office" xmlns:oel="http://schemas.microsoft.com/office/2019/extlst" xmlns:r="http://schemas.openxmlformats.org/officeDocument/2006/relationships" xmlns:m="http://schemas.openxmlformats.org/officeDocument/2006/math" xmlns:v="urn:schemas-microsoft-com:vml" xmlns:wp14="http://schemas.microsoft.com/office/word/2010/wordprocessingDrawing" xmlns:wp="http://schemas.openxmlformats.org/drawingml/2006/wordprocessingDrawing" xmlns:w10="urn:schemas-microsoft-com:office:word" xmlns:w="http://schemas.openxmlformats.org/wordprocessingml/2006/main" xmlns:w14="http://schemas.microsoft.com/office/word/2010/wordml" xmlns:w15="http://schemas.microsoft.com/office/word/2012/wordml" xmlns:w16cex="http://schemas.microsoft.com/office/word/2018/wordml/cex" xmlns:w16cid="http://schemas.microsoft.com/office/word/2016/wordml/cid" xmlns:w16="http://schemas.microsoft.com/office/word/2018/wordml" xmlns:w16du="http://schemas.microsoft.com/office/word/2023/wordml/word16du" xmlns:w16sdtdh="http://schemas.microsoft.com/office/word/2020/wordml/sdtdatahash" xmlns:w16se="http://schemas.microsoft.com/office/word/2015/wordml/symex" xmlns:wpg="http://schemas.microsoft.com/office/word/2010/wordprocessingGroup" xmlns:wpi="http://schemas.microsoft.com/office/word/2010/wordprocessingInk" xmlns:wne="http://schemas.microsoft.com/office/word/2006/wordml" xmlns:wps="http://schemas.microsoft.com/office/word/2010/wordprocessingShape" mc:Ignorable="w14 w15 w16se w16cid w16 w16cex w16sdtdh w16du wp14">
   <w:p>
     <w:pPr>
       <w:pStyle w:val="Piedepgina"/>
@@ -30978,7 +30940,7 @@
             </wp:anchor>
           </w:drawing>
         </mc:Choice>
-        <mc:Fallback>
+        <mc:Fallback xmlns:w16sdtfl="http://schemas.microsoft.com/office/word/2024/wordml/sdtformatlock">
           <w:pict>
             <v:rect w14:anchorId="2CE52D90" id="Rectángulo 45" o:spid="_x0000_s1032" style="position:absolute;margin-left:-28.5pt;margin-top:9.1pt;width:34.55pt;height:25.2pt;z-index:251661312;visibility:visible;mso-wrap-style:square;mso-width-percent:0;mso-height-percent:0;mso-wrap-distance-left:0;mso-wrap-distance-top:0;mso-wrap-distance-right:0;mso-wrap-distance-bottom:0;mso-position-horizontal:absolute;mso-position-horizontal-relative:right-margin-area;mso-position-vertical:absolute;mso-position-vertical-relative:bottom-margin-area;mso-width-percent:0;mso-height-percent:0;mso-width-relative:margin;mso-height-relative:margin;v-text-anchor:bottom" o:gfxdata="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" fillcolor="#196b24 [3206]" stroked="f" strokeweight="3pt">
               <v:textbox>
@@ -31237,7 +31199,7 @@
             </wp:anchor>
           </w:drawing>
         </mc:Choice>
-        <mc:Fallback>
+        <mc:Fallback xmlns:w16sdtfl="http://schemas.microsoft.com/office/word/2024/wordml/sdtformatlock">
           <w:pict>
             <v:group w14:anchorId="14A25C6B" id="Grupo 43" o:spid="_x0000_s1033" style="position:absolute;margin-left:416.8pt;margin-top:0;width:468pt;height:25.2pt;z-index:251662336;mso-width-percent:1000;mso-top-percent:200;mso-wrap-distance-left:0;mso-wrap-distance-right:0;mso-position-horizontal:right;mso-position-horizontal-relative:margin;mso-position-vertical-relative:bottom-margin-area;mso-width-percent:1000;mso-top-percent:200;mso-width-relative:margin;mso-height-relative:margin" coordsize="59626,3238" o:gfxdata="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">
               <v:rect id="Rectángulo 38" o:spid="_x0000_s1034" style="position:absolute;left:190;width:59436;height:188;visibility:visible;mso-wrap-style:square;v-text-anchor:middle" o:gfxdata="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" fillcolor="#196b24 [3206]" stroked="f" strokeweight="1pt"/>
@@ -31320,7 +31282,7 @@
 </file>
 
 <file path=word/footnotes.xml><?xml version="1.0" encoding="utf-8"?>
-<w:footnotes xmlns:wpc="http://schemas.microsoft.com/office/word/2010/wordprocessingCanvas" xmlns:cx="http://schemas.microsoft.com/office/drawing/2014/chartex" xmlns:cx1="http://schemas.microsoft.com/office/drawing/2015/9/8/chartex" xmlns:cx2="http://schemas.microsoft.com/office/drawing/2015/10/21/chartex" xmlns:cx3="http://schemas.microsoft.com/office/drawing/2016/5/9/chartex" xmlns:cx4="http://schemas.microsoft.com/office/drawing/2016/5/10/chartex" xmlns:cx5="http://schemas.microsoft.com/office/drawing/2016/5/11/chartex" xmlns:cx6="http://schemas.microsoft.com/office/drawing/2016/5/12/chartex" xmlns:cx7="http://schemas.microsoft.com/office/drawing/2016/5/13/chartex" xmlns:cx8="http://schemas.microsoft.com/office/drawing/2016/5/14/chartex" xmlns:mc="http://schemas.openxmlformats.org/markup-compatibility/2006" xmlns:aink="http://schemas.microsoft.com/office/drawing/2016/ink" xmlns:am3d="http://schemas.microsoft.com/office/drawing/2017/model3d" xmlns:o="urn:schemas-microsoft-com:office:office" xmlns:oel="http://schemas.microsoft.com/office/2019/extlst" xmlns:r="http://schemas.openxmlformats.org/officeDocument/2006/relationships" xmlns:m="http://schemas.openxmlformats.org/officeDocument/2006/math" xmlns:v="urn:schemas-microsoft-com:vml" xmlns:wp14="http://schemas.microsoft.com/office/word/2010/wordprocessingDrawing" xmlns:wp="http://schemas.openxmlformats.org/drawingml/2006/wordprocessingDrawing" xmlns:w10="urn:schemas-microsoft-com:office:word" xmlns:w="http://schemas.openxmlformats.org/wordprocessingml/2006/main" xmlns:w14="http://schemas.microsoft.com/office/word/2010/wordml" xmlns:w15="http://schemas.microsoft.com/office/word/2012/wordml" xmlns:w16cex="http://schemas.microsoft.com/office/word/2018/wordml/cex" xmlns:w16cid="http://schemas.microsoft.com/office/word/2016/wordml/cid" xmlns:w16="http://schemas.microsoft.com/office/word/2018/wordml" xmlns:w16du="http://schemas.microsoft.com/office/word/2023/wordml/word16du" xmlns:w16sdtdh="http://schemas.microsoft.com/office/word/2020/wordml/sdtdatahash" xmlns:w16sdtfl="http://schemas.microsoft.com/office/word/2024/wordml/sdtformatlock" xmlns:w16se="http://schemas.microsoft.com/office/word/2015/wordml/symex" xmlns:wpg="http://schemas.microsoft.com/office/word/2010/wordprocessingGroup" xmlns:wpi="http://schemas.microsoft.com/office/word/2010/wordprocessingInk" xmlns:wne="http://schemas.microsoft.com/office/word/2006/wordml" xmlns:wps="http://schemas.microsoft.com/office/word/2010/wordprocessingShape" mc:Ignorable="w14 w15 w16se w16cid w16 w16cex w16sdtdh w16sdtfl w16du wp14">
+<w:footnotes xmlns:wpc="http://schemas.microsoft.com/office/word/2010/wordprocessingCanvas" xmlns:cx="http://schemas.microsoft.com/office/drawing/2014/chartex" xmlns:cx1="http://schemas.microsoft.com/office/drawing/2015/9/8/chartex" xmlns:cx2="http://schemas.microsoft.com/office/drawing/2015/10/21/chartex" xmlns:cx3="http://schemas.microsoft.com/office/drawing/2016/5/9/chartex" xmlns:cx4="http://schemas.microsoft.com/office/drawing/2016/5/10/chartex" xmlns:cx5="http://schemas.microsoft.com/office/drawing/2016/5/11/chartex" xmlns:cx6="http://schemas.microsoft.com/office/drawing/2016/5/12/chartex" xmlns:cx7="http://schemas.microsoft.com/office/drawing/2016/5/13/chartex" xmlns:cx8="http://schemas.microsoft.com/office/drawing/2016/5/14/chartex" xmlns:mc="http://schemas.openxmlformats.org/markup-compatibility/2006" xmlns:aink="http://schemas.microsoft.com/office/drawing/2016/ink" xmlns:am3d="http://schemas.microsoft.com/office/drawing/2017/model3d" xmlns:o="urn:schemas-microsoft-com:office:office" xmlns:oel="http://schemas.microsoft.com/office/2019/extlst" xmlns:r="http://schemas.openxmlformats.org/officeDocument/2006/relationships" xmlns:m="http://schemas.openxmlformats.org/officeDocument/2006/math" xmlns:v="urn:schemas-microsoft-com:vml" xmlns:wp14="http://schemas.microsoft.com/office/word/2010/wordprocessingDrawing" xmlns:wp="http://schemas.openxmlformats.org/drawingml/2006/wordprocessingDrawing" xmlns:w10="urn:schemas-microsoft-com:office:word" xmlns:w="http://schemas.openxmlformats.org/wordprocessingml/2006/main" xmlns:w14="http://schemas.microsoft.com/office/word/2010/wordml" xmlns:w15="http://schemas.microsoft.com/office/word/2012/wordml" xmlns:w16cex="http://schemas.microsoft.com/office/word/2018/wordml/cex" xmlns:w16cid="http://schemas.microsoft.com/office/word/2016/wordml/cid" xmlns:w16="http://schemas.microsoft.com/office/word/2018/wordml" xmlns:w16du="http://schemas.microsoft.com/office/word/2023/wordml/word16du" xmlns:w16sdtdh="http://schemas.microsoft.com/office/word/2020/wordml/sdtdatahash" xmlns:w16se="http://schemas.microsoft.com/office/word/2015/wordml/symex" xmlns:wpg="http://schemas.microsoft.com/office/word/2010/wordprocessingGroup" xmlns:wpi="http://schemas.microsoft.com/office/word/2010/wordprocessingInk" xmlns:wne="http://schemas.microsoft.com/office/word/2006/wordml" xmlns:wps="http://schemas.microsoft.com/office/word/2010/wordprocessingShape" mc:Ignorable="w14 w15 w16se w16cid w16 w16cex w16sdtdh w16du wp14">
   <w:footnote w:type="separator" w:id="-1">
     <w:p>
       <w:pPr>
@@ -31345,7 +31307,7 @@
 </file>
 
 <file path=word/header1.xml><?xml version="1.0" encoding="utf-8"?>
-<w:hdr xmlns:wpc="http://schemas.microsoft.com/office/word/2010/wordprocessingCanvas" xmlns:cx="http://schemas.microsoft.com/office/drawing/2014/chartex" xmlns:cx1="http://schemas.microsoft.com/office/drawing/2015/9/8/chartex" xmlns:cx2="http://schemas.microsoft.com/office/drawing/2015/10/21/chartex" xmlns:cx3="http://schemas.microsoft.com/office/drawing/2016/5/9/chartex" xmlns:cx4="http://schemas.microsoft.com/office/drawing/2016/5/10/chartex" xmlns:cx5="http://schemas.microsoft.com/office/drawing/2016/5/11/chartex" xmlns:cx6="http://schemas.microsoft.com/office/drawing/2016/5/12/chartex" xmlns:cx7="http://schemas.microsoft.com/office/drawing/2016/5/13/chartex" xmlns:cx8="http://schemas.microsoft.com/office/drawing/2016/5/14/chartex" xmlns:mc="http://schemas.openxmlformats.org/markup-compatibility/2006" xmlns:aink="http://schemas.microsoft.com/office/drawing/2016/ink" xmlns:am3d="http://schemas.microsoft.com/office/drawing/2017/model3d" xmlns:o="urn:schemas-microsoft-com:office:office" xmlns:oel="http://schemas.microsoft.com/office/2019/extlst" xmlns:r="http://schemas.openxmlformats.org/officeDocument/2006/relationships" xmlns:m="http://schemas.openxmlformats.org/officeDocument/2006/math" xmlns:v="urn:schemas-microsoft-com:vml" xmlns:wp14="http://schemas.microsoft.com/office/word/2010/wordprocessingDrawing" xmlns:wp="http://schemas.openxmlformats.org/drawingml/2006/wordprocessingDrawing" xmlns:w10="urn:schemas-microsoft-com:office:word" xmlns:w="http://schemas.openxmlformats.org/wordprocessingml/2006/main" xmlns:w14="http://schemas.microsoft.com/office/word/2010/wordml" xmlns:w15="http://schemas.microsoft.com/office/word/2012/wordml" xmlns:w16cex="http://schemas.microsoft.com/office/word/2018/wordml/cex" xmlns:w16cid="http://schemas.microsoft.com/office/word/2016/wordml/cid" xmlns:w16="http://schemas.microsoft.com/office/word/2018/wordml" xmlns:w16du="http://schemas.microsoft.com/office/word/2023/wordml/word16du" xmlns:w16sdtdh="http://schemas.microsoft.com/office/word/2020/wordml/sdtdatahash" xmlns:w16sdtfl="http://schemas.microsoft.com/office/word/2024/wordml/sdtformatlock" xmlns:w16se="http://schemas.microsoft.com/office/word/2015/wordml/symex" xmlns:wpg="http://schemas.microsoft.com/office/word/2010/wordprocessingGroup" xmlns:wpi="http://schemas.microsoft.com/office/word/2010/wordprocessingInk" xmlns:wne="http://schemas.microsoft.com/office/word/2006/wordml" xmlns:wps="http://schemas.microsoft.com/office/word/2010/wordprocessingShape" mc:Ignorable="w14 w15 w16se w16cid w16 w16cex w16sdtdh w16sdtfl w16du wp14">
+<w:hdr xmlns:wpc="http://schemas.microsoft.com/office/word/2010/wordprocessingCanvas" xmlns:cx="http://schemas.microsoft.com/office/drawing/2014/chartex" xmlns:cx1="http://schemas.microsoft.com/office/drawing/2015/9/8/chartex" xmlns:cx2="http://schemas.microsoft.com/office/drawing/2015/10/21/chartex" xmlns:cx3="http://schemas.microsoft.com/office/drawing/2016/5/9/chartex" xmlns:cx4="http://schemas.microsoft.com/office/drawing/2016/5/10/chartex" xmlns:cx5="http://schemas.microsoft.com/office/drawing/2016/5/11/chartex" xmlns:cx6="http://schemas.microsoft.com/office/drawing/2016/5/12/chartex" xmlns:cx7="http://schemas.microsoft.com/office/drawing/2016/5/13/chartex" xmlns:cx8="http://schemas.microsoft.com/office/drawing/2016/5/14/chartex" xmlns:mc="http://schemas.openxmlformats.org/markup-compatibility/2006" xmlns:aink="http://schemas.microsoft.com/office/drawing/2016/ink" xmlns:am3d="http://schemas.microsoft.com/office/drawing/2017/model3d" xmlns:o="urn:schemas-microsoft-com:office:office" xmlns:oel="http://schemas.microsoft.com/office/2019/extlst" xmlns:r="http://schemas.openxmlformats.org/officeDocument/2006/relationships" xmlns:m="http://schemas.openxmlformats.org/officeDocument/2006/math" xmlns:v="urn:schemas-microsoft-com:vml" xmlns:wp14="http://schemas.microsoft.com/office/word/2010/wordprocessingDrawing" xmlns:wp="http://schemas.openxmlformats.org/drawingml/2006/wordprocessingDrawing" xmlns:w10="urn:schemas-microsoft-com:office:word" xmlns:w="http://schemas.openxmlformats.org/wordprocessingml/2006/main" xmlns:w14="http://schemas.microsoft.com/office/word/2010/wordml" xmlns:w15="http://schemas.microsoft.com/office/word/2012/wordml" xmlns:w16cex="http://schemas.microsoft.com/office/word/2018/wordml/cex" xmlns:w16cid="http://schemas.microsoft.com/office/word/2016/wordml/cid" xmlns:w16="http://schemas.microsoft.com/office/word/2018/wordml" xmlns:w16du="http://schemas.microsoft.com/office/word/2023/wordml/word16du" xmlns:w16sdtdh="http://schemas.microsoft.com/office/word/2020/wordml/sdtdatahash" xmlns:w16se="http://schemas.microsoft.com/office/word/2015/wordml/symex" xmlns:wpg="http://schemas.microsoft.com/office/word/2010/wordprocessingGroup" xmlns:wpi="http://schemas.microsoft.com/office/word/2010/wordprocessingInk" xmlns:wne="http://schemas.microsoft.com/office/word/2006/wordml" xmlns:wps="http://schemas.microsoft.com/office/word/2010/wordprocessingShape" mc:Ignorable="w14 w15 w16se w16cid w16 w16cex w16sdtdh w16du wp14">
   <w:tbl>
     <w:tblPr>
       <w:tblStyle w:val="Tablaconcuadrcula"/>
@@ -31635,7 +31597,7 @@
 </file>
 
 <file path=word/numbering.xml><?xml version="1.0" encoding="utf-8"?>
-<w:numbering xmlns:wpc="http://schemas.microsoft.com/office/word/2010/wordprocessingCanvas" xmlns:cx="http://schemas.microsoft.com/office/drawing/2014/chartex" xmlns:cx1="http://schemas.microsoft.com/office/drawing/2015/9/8/chartex" xmlns:cx2="http://schemas.microsoft.com/office/drawing/2015/10/21/chartex" xmlns:cx3="http://schemas.microsoft.com/office/drawing/2016/5/9/chartex" xmlns:cx4="http://schemas.microsoft.com/office/drawing/2016/5/10/chartex" xmlns:cx5="http://schemas.microsoft.com/office/drawing/2016/5/11/chartex" xmlns:cx6="http://schemas.microsoft.com/office/drawing/2016/5/12/chartex" xmlns:cx7="http://schemas.microsoft.com/office/drawing/2016/5/13/chartex" xmlns:cx8="http://schemas.microsoft.com/office/drawing/2016/5/14/chartex" xmlns:mc="http://schemas.openxmlformats.org/markup-compatibility/2006" xmlns:aink="http://schemas.microsoft.com/office/drawing/2016/ink" xmlns:am3d="http://schemas.microsoft.com/office/drawing/2017/model3d" xmlns:o="urn:schemas-microsoft-com:office:office" xmlns:oel="http://schemas.microsoft.com/office/2019/extlst" xmlns:r="http://schemas.openxmlformats.org/officeDocument/2006/relationships" xmlns:m="http://schemas.openxmlformats.org/officeDocument/2006/math" xmlns:v="urn:schemas-microsoft-com:vml" xmlns:wp14="http://schemas.microsoft.com/office/word/2010/wordprocessingDrawing" xmlns:wp="http://schemas.openxmlformats.org/drawingml/2006/wordprocessingDrawing" xmlns:w10="urn:schemas-microsoft-com:office:word" xmlns:w="http://schemas.openxmlformats.org/wordprocessingml/2006/main" xmlns:w14="http://schemas.microsoft.com/office/word/2010/wordml" xmlns:w15="http://schemas.microsoft.com/office/word/2012/wordml" xmlns:w16cex="http://schemas.microsoft.com/office/word/2018/wordml/cex" xmlns:w16cid="http://schemas.microsoft.com/office/word/2016/wordml/cid" xmlns:w16="http://schemas.microsoft.com/office/word/2018/wordml" xmlns:w16du="http://schemas.microsoft.com/office/word/2023/wordml/word16du" xmlns:w16sdtdh="http://schemas.microsoft.com/office/word/2020/wordml/sdtdatahash" xmlns:w16sdtfl="http://schemas.microsoft.com/office/word/2024/wordml/sdtformatlock" xmlns:w16se="http://schemas.microsoft.com/office/word/2015/wordml/symex" xmlns:wpg="http://schemas.microsoft.com/office/word/2010/wordprocessingGroup" xmlns:wpi="http://schemas.microsoft.com/office/word/2010/wordprocessingInk" xmlns:wne="http://schemas.microsoft.com/office/word/2006/wordml" xmlns:wps="http://schemas.microsoft.com/office/word/2010/wordprocessingShape" mc:Ignorable="w14 w15 w16se w16cid w16 w16cex w16sdtdh w16sdtfl w16du wp14">
+<w:numbering xmlns:wpc="http://schemas.microsoft.com/office/word/2010/wordprocessingCanvas" xmlns:cx="http://schemas.microsoft.com/office/drawing/2014/chartex" xmlns:cx1="http://schemas.microsoft.com/office/drawing/2015/9/8/chartex" xmlns:cx2="http://schemas.microsoft.com/office/drawing/2015/10/21/chartex" xmlns:cx3="http://schemas.microsoft.com/office/drawing/2016/5/9/chartex" xmlns:cx4="http://schemas.microsoft.com/office/drawing/2016/5/10/chartex" xmlns:cx5="http://schemas.microsoft.com/office/drawing/2016/5/11/chartex" xmlns:cx6="http://schemas.microsoft.com/office/drawing/2016/5/12/chartex" xmlns:cx7="http://schemas.microsoft.com/office/drawing/2016/5/13/chartex" xmlns:cx8="http://schemas.microsoft.com/office/drawing/2016/5/14/chartex" xmlns:mc="http://schemas.openxmlformats.org/markup-compatibility/2006" xmlns:aink="http://schemas.microsoft.com/office/drawing/2016/ink" xmlns:am3d="http://schemas.microsoft.com/office/drawing/2017/model3d" xmlns:o="urn:schemas-microsoft-com:office:office" xmlns:oel="http://schemas.microsoft.com/office/2019/extlst" xmlns:r="http://schemas.openxmlformats.org/officeDocument/2006/relationships" xmlns:m="http://schemas.openxmlformats.org/officeDocument/2006/math" xmlns:v="urn:schemas-microsoft-com:vml" xmlns:wp14="http://schemas.microsoft.com/office/word/2010/wordprocessingDrawing" xmlns:wp="http://schemas.openxmlformats.org/drawingml/2006/wordprocessingDrawing" xmlns:w10="urn:schemas-microsoft-com:office:word" xmlns:w="http://schemas.openxmlformats.org/wordprocessingml/2006/main" xmlns:w14="http://schemas.microsoft.com/office/word/2010/wordml" xmlns:w15="http://schemas.microsoft.com/office/word/2012/wordml" xmlns:w16cex="http://schemas.microsoft.com/office/word/2018/wordml/cex" xmlns:w16cid="http://schemas.microsoft.com/office/word/2016/wordml/cid" xmlns:w16="http://schemas.microsoft.com/office/word/2018/wordml" xmlns:w16du="http://schemas.microsoft.com/office/word/2023/wordml/word16du" xmlns:w16sdtdh="http://schemas.microsoft.com/office/word/2020/wordml/sdtdatahash" xmlns:w16se="http://schemas.microsoft.com/office/word/2015/wordml/symex" xmlns:wpg="http://schemas.microsoft.com/office/word/2010/wordprocessingGroup" xmlns:wpi="http://schemas.microsoft.com/office/word/2010/wordprocessingInk" xmlns:wne="http://schemas.microsoft.com/office/word/2006/wordml" xmlns:wps="http://schemas.microsoft.com/office/word/2010/wordprocessingShape" mc:Ignorable="w14 w15 w16se w16cid w16 w16cex w16sdtdh w16du wp14">
   <w:abstractNum w:abstractNumId="0" w15:restartNumberingAfterBreak="0">
     <w:nsid w:val="03127601"/>
     <w:multiLevelType w:val="hybridMultilevel"/>
@@ -34169,7 +34131,7 @@
 </file>
 
 <file path=word/styles.xml><?xml version="1.0" encoding="utf-8"?>
-<w:styles xmlns:mc="http://schemas.openxmlformats.org/markup-compatibility/2006" xmlns:r="http://schemas.openxmlformats.org/officeDocument/2006/relationships" xmlns:w="http://schemas.openxmlformats.org/wordprocessingml/2006/main" xmlns:w14="http://schemas.microsoft.com/office/word/2010/wordml" xmlns:w15="http://schemas.microsoft.com/office/word/2012/wordml" xmlns:w16cex="http://schemas.microsoft.com/office/word/2018/wordml/cex" xmlns:w16cid="http://schemas.microsoft.com/office/word/2016/wordml/cid" xmlns:w16="http://schemas.microsoft.com/office/word/2018/wordml" xmlns:w16du="http://schemas.microsoft.com/office/word/2023/wordml/word16du" xmlns:w16sdtdh="http://schemas.microsoft.com/office/word/2020/wordml/sdtdatahash" xmlns:w16sdtfl="http://schemas.microsoft.com/office/word/2024/wordml/sdtformatlock" xmlns:w16se="http://schemas.microsoft.com/office/word/2015/wordml/symex" mc:Ignorable="w14 w15 w16se w16cid w16 w16cex w16sdtdh w16sdtfl w16du">
+<w:styles xmlns:mc="http://schemas.openxmlformats.org/markup-compatibility/2006" xmlns:r="http://schemas.openxmlformats.org/officeDocument/2006/relationships" xmlns:w="http://schemas.openxmlformats.org/wordprocessingml/2006/main" xmlns:w14="http://schemas.microsoft.com/office/word/2010/wordml" xmlns:w15="http://schemas.microsoft.com/office/word/2012/wordml" xmlns:w16cex="http://schemas.microsoft.com/office/word/2018/wordml/cex" xmlns:w16cid="http://schemas.microsoft.com/office/word/2016/wordml/cid" xmlns:w16="http://schemas.microsoft.com/office/word/2018/wordml" xmlns:w16du="http://schemas.microsoft.com/office/word/2023/wordml/word16du" xmlns:w16sdtdh="http://schemas.microsoft.com/office/word/2020/wordml/sdtdatahash" xmlns:w16se="http://schemas.microsoft.com/office/word/2015/wordml/symex" mc:Ignorable="w14 w15 w16se w16cid w16 w16cex w16sdtdh w16du">
   <w:docDefaults>
     <w:rPrDefault>
       <w:rPr>

--- a/templates/plananual/COMUNICACIÓN 1° A 5°/COMUNICACIÓN 1° - PLAN ANUAL 2026 (2).docx
+++ b/templates/plananual/COMUNICACIÓN 1° A 5°/COMUNICACIÓN 1° - PLAN ANUAL 2026 (2).docx
@@ -1,6 +1,6 @@
 
 <file path=word/document.xml><?xml version="1.0" encoding="utf-8"?>
-<w:document xmlns:wpc="http://schemas.microsoft.com/office/word/2010/wordprocessingCanvas" xmlns:cx="http://schemas.microsoft.com/office/drawing/2014/chartex" xmlns:cx1="http://schemas.microsoft.com/office/drawing/2015/9/8/chartex" xmlns:cx2="http://schemas.microsoft.com/office/drawing/2015/10/21/chartex" xmlns:cx3="http://schemas.microsoft.com/office/drawing/2016/5/9/chartex" xmlns:cx4="http://schemas.microsoft.com/office/drawing/2016/5/10/chartex" xmlns:cx5="http://schemas.microsoft.com/office/drawing/2016/5/11/chartex" xmlns:cx6="http://schemas.microsoft.com/office/drawing/2016/5/12/chartex" xmlns:cx7="http://schemas.microsoft.com/office/drawing/2016/5/13/chartex" xmlns:cx8="http://schemas.microsoft.com/office/drawing/2016/5/14/chartex" xmlns:mc="http://schemas.openxmlformats.org/markup-compatibility/2006" xmlns:aink="http://schemas.microsoft.com/office/drawing/2016/ink" xmlns:am3d="http://schemas.microsoft.com/office/drawing/2017/model3d" xmlns:o="urn:schemas-microsoft-com:office:office" xmlns:oel="http://schemas.microsoft.com/office/2019/extlst" xmlns:r="http://schemas.openxmlformats.org/officeDocument/2006/relationships" xmlns:m="http://schemas.openxmlformats.org/officeDocument/2006/math" xmlns:v="urn:schemas-microsoft-com:vml" xmlns:wp14="http://schemas.microsoft.com/office/word/2010/wordprocessingDrawing" xmlns:wp="http://schemas.openxmlformats.org/drawingml/2006/wordprocessingDrawing" xmlns:w10="urn:schemas-microsoft-com:office:word" xmlns:w="http://schemas.openxmlformats.org/wordprocessingml/2006/main" xmlns:w14="http://schemas.microsoft.com/office/word/2010/wordml" xmlns:w15="http://schemas.microsoft.com/office/word/2012/wordml" xmlns:w16cex="http://schemas.microsoft.com/office/word/2018/wordml/cex" xmlns:w16cid="http://schemas.microsoft.com/office/word/2016/wordml/cid" xmlns:w16="http://schemas.microsoft.com/office/word/2018/wordml" xmlns:w16du="http://schemas.microsoft.com/office/word/2023/wordml/word16du" xmlns:w16sdtdh="http://schemas.microsoft.com/office/word/2020/wordml/sdtdatahash" xmlns:w16se="http://schemas.microsoft.com/office/word/2015/wordml/symex" xmlns:wpg="http://schemas.microsoft.com/office/word/2010/wordprocessingGroup" xmlns:wpi="http://schemas.microsoft.com/office/word/2010/wordprocessingInk" xmlns:wne="http://schemas.microsoft.com/office/word/2006/wordml" xmlns:wps="http://schemas.microsoft.com/office/word/2010/wordprocessingShape" mc:Ignorable="w14 w15 w16se w16cid w16 w16cex w16sdtdh w16du wp14">
+<w:document xmlns:wpc="http://schemas.microsoft.com/office/word/2010/wordprocessingCanvas" xmlns:cx="http://schemas.microsoft.com/office/drawing/2014/chartex" xmlns:cx1="http://schemas.microsoft.com/office/drawing/2015/9/8/chartex" xmlns:cx2="http://schemas.microsoft.com/office/drawing/2015/10/21/chartex" xmlns:cx3="http://schemas.microsoft.com/office/drawing/2016/5/9/chartex" xmlns:cx4="http://schemas.microsoft.com/office/drawing/2016/5/10/chartex" xmlns:cx5="http://schemas.microsoft.com/office/drawing/2016/5/11/chartex" xmlns:cx6="http://schemas.microsoft.com/office/drawing/2016/5/12/chartex" xmlns:cx7="http://schemas.microsoft.com/office/drawing/2016/5/13/chartex" xmlns:cx8="http://schemas.microsoft.com/office/drawing/2016/5/14/chartex" xmlns:mc="http://schemas.openxmlformats.org/markup-compatibility/2006" xmlns:aink="http://schemas.microsoft.com/office/drawing/2016/ink" xmlns:am3d="http://schemas.microsoft.com/office/drawing/2017/model3d" xmlns:o="urn:schemas-microsoft-com:office:office" xmlns:oel="http://schemas.microsoft.com/office/2019/extlst" xmlns:r="http://schemas.openxmlformats.org/officeDocument/2006/relationships" xmlns:m="http://schemas.openxmlformats.org/officeDocument/2006/math" xmlns:v="urn:schemas-microsoft-com:vml" xmlns:wp14="http://schemas.microsoft.com/office/word/2010/wordprocessingDrawing" xmlns:wp="http://schemas.openxmlformats.org/drawingml/2006/wordprocessingDrawing" xmlns:w10="urn:schemas-microsoft-com:office:word" xmlns:w="http://schemas.openxmlformats.org/wordprocessingml/2006/main" xmlns:w14="http://schemas.microsoft.com/office/word/2010/wordml" xmlns:w15="http://schemas.microsoft.com/office/word/2012/wordml" xmlns:w16cex="http://schemas.microsoft.com/office/word/2018/wordml/cex" xmlns:w16cid="http://schemas.microsoft.com/office/word/2016/wordml/cid" xmlns:w16="http://schemas.microsoft.com/office/word/2018/wordml" xmlns:w16du="http://schemas.microsoft.com/office/word/2023/wordml/word16du" xmlns:w16sdtdh="http://schemas.microsoft.com/office/word/2020/wordml/sdtdatahash" xmlns:w16sdtfl="http://schemas.microsoft.com/office/word/2024/wordml/sdtformatlock" xmlns:w16se="http://schemas.microsoft.com/office/word/2015/wordml/symex" xmlns:wpg="http://schemas.microsoft.com/office/word/2010/wordprocessingGroup" xmlns:wpi="http://schemas.microsoft.com/office/word/2010/wordprocessingInk" xmlns:wne="http://schemas.microsoft.com/office/word/2006/wordml" xmlns:wps="http://schemas.microsoft.com/office/word/2010/wordprocessingShape" mc:Ignorable="w14 w15 w16se w16cid w16 w16cex w16sdtdh w16sdtfl w16du wp14">
   <w:body>
     <w:p>
       <w:pPr>
@@ -303,7 +303,7 @@
               </wp:anchor>
             </w:drawing>
           </mc:Choice>
-          <mc:Fallback xmlns:w16sdtfl="http://schemas.microsoft.com/office/word/2024/wordml/sdtformatlock">
+          <mc:Fallback>
             <w:pict>
               <v:group w14:anchorId="54D4D559" id="Grupo 2" o:spid="_x0000_s1026" style="position:absolute;margin-left:-21.35pt;margin-top:1.5pt;width:744.15pt;height:62.25pt;z-index:251661312;mso-position-horizontal-relative:margin;mso-width-relative:margin;mso-height-relative:margin" coordorigin="-475,1047" coordsize="93630,7905" o:gfxdata="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">
                 <v:rect id="Rectángulo 1" o:spid="_x0000_s1027" style="position:absolute;left:-475;top:2952;width:93630;height:6001;visibility:visible;mso-wrap-style:square;v-text-anchor:middle" o:gfxdata="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" fillcolor="white [3212]" strokecolor="#47d459 [1942]" strokeweight="2.25pt">
@@ -658,7 +658,25 @@
                 <w:sz w:val="20"/>
                 <w:szCs w:val="20"/>
               </w:rPr>
-              <w:t>{{dre}}</w:t>
+              <w:t>{{</w:t>
+            </w:r>
+            <w:proofErr w:type="spellStart"/>
+            <w:r>
+              <w:rPr>
+                <w:rFonts w:ascii="Arial Nova Cond" w:hAnsi="Arial Nova Cond" w:cs="Times New Roman"/>
+                <w:sz w:val="20"/>
+                <w:szCs w:val="20"/>
+              </w:rPr>
+              <w:t>dre</w:t>
+            </w:r>
+            <w:proofErr w:type="spellEnd"/>
+            <w:r>
+              <w:rPr>
+                <w:rFonts w:ascii="Arial Nova Cond" w:hAnsi="Arial Nova Cond" w:cs="Times New Roman"/>
+                <w:sz w:val="20"/>
+                <w:szCs w:val="20"/>
+              </w:rPr>
+              <w:t>}}</w:t>
             </w:r>
           </w:p>
         </w:tc>
@@ -706,7 +724,25 @@
                 <w:sz w:val="20"/>
                 <w:szCs w:val="20"/>
               </w:rPr>
-              <w:t>{{area}}</w:t>
+              <w:t>{{</w:t>
+            </w:r>
+            <w:proofErr w:type="spellStart"/>
+            <w:r>
+              <w:rPr>
+                <w:rFonts w:ascii="Arial Nova Cond" w:hAnsi="Arial Nova Cond" w:cs="Times New Roman"/>
+                <w:sz w:val="20"/>
+                <w:szCs w:val="20"/>
+              </w:rPr>
+              <w:t>area</w:t>
+            </w:r>
+            <w:proofErr w:type="spellEnd"/>
+            <w:r>
+              <w:rPr>
+                <w:rFonts w:ascii="Arial Nova Cond" w:hAnsi="Arial Nova Cond" w:cs="Times New Roman"/>
+                <w:sz w:val="20"/>
+                <w:szCs w:val="20"/>
+              </w:rPr>
+              <w:t>}}</w:t>
             </w:r>
           </w:p>
         </w:tc>
@@ -827,7 +863,25 @@
                 <w:sz w:val="20"/>
                 <w:szCs w:val="20"/>
               </w:rPr>
-              <w:t>{{ugel}}</w:t>
+              <w:t>{{</w:t>
+            </w:r>
+            <w:proofErr w:type="spellStart"/>
+            <w:r>
+              <w:rPr>
+                <w:rFonts w:ascii="Arial Nova Cond" w:hAnsi="Arial Nova Cond" w:cs="Times New Roman"/>
+                <w:sz w:val="20"/>
+                <w:szCs w:val="20"/>
+              </w:rPr>
+              <w:t>ugel</w:t>
+            </w:r>
+            <w:proofErr w:type="spellEnd"/>
+            <w:r>
+              <w:rPr>
+                <w:rFonts w:ascii="Arial Nova Cond" w:hAnsi="Arial Nova Cond" w:cs="Times New Roman"/>
+                <w:sz w:val="20"/>
+                <w:szCs w:val="20"/>
+              </w:rPr>
+              <w:t>}}</w:t>
             </w:r>
           </w:p>
         </w:tc>
@@ -851,7 +905,25 @@
                 <w:sz w:val="20"/>
                 <w:szCs w:val="20"/>
               </w:rPr>
-              <w:t>{{cordinador}}</w:t>
+              <w:t>{{</w:t>
+            </w:r>
+            <w:proofErr w:type="spellStart"/>
+            <w:r>
+              <w:rPr>
+                <w:rFonts w:ascii="Arial Nova Cond" w:hAnsi="Arial Nova Cond" w:cs="Times New Roman"/>
+                <w:sz w:val="20"/>
+                <w:szCs w:val="20"/>
+              </w:rPr>
+              <w:t>cordinador</w:t>
+            </w:r>
+            <w:proofErr w:type="spellEnd"/>
+            <w:r>
+              <w:rPr>
+                <w:rFonts w:ascii="Arial Nova Cond" w:hAnsi="Arial Nova Cond" w:cs="Times New Roman"/>
+                <w:sz w:val="20"/>
+                <w:szCs w:val="20"/>
+              </w:rPr>
+              <w:t>}}</w:t>
             </w:r>
           </w:p>
         </w:tc>
@@ -998,7 +1070,25 @@
                 <w:sz w:val="20"/>
                 <w:szCs w:val="20"/>
               </w:rPr>
-              <w:t>{{institucioneducativa}}</w:t>
+              <w:t>{{</w:t>
+            </w:r>
+            <w:proofErr w:type="spellStart"/>
+            <w:r>
+              <w:rPr>
+                <w:rFonts w:ascii="Arial Nova Cond" w:hAnsi="Arial Nova Cond" w:cs="Times New Roman"/>
+                <w:sz w:val="20"/>
+                <w:szCs w:val="20"/>
+              </w:rPr>
+              <w:t>institucioneducativa</w:t>
+            </w:r>
+            <w:proofErr w:type="spellEnd"/>
+            <w:r>
+              <w:rPr>
+                <w:rFonts w:ascii="Arial Nova Cond" w:hAnsi="Arial Nova Cond" w:cs="Times New Roman"/>
+                <w:sz w:val="20"/>
+                <w:szCs w:val="20"/>
+              </w:rPr>
+              <w:t>}}</w:t>
             </w:r>
           </w:p>
         </w:tc>
@@ -13269,13 +13359,13 @@
         <w:tblLook w:val="04A0" w:firstRow="1" w:lastRow="0" w:firstColumn="1" w:lastColumn="0" w:noHBand="0" w:noVBand="1"/>
       </w:tblPr>
       <w:tblGrid>
-        <w:gridCol w:w="875"/>
-        <w:gridCol w:w="1095"/>
-        <w:gridCol w:w="1726"/>
-        <w:gridCol w:w="6169"/>
-        <w:gridCol w:w="2015"/>
-        <w:gridCol w:w="1634"/>
-        <w:gridCol w:w="1337"/>
+        <w:gridCol w:w="818"/>
+        <w:gridCol w:w="1018"/>
+        <w:gridCol w:w="5379"/>
+        <w:gridCol w:w="1984"/>
+        <w:gridCol w:w="2693"/>
+        <w:gridCol w:w="1560"/>
+        <w:gridCol w:w="1399"/>
       </w:tblGrid>
       <w:tr>
         <w:trPr>
@@ -13284,7 +13374,7 @@
         </w:trPr>
         <w:tc>
           <w:tcPr>
-            <w:tcW w:w="875" w:type="dxa"/>
+            <w:tcW w:w="818" w:type="dxa"/>
             <w:shd w:val="clear" w:color="auto" w:fill="C1F0C7" w:themeFill="accent3" w:themeFillTint="33"/>
             <w:vAlign w:val="center"/>
           </w:tcPr>
@@ -13318,7 +13408,7 @@
         </w:tc>
         <w:tc>
           <w:tcPr>
-            <w:tcW w:w="1095" w:type="dxa"/>
+            <w:tcW w:w="1018" w:type="dxa"/>
             <w:shd w:val="clear" w:color="auto" w:fill="C1F0C7" w:themeFill="accent3" w:themeFillTint="33"/>
             <w:vAlign w:val="center"/>
           </w:tcPr>
@@ -13351,7 +13441,7 @@
         </w:tc>
         <w:tc>
           <w:tcPr>
-            <w:tcW w:w="1726" w:type="dxa"/>
+            <w:tcW w:w="5379" w:type="dxa"/>
             <w:shd w:val="clear" w:color="auto" w:fill="C1F0C7" w:themeFill="accent3" w:themeFillTint="33"/>
             <w:vAlign w:val="center"/>
           </w:tcPr>
@@ -13378,13 +13468,35 @@
                 <w:sz w:val="20"/>
                 <w:szCs w:val="20"/>
               </w:rPr>
-              <w:t>PROBLEMA / POTENCIALIDAD</w:t>
-            </w:r>
-          </w:p>
-        </w:tc>
-        <w:tc>
-          <w:tcPr>
-            <w:tcW w:w="6169" w:type="dxa"/>
+              <w:t>SITUACIÓN SIGNIF</w:t>
+            </w:r>
+            <w:r>
+              <w:rPr>
+                <w:rFonts w:ascii="Arial Nova Cond" w:hAnsi="Arial Nova Cond" w:cs="Times New Roman"/>
+                <w:b/>
+                <w:bCs/>
+                <w:color w:val="000000" w:themeColor="text1"/>
+                <w:sz w:val="20"/>
+                <w:szCs w:val="20"/>
+              </w:rPr>
+              <w:t>I</w:t>
+            </w:r>
+            <w:r>
+              <w:rPr>
+                <w:rFonts w:ascii="Arial Nova Cond" w:hAnsi="Arial Nova Cond" w:cs="Times New Roman"/>
+                <w:b/>
+                <w:bCs/>
+                <w:color w:val="000000" w:themeColor="text1"/>
+                <w:sz w:val="20"/>
+                <w:szCs w:val="20"/>
+              </w:rPr>
+              <w:t>CATIVA</w:t>
+            </w:r>
+          </w:p>
+        </w:tc>
+        <w:tc>
+          <w:tcPr>
+            <w:tcW w:w="1984" w:type="dxa"/>
             <w:shd w:val="clear" w:color="auto" w:fill="C1F0C7" w:themeFill="accent3" w:themeFillTint="33"/>
             <w:vAlign w:val="center"/>
           </w:tcPr>
@@ -13411,35 +13523,46 @@
                 <w:sz w:val="20"/>
                 <w:szCs w:val="20"/>
               </w:rPr>
-              <w:t>SITUACIÓN SIGNIF</w:t>
-            </w:r>
-            <w:r>
-              <w:rPr>
-                <w:rFonts w:ascii="Arial Nova Cond" w:hAnsi="Arial Nova Cond" w:cs="Times New Roman"/>
-                <w:b/>
-                <w:bCs/>
-                <w:color w:val="000000" w:themeColor="text1"/>
-                <w:sz w:val="20"/>
-                <w:szCs w:val="20"/>
-              </w:rPr>
-              <w:t>I</w:t>
-            </w:r>
-            <w:r>
-              <w:rPr>
-                <w:rFonts w:ascii="Arial Nova Cond" w:hAnsi="Arial Nova Cond" w:cs="Times New Roman"/>
-                <w:b/>
-                <w:bCs/>
-                <w:color w:val="000000" w:themeColor="text1"/>
-                <w:sz w:val="20"/>
-                <w:szCs w:val="20"/>
-              </w:rPr>
-              <w:t>CATIVA</w:t>
-            </w:r>
-          </w:p>
-        </w:tc>
-        <w:tc>
-          <w:tcPr>
-            <w:tcW w:w="2015" w:type="dxa"/>
+              <w:t>TÍTULO DE LA UNIDAD DID</w:t>
+            </w:r>
+            <w:r>
+              <w:rPr>
+                <w:rFonts w:ascii="Arial Nova Cond" w:hAnsi="Arial Nova Cond" w:cs="Times New Roman"/>
+                <w:b/>
+                <w:bCs/>
+                <w:color w:val="000000" w:themeColor="text1"/>
+                <w:sz w:val="20"/>
+                <w:szCs w:val="20"/>
+              </w:rPr>
+              <w:t>Á</w:t>
+            </w:r>
+            <w:r>
+              <w:rPr>
+                <w:rFonts w:ascii="Arial Nova Cond" w:hAnsi="Arial Nova Cond" w:cs="Times New Roman"/>
+                <w:b/>
+                <w:bCs/>
+                <w:color w:val="000000" w:themeColor="text1"/>
+                <w:sz w:val="20"/>
+                <w:szCs w:val="20"/>
+              </w:rPr>
+              <w:t>CTICA</w:t>
+            </w:r>
+            <w:r>
+              <w:rPr>
+                <w:rFonts w:ascii="Arial Nova Cond" w:hAnsi="Arial Nova Cond" w:cs="Times New Roman"/>
+                <w:b/>
+                <w:bCs/>
+                <w:color w:val="000000" w:themeColor="text1"/>
+                <w:sz w:val="20"/>
+                <w:szCs w:val="20"/>
+              </w:rPr>
+              <w:t>.</w:t>
+            </w:r>
+          </w:p>
+        </w:tc>
+        <w:tc>
+          <w:tcPr>
+            <w:tcW w:w="2693" w:type="dxa"/>
             <w:shd w:val="clear" w:color="auto" w:fill="C1F0C7" w:themeFill="accent3" w:themeFillTint="33"/>
             <w:vAlign w:val="center"/>
           </w:tcPr>
@@ -13466,46 +13589,13 @@
                 <w:sz w:val="20"/>
                 <w:szCs w:val="20"/>
               </w:rPr>
-              <w:t>TÍTULO DE LA UNIDAD DID</w:t>
-            </w:r>
-            <w:r>
-              <w:rPr>
-                <w:rFonts w:ascii="Arial Nova Cond" w:hAnsi="Arial Nova Cond" w:cs="Times New Roman"/>
-                <w:b/>
-                <w:bCs/>
-                <w:color w:val="000000" w:themeColor="text1"/>
-                <w:sz w:val="20"/>
-                <w:szCs w:val="20"/>
-              </w:rPr>
-              <w:t>Á</w:t>
-            </w:r>
-            <w:r>
-              <w:rPr>
-                <w:rFonts w:ascii="Arial Nova Cond" w:hAnsi="Arial Nova Cond" w:cs="Times New Roman"/>
-                <w:b/>
-                <w:bCs/>
-                <w:color w:val="000000" w:themeColor="text1"/>
-                <w:sz w:val="20"/>
-                <w:szCs w:val="20"/>
-              </w:rPr>
-              <w:t>CTICA</w:t>
-            </w:r>
-            <w:r>
-              <w:rPr>
-                <w:rFonts w:ascii="Arial Nova Cond" w:hAnsi="Arial Nova Cond" w:cs="Times New Roman"/>
-                <w:b/>
-                <w:bCs/>
-                <w:color w:val="000000" w:themeColor="text1"/>
-                <w:sz w:val="20"/>
-                <w:szCs w:val="20"/>
-              </w:rPr>
-              <w:t>.</w:t>
-            </w:r>
-          </w:p>
-        </w:tc>
-        <w:tc>
-          <w:tcPr>
-            <w:tcW w:w="1634" w:type="dxa"/>
+              <w:t>CAMPO TEMATICO</w:t>
+            </w:r>
+          </w:p>
+        </w:tc>
+        <w:tc>
+          <w:tcPr>
+            <w:tcW w:w="1560" w:type="dxa"/>
             <w:shd w:val="clear" w:color="auto" w:fill="C1F0C7" w:themeFill="accent3" w:themeFillTint="33"/>
             <w:vAlign w:val="center"/>
           </w:tcPr>
@@ -13538,7 +13628,7 @@
         </w:tc>
         <w:tc>
           <w:tcPr>
-            <w:tcW w:w="1337" w:type="dxa"/>
+            <w:tcW w:w="1399" w:type="dxa"/>
             <w:shd w:val="clear" w:color="auto" w:fill="C1F0C7" w:themeFill="accent3" w:themeFillTint="33"/>
             <w:vAlign w:val="center"/>
           </w:tcPr>
@@ -13577,7 +13667,7 @@
         </w:trPr>
         <w:tc>
           <w:tcPr>
-            <w:tcW w:w="875" w:type="dxa"/>
+            <w:tcW w:w="818" w:type="dxa"/>
             <w:vMerge w:val="restart"/>
             <w:vAlign w:val="center"/>
           </w:tcPr>
@@ -13616,7 +13706,7 @@
         </w:tc>
         <w:tc>
           <w:tcPr>
-            <w:tcW w:w="1095" w:type="dxa"/>
+            <w:tcW w:w="1018" w:type="dxa"/>
             <w:vAlign w:val="center"/>
           </w:tcPr>
           <w:p>
@@ -13654,7 +13744,7 @@
         </w:tc>
         <w:tc>
           <w:tcPr>
-            <w:tcW w:w="1726" w:type="dxa"/>
+            <w:tcW w:w="5379" w:type="dxa"/>
             <w:vAlign w:val="center"/>
           </w:tcPr>
           <w:p>
@@ -13682,47 +13772,13 @@
                 <w:szCs w:val="20"/>
                 <w:lang w:val="es-ES_tradnl"/>
               </w:rPr>
-              <w:t>{{problemapotencialidad0}}</w:t>
-            </w:r>
-          </w:p>
-        </w:tc>
-        <w:tc>
-          <w:tcPr>
-            <w:tcW w:w="6169" w:type="dxa"/>
-            <w:vAlign w:val="center"/>
-          </w:tcPr>
-          <w:p>
-            <w:pPr>
-              <w:pStyle w:val="Prrafodelista"/>
-              <w:tabs>
-                <w:tab w:val="left" w:pos="0"/>
-                <w:tab w:val="left" w:pos="142"/>
-                <w:tab w:val="left" w:pos="284"/>
-              </w:tabs>
-              <w:spacing w:line="276" w:lineRule="auto"/>
-              <w:ind w:left="0"/>
-              <w:jc w:val="both"/>
-              <w:rPr>
-                <w:rFonts w:ascii="Arial Nova Cond" w:eastAsia="Calibri" w:hAnsi="Arial Nova Cond" w:cs="Times New Roman"/>
-                <w:sz w:val="20"/>
-                <w:szCs w:val="20"/>
-                <w:lang w:val="es-ES_tradnl"/>
-              </w:rPr>
-            </w:pPr>
-            <w:r>
-              <w:rPr>
-                <w:rFonts w:ascii="Arial Nova Cond" w:eastAsia="Calibri" w:hAnsi="Arial Nova Cond" w:cs="Times New Roman"/>
-                <w:sz w:val="20"/>
-                <w:szCs w:val="20"/>
-                <w:lang w:val="es-ES_tradnl"/>
-              </w:rPr>
               <w:t>{{situacionsignificativa0}}</w:t>
             </w:r>
           </w:p>
         </w:tc>
         <w:tc>
           <w:tcPr>
-            <w:tcW w:w="2015" w:type="dxa"/>
+            <w:tcW w:w="1984" w:type="dxa"/>
             <w:vAlign w:val="center"/>
           </w:tcPr>
           <w:p>
@@ -13753,7 +13809,7 @@
         </w:tc>
         <w:tc>
           <w:tcPr>
-            <w:tcW w:w="1634" w:type="dxa"/>
+            <w:tcW w:w="2693" w:type="dxa"/>
             <w:vAlign w:val="center"/>
           </w:tcPr>
           <w:p>
@@ -13778,13 +13834,13 @@
                 <w:sz w:val="20"/>
                 <w:szCs w:val="20"/>
               </w:rPr>
-              <w:t>{{competencias0}}</w:t>
-            </w:r>
-          </w:p>
-        </w:tc>
-        <w:tc>
-          <w:tcPr>
-            <w:tcW w:w="1337" w:type="dxa"/>
+              <w:t>{{campotematico0}}</w:t>
+            </w:r>
+          </w:p>
+        </w:tc>
+        <w:tc>
+          <w:tcPr>
+            <w:tcW w:w="1560" w:type="dxa"/>
             <w:vAlign w:val="center"/>
           </w:tcPr>
           <w:p>
@@ -13792,7 +13848,38 @@
               <w:autoSpaceDE w:val="0"/>
               <w:autoSpaceDN w:val="0"/>
               <w:adjustRightInd w:val="0"/>
-              <w:jc w:val="center"/>
+              <w:jc w:val="both"/>
+              <w:rPr>
+                <w:rFonts w:ascii="Arial Nova Cond" w:hAnsi="Arial Nova Cond" w:cs="Arial"/>
+                <w:color w:val="000000"/>
+                <w:kern w:val="0"/>
+                <w:sz w:val="20"/>
+                <w:szCs w:val="20"/>
+              </w:rPr>
+            </w:pPr>
+            <w:r>
+              <w:rPr>
+                <w:rFonts w:ascii="Arial Nova Cond" w:hAnsi="Arial Nova Cond" w:cs="Arial"/>
+                <w:color w:val="000000"/>
+                <w:kern w:val="0"/>
+                <w:sz w:val="20"/>
+                <w:szCs w:val="20"/>
+              </w:rPr>
+              <w:t>{{competencias0}}</w:t>
+            </w:r>
+          </w:p>
+        </w:tc>
+        <w:tc>
+          <w:tcPr>
+            <w:tcW w:w="1399" w:type="dxa"/>
+            <w:vAlign w:val="center"/>
+          </w:tcPr>
+          <w:p>
+            <w:pPr>
+              <w:autoSpaceDE w:val="0"/>
+              <w:autoSpaceDN w:val="0"/>
+              <w:adjustRightInd w:val="0"/>
+              <w:jc w:val="both"/>
               <w:rPr>
                 <w:rFonts w:ascii="Arial Nova Cond" w:hAnsi="Arial Nova Cond" w:cs="Arial"/>
                 <w:color w:val="000000"/>
@@ -13821,7 +13908,7 @@
         </w:trPr>
         <w:tc>
           <w:tcPr>
-            <w:tcW w:w="875" w:type="dxa"/>
+            <w:tcW w:w="818" w:type="dxa"/>
             <w:vMerge/>
             <w:vAlign w:val="center"/>
           </w:tcPr>
@@ -13849,7 +13936,7 @@
         </w:tc>
         <w:tc>
           <w:tcPr>
-            <w:tcW w:w="1095" w:type="dxa"/>
+            <w:tcW w:w="1018" w:type="dxa"/>
             <w:vAlign w:val="center"/>
           </w:tcPr>
           <w:p>
@@ -13887,33 +13974,7 @@
         </w:tc>
         <w:tc>
           <w:tcPr>
-            <w:tcW w:w="1726" w:type="dxa"/>
-            <w:vAlign w:val="center"/>
-          </w:tcPr>
-          <w:p>
-            <w:pPr>
-              <w:pStyle w:val="NormalWeb"/>
-              <w:jc w:val="both"/>
-              <w:rPr>
-                <w:rFonts w:ascii="Arial Nova Cond" w:hAnsi="Arial Nova Cond"/>
-                <w:sz w:val="20"/>
-                <w:szCs w:val="20"/>
-              </w:rPr>
-            </w:pPr>
-            <w:r>
-              <w:rPr>
-                <w:rFonts w:ascii="Arial Nova Cond" w:eastAsia="Calibri" w:hAnsi="Arial Nova Cond"/>
-                <w:sz w:val="20"/>
-                <w:szCs w:val="20"/>
-                <w:lang w:val="es-ES_tradnl"/>
-              </w:rPr>
-              <w:t>{{problemapotencialidad1}}</w:t>
-            </w:r>
-          </w:p>
-        </w:tc>
-        <w:tc>
-          <w:tcPr>
-            <w:tcW w:w="6169" w:type="dxa"/>
+            <w:tcW w:w="5379" w:type="dxa"/>
             <w:vAlign w:val="center"/>
           </w:tcPr>
           <w:p>
@@ -13947,7 +14008,7 @@
         </w:tc>
         <w:tc>
           <w:tcPr>
-            <w:tcW w:w="2015" w:type="dxa"/>
+            <w:tcW w:w="1984" w:type="dxa"/>
             <w:vAlign w:val="center"/>
           </w:tcPr>
           <w:p>
@@ -13978,7 +14039,7 @@
         </w:tc>
         <w:tc>
           <w:tcPr>
-            <w:tcW w:w="1634" w:type="dxa"/>
+            <w:tcW w:w="2693" w:type="dxa"/>
             <w:vAlign w:val="center"/>
           </w:tcPr>
           <w:p>
@@ -14003,13 +14064,13 @@
                 <w:sz w:val="20"/>
                 <w:szCs w:val="20"/>
               </w:rPr>
-              <w:t>{{competencias1}}</w:t>
-            </w:r>
-          </w:p>
-        </w:tc>
-        <w:tc>
-          <w:tcPr>
-            <w:tcW w:w="1337" w:type="dxa"/>
+              <w:t>{{campotematico1}}</w:t>
+            </w:r>
+          </w:p>
+        </w:tc>
+        <w:tc>
+          <w:tcPr>
+            <w:tcW w:w="1560" w:type="dxa"/>
             <w:vAlign w:val="center"/>
           </w:tcPr>
           <w:p>
@@ -14017,7 +14078,38 @@
               <w:autoSpaceDE w:val="0"/>
               <w:autoSpaceDN w:val="0"/>
               <w:adjustRightInd w:val="0"/>
-              <w:jc w:val="center"/>
+              <w:jc w:val="both"/>
+              <w:rPr>
+                <w:rFonts w:ascii="Arial Nova Cond" w:hAnsi="Arial Nova Cond" w:cs="Arial"/>
+                <w:color w:val="000000"/>
+                <w:kern w:val="0"/>
+                <w:sz w:val="20"/>
+                <w:szCs w:val="20"/>
+              </w:rPr>
+            </w:pPr>
+            <w:r>
+              <w:rPr>
+                <w:rFonts w:ascii="Arial Nova Cond" w:hAnsi="Arial Nova Cond" w:cs="Arial"/>
+                <w:color w:val="000000"/>
+                <w:kern w:val="0"/>
+                <w:sz w:val="20"/>
+                <w:szCs w:val="20"/>
+              </w:rPr>
+              <w:t>{{competencias1}}</w:t>
+            </w:r>
+          </w:p>
+        </w:tc>
+        <w:tc>
+          <w:tcPr>
+            <w:tcW w:w="1399" w:type="dxa"/>
+            <w:vAlign w:val="center"/>
+          </w:tcPr>
+          <w:p>
+            <w:pPr>
+              <w:autoSpaceDE w:val="0"/>
+              <w:autoSpaceDN w:val="0"/>
+              <w:adjustRightInd w:val="0"/>
+              <w:jc w:val="both"/>
               <w:rPr>
                 <w:rFonts w:ascii="Arial Nova Cond" w:hAnsi="Arial Nova Cond" w:cs="Arial"/>
                 <w:color w:val="000000"/>
@@ -14046,7 +14138,7 @@
         </w:trPr>
         <w:tc>
           <w:tcPr>
-            <w:tcW w:w="875" w:type="dxa"/>
+            <w:tcW w:w="818" w:type="dxa"/>
             <w:vMerge/>
             <w:vAlign w:val="center"/>
           </w:tcPr>
@@ -14074,7 +14166,7 @@
         </w:tc>
         <w:tc>
           <w:tcPr>
-            <w:tcW w:w="1095" w:type="dxa"/>
+            <w:tcW w:w="1018" w:type="dxa"/>
             <w:vAlign w:val="center"/>
           </w:tcPr>
           <w:p>
@@ -14112,33 +14204,7 @@
         </w:tc>
         <w:tc>
           <w:tcPr>
-            <w:tcW w:w="1726" w:type="dxa"/>
-            <w:vAlign w:val="center"/>
-          </w:tcPr>
-          <w:p>
-            <w:pPr>
-              <w:pStyle w:val="NormalWeb"/>
-              <w:jc w:val="both"/>
-              <w:rPr>
-                <w:rFonts w:ascii="Arial Nova Cond" w:eastAsia="Calibri" w:hAnsi="Arial Nova Cond"/>
-                <w:sz w:val="20"/>
-                <w:szCs w:val="20"/>
-              </w:rPr>
-            </w:pPr>
-            <w:r>
-              <w:rPr>
-                <w:rFonts w:ascii="Arial Nova Cond" w:eastAsia="Calibri" w:hAnsi="Arial Nova Cond"/>
-                <w:sz w:val="20"/>
-                <w:szCs w:val="20"/>
-                <w:lang w:val="es-ES_tradnl"/>
-              </w:rPr>
-              <w:t>{{problemapotencialidad2}}</w:t>
-            </w:r>
-          </w:p>
-        </w:tc>
-        <w:tc>
-          <w:tcPr>
-            <w:tcW w:w="6169" w:type="dxa"/>
+            <w:tcW w:w="5379" w:type="dxa"/>
             <w:vAlign w:val="center"/>
           </w:tcPr>
           <w:p>
@@ -14172,7 +14238,7 @@
         </w:tc>
         <w:tc>
           <w:tcPr>
-            <w:tcW w:w="2015" w:type="dxa"/>
+            <w:tcW w:w="1984" w:type="dxa"/>
             <w:vAlign w:val="center"/>
           </w:tcPr>
           <w:p>
@@ -14203,7 +14269,7 @@
         </w:tc>
         <w:tc>
           <w:tcPr>
-            <w:tcW w:w="1634" w:type="dxa"/>
+            <w:tcW w:w="2693" w:type="dxa"/>
             <w:vAlign w:val="center"/>
           </w:tcPr>
           <w:p>
@@ -14228,13 +14294,13 @@
                 <w:sz w:val="20"/>
                 <w:szCs w:val="20"/>
               </w:rPr>
-              <w:t>{{competencias2}}</w:t>
-            </w:r>
-          </w:p>
-        </w:tc>
-        <w:tc>
-          <w:tcPr>
-            <w:tcW w:w="1337" w:type="dxa"/>
+              <w:t>{{campotematico2}}</w:t>
+            </w:r>
+          </w:p>
+        </w:tc>
+        <w:tc>
+          <w:tcPr>
+            <w:tcW w:w="1560" w:type="dxa"/>
             <w:vAlign w:val="center"/>
           </w:tcPr>
           <w:p>
@@ -14242,7 +14308,38 @@
               <w:autoSpaceDE w:val="0"/>
               <w:autoSpaceDN w:val="0"/>
               <w:adjustRightInd w:val="0"/>
-              <w:jc w:val="center"/>
+              <w:jc w:val="both"/>
+              <w:rPr>
+                <w:rFonts w:ascii="Arial Nova Cond" w:hAnsi="Arial Nova Cond" w:cs="Arial"/>
+                <w:color w:val="000000"/>
+                <w:kern w:val="0"/>
+                <w:sz w:val="20"/>
+                <w:szCs w:val="20"/>
+              </w:rPr>
+            </w:pPr>
+            <w:r>
+              <w:rPr>
+                <w:rFonts w:ascii="Arial Nova Cond" w:hAnsi="Arial Nova Cond" w:cs="Arial"/>
+                <w:color w:val="000000"/>
+                <w:kern w:val="0"/>
+                <w:sz w:val="20"/>
+                <w:szCs w:val="20"/>
+              </w:rPr>
+              <w:t>{{competencias2}}</w:t>
+            </w:r>
+          </w:p>
+        </w:tc>
+        <w:tc>
+          <w:tcPr>
+            <w:tcW w:w="1399" w:type="dxa"/>
+            <w:vAlign w:val="center"/>
+          </w:tcPr>
+          <w:p>
+            <w:pPr>
+              <w:autoSpaceDE w:val="0"/>
+              <w:autoSpaceDN w:val="0"/>
+              <w:adjustRightInd w:val="0"/>
+              <w:jc w:val="both"/>
               <w:rPr>
                 <w:rFonts w:ascii="Arial Nova Cond" w:hAnsi="Arial Nova Cond" w:cs="Arial"/>
                 <w:color w:val="000000"/>
@@ -14271,7 +14368,7 @@
         </w:trPr>
         <w:tc>
           <w:tcPr>
-            <w:tcW w:w="875" w:type="dxa"/>
+            <w:tcW w:w="818" w:type="dxa"/>
             <w:vMerge w:val="restart"/>
             <w:vAlign w:val="center"/>
           </w:tcPr>
@@ -14310,7 +14407,7 @@
         </w:tc>
         <w:tc>
           <w:tcPr>
-            <w:tcW w:w="1095" w:type="dxa"/>
+            <w:tcW w:w="1018" w:type="dxa"/>
             <w:vAlign w:val="center"/>
           </w:tcPr>
           <w:p>
@@ -14348,33 +14445,7 @@
         </w:tc>
         <w:tc>
           <w:tcPr>
-            <w:tcW w:w="1726" w:type="dxa"/>
-            <w:vAlign w:val="center"/>
-          </w:tcPr>
-          <w:p>
-            <w:pPr>
-              <w:pStyle w:val="Sinespaciado"/>
-              <w:jc w:val="both"/>
-              <w:rPr>
-                <w:rFonts w:ascii="Arial Nova Cond" w:eastAsia="Times New Roman" w:hAnsi="Arial Nova Cond" w:cs="Times New Roman"/>
-                <w:sz w:val="20"/>
-                <w:szCs w:val="20"/>
-              </w:rPr>
-            </w:pPr>
-            <w:r>
-              <w:rPr>
-                <w:rFonts w:ascii="Arial Nova Cond" w:eastAsia="Calibri" w:hAnsi="Arial Nova Cond" w:cs="Times New Roman"/>
-                <w:sz w:val="20"/>
-                <w:szCs w:val="20"/>
-                <w:lang w:val="es-ES_tradnl"/>
-              </w:rPr>
-              <w:t>{{problemapotencialidad3}}</w:t>
-            </w:r>
-          </w:p>
-        </w:tc>
-        <w:tc>
-          <w:tcPr>
-            <w:tcW w:w="6169" w:type="dxa"/>
+            <w:tcW w:w="5379" w:type="dxa"/>
             <w:vAlign w:val="center"/>
           </w:tcPr>
           <w:p>
@@ -14409,7 +14480,7 @@
         </w:tc>
         <w:tc>
           <w:tcPr>
-            <w:tcW w:w="2015" w:type="dxa"/>
+            <w:tcW w:w="1984" w:type="dxa"/>
             <w:vAlign w:val="center"/>
           </w:tcPr>
           <w:p>
@@ -14440,7 +14511,7 @@
         </w:tc>
         <w:tc>
           <w:tcPr>
-            <w:tcW w:w="1634" w:type="dxa"/>
+            <w:tcW w:w="2693" w:type="dxa"/>
             <w:vAlign w:val="center"/>
           </w:tcPr>
           <w:p>
@@ -14465,13 +14536,13 @@
                 <w:sz w:val="20"/>
                 <w:szCs w:val="20"/>
               </w:rPr>
-              <w:t>{{competencias3}}</w:t>
-            </w:r>
-          </w:p>
-        </w:tc>
-        <w:tc>
-          <w:tcPr>
-            <w:tcW w:w="1337" w:type="dxa"/>
+              <w:t>{{campotematico3}}</w:t>
+            </w:r>
+          </w:p>
+        </w:tc>
+        <w:tc>
+          <w:tcPr>
+            <w:tcW w:w="1560" w:type="dxa"/>
             <w:vAlign w:val="center"/>
           </w:tcPr>
           <w:p>
@@ -14479,7 +14550,38 @@
               <w:autoSpaceDE w:val="0"/>
               <w:autoSpaceDN w:val="0"/>
               <w:adjustRightInd w:val="0"/>
-              <w:jc w:val="center"/>
+              <w:jc w:val="both"/>
+              <w:rPr>
+                <w:rFonts w:ascii="Arial Nova Cond" w:hAnsi="Arial Nova Cond" w:cs="Arial"/>
+                <w:color w:val="000000"/>
+                <w:kern w:val="0"/>
+                <w:sz w:val="20"/>
+                <w:szCs w:val="20"/>
+              </w:rPr>
+            </w:pPr>
+            <w:r>
+              <w:rPr>
+                <w:rFonts w:ascii="Arial Nova Cond" w:hAnsi="Arial Nova Cond" w:cs="Arial"/>
+                <w:color w:val="000000"/>
+                <w:kern w:val="0"/>
+                <w:sz w:val="20"/>
+                <w:szCs w:val="20"/>
+              </w:rPr>
+              <w:t>{{competencias3}}</w:t>
+            </w:r>
+          </w:p>
+        </w:tc>
+        <w:tc>
+          <w:tcPr>
+            <w:tcW w:w="1399" w:type="dxa"/>
+            <w:vAlign w:val="center"/>
+          </w:tcPr>
+          <w:p>
+            <w:pPr>
+              <w:autoSpaceDE w:val="0"/>
+              <w:autoSpaceDN w:val="0"/>
+              <w:adjustRightInd w:val="0"/>
+              <w:jc w:val="both"/>
               <w:rPr>
                 <w:rFonts w:ascii="Arial Nova Cond" w:hAnsi="Arial Nova Cond" w:cs="Arial"/>
                 <w:color w:val="000000"/>
@@ -14508,7 +14610,7 @@
         </w:trPr>
         <w:tc>
           <w:tcPr>
-            <w:tcW w:w="875" w:type="dxa"/>
+            <w:tcW w:w="818" w:type="dxa"/>
             <w:vMerge/>
             <w:vAlign w:val="center"/>
           </w:tcPr>
@@ -14536,7 +14638,7 @@
         </w:tc>
         <w:tc>
           <w:tcPr>
-            <w:tcW w:w="1095" w:type="dxa"/>
+            <w:tcW w:w="1018" w:type="dxa"/>
             <w:vAlign w:val="center"/>
           </w:tcPr>
           <w:p>
@@ -14574,33 +14676,7 @@
         </w:tc>
         <w:tc>
           <w:tcPr>
-            <w:tcW w:w="1726" w:type="dxa"/>
-            <w:vAlign w:val="center"/>
-          </w:tcPr>
-          <w:p>
-            <w:pPr>
-              <w:pStyle w:val="Sinespaciado"/>
-              <w:jc w:val="both"/>
-              <w:rPr>
-                <w:rFonts w:ascii="Arial Nova Cond" w:hAnsi="Arial Nova Cond"/>
-                <w:sz w:val="20"/>
-                <w:szCs w:val="20"/>
-              </w:rPr>
-            </w:pPr>
-            <w:r>
-              <w:rPr>
-                <w:rFonts w:ascii="Arial Nova Cond" w:eastAsia="Calibri" w:hAnsi="Arial Nova Cond" w:cs="Times New Roman"/>
-                <w:sz w:val="20"/>
-                <w:szCs w:val="20"/>
-                <w:lang w:val="es-ES_tradnl"/>
-              </w:rPr>
-              <w:t>{{problemapotencialidad4}}</w:t>
-            </w:r>
-          </w:p>
-        </w:tc>
-        <w:tc>
-          <w:tcPr>
-            <w:tcW w:w="6169" w:type="dxa"/>
+            <w:tcW w:w="5379" w:type="dxa"/>
             <w:vAlign w:val="center"/>
           </w:tcPr>
           <w:p>
@@ -14635,7 +14711,7 @@
         </w:tc>
         <w:tc>
           <w:tcPr>
-            <w:tcW w:w="2015" w:type="dxa"/>
+            <w:tcW w:w="1984" w:type="dxa"/>
             <w:vAlign w:val="center"/>
           </w:tcPr>
           <w:p>
@@ -14666,7 +14742,7 @@
         </w:tc>
         <w:tc>
           <w:tcPr>
-            <w:tcW w:w="1634" w:type="dxa"/>
+            <w:tcW w:w="2693" w:type="dxa"/>
             <w:vAlign w:val="center"/>
           </w:tcPr>
           <w:p>
@@ -14691,13 +14767,13 @@
                 <w:sz w:val="20"/>
                 <w:szCs w:val="20"/>
               </w:rPr>
-              <w:t>{{competencias4}}</w:t>
-            </w:r>
-          </w:p>
-        </w:tc>
-        <w:tc>
-          <w:tcPr>
-            <w:tcW w:w="1337" w:type="dxa"/>
+              <w:t>{{campotematico4}}</w:t>
+            </w:r>
+          </w:p>
+        </w:tc>
+        <w:tc>
+          <w:tcPr>
+            <w:tcW w:w="1560" w:type="dxa"/>
             <w:vAlign w:val="center"/>
           </w:tcPr>
           <w:p>
@@ -14705,7 +14781,38 @@
               <w:autoSpaceDE w:val="0"/>
               <w:autoSpaceDN w:val="0"/>
               <w:adjustRightInd w:val="0"/>
-              <w:jc w:val="center"/>
+              <w:jc w:val="both"/>
+              <w:rPr>
+                <w:rFonts w:ascii="Arial Nova Cond" w:hAnsi="Arial Nova Cond" w:cs="Arial"/>
+                <w:color w:val="000000"/>
+                <w:kern w:val="0"/>
+                <w:sz w:val="20"/>
+                <w:szCs w:val="20"/>
+              </w:rPr>
+            </w:pPr>
+            <w:r>
+              <w:rPr>
+                <w:rFonts w:ascii="Arial Nova Cond" w:hAnsi="Arial Nova Cond" w:cs="Arial"/>
+                <w:color w:val="000000"/>
+                <w:kern w:val="0"/>
+                <w:sz w:val="20"/>
+                <w:szCs w:val="20"/>
+              </w:rPr>
+              <w:t>{{competencias4}}</w:t>
+            </w:r>
+          </w:p>
+        </w:tc>
+        <w:tc>
+          <w:tcPr>
+            <w:tcW w:w="1399" w:type="dxa"/>
+            <w:vAlign w:val="center"/>
+          </w:tcPr>
+          <w:p>
+            <w:pPr>
+              <w:autoSpaceDE w:val="0"/>
+              <w:autoSpaceDN w:val="0"/>
+              <w:adjustRightInd w:val="0"/>
+              <w:jc w:val="both"/>
               <w:rPr>
                 <w:rFonts w:ascii="Arial Nova Cond" w:hAnsi="Arial Nova Cond" w:cs="Arial"/>
                 <w:color w:val="000000"/>
@@ -14734,7 +14841,7 @@
         </w:trPr>
         <w:tc>
           <w:tcPr>
-            <w:tcW w:w="875" w:type="dxa"/>
+            <w:tcW w:w="818" w:type="dxa"/>
             <w:vMerge w:val="restart"/>
             <w:vAlign w:val="center"/>
           </w:tcPr>
@@ -14773,7 +14880,7 @@
         </w:tc>
         <w:tc>
           <w:tcPr>
-            <w:tcW w:w="1095" w:type="dxa"/>
+            <w:tcW w:w="1018" w:type="dxa"/>
             <w:vAlign w:val="center"/>
           </w:tcPr>
           <w:p>
@@ -14811,34 +14918,7 @@
         </w:tc>
         <w:tc>
           <w:tcPr>
-            <w:tcW w:w="1726" w:type="dxa"/>
-            <w:vAlign w:val="center"/>
-          </w:tcPr>
-          <w:p>
-            <w:pPr>
-              <w:pStyle w:val="Sinespaciado"/>
-              <w:jc w:val="both"/>
-              <w:rPr>
-                <w:rFonts w:ascii="Arial Nova Cond" w:hAnsi="Arial Nova Cond"/>
-                <w:color w:val="000000" w:themeColor="text1"/>
-                <w:sz w:val="20"/>
-                <w:szCs w:val="20"/>
-              </w:rPr>
-            </w:pPr>
-            <w:r>
-              <w:rPr>
-                <w:rFonts w:ascii="Arial Nova Cond" w:eastAsia="Calibri" w:hAnsi="Arial Nova Cond" w:cs="Times New Roman"/>
-                <w:sz w:val="20"/>
-                <w:szCs w:val="20"/>
-                <w:lang w:val="es-ES_tradnl"/>
-              </w:rPr>
-              <w:t>{{problemapotencialidad5}}</w:t>
-            </w:r>
-          </w:p>
-        </w:tc>
-        <w:tc>
-          <w:tcPr>
-            <w:tcW w:w="6169" w:type="dxa"/>
+            <w:tcW w:w="5379" w:type="dxa"/>
             <w:vAlign w:val="center"/>
           </w:tcPr>
           <w:p>
@@ -14867,13 +14947,13 @@
                 <w:szCs w:val="20"/>
                 <w:lang w:val="es-ES_tradnl"/>
               </w:rPr>
-              <w:t>{{situacionsignificativa5}}</w:t>
-            </w:r>
-          </w:p>
-        </w:tc>
-        <w:tc>
-          <w:tcPr>
-            <w:tcW w:w="2015" w:type="dxa"/>
+              <w:t xml:space="preserve">{{situacionsignificativa5}} </w:t>
+            </w:r>
+          </w:p>
+        </w:tc>
+        <w:tc>
+          <w:tcPr>
+            <w:tcW w:w="1984" w:type="dxa"/>
             <w:vAlign w:val="center"/>
           </w:tcPr>
           <w:p>
@@ -14904,7 +14984,7 @@
         </w:tc>
         <w:tc>
           <w:tcPr>
-            <w:tcW w:w="1634" w:type="dxa"/>
+            <w:tcW w:w="2693" w:type="dxa"/>
             <w:vAlign w:val="center"/>
           </w:tcPr>
           <w:p>
@@ -14929,13 +15009,13 @@
                 <w:sz w:val="20"/>
                 <w:szCs w:val="20"/>
               </w:rPr>
-              <w:t>{{competencias5}}</w:t>
-            </w:r>
-          </w:p>
-        </w:tc>
-        <w:tc>
-          <w:tcPr>
-            <w:tcW w:w="1337" w:type="dxa"/>
+              <w:t>{{campotematico5}}</w:t>
+            </w:r>
+          </w:p>
+        </w:tc>
+        <w:tc>
+          <w:tcPr>
+            <w:tcW w:w="1560" w:type="dxa"/>
             <w:vAlign w:val="center"/>
           </w:tcPr>
           <w:p>
@@ -14943,7 +15023,38 @@
               <w:autoSpaceDE w:val="0"/>
               <w:autoSpaceDN w:val="0"/>
               <w:adjustRightInd w:val="0"/>
-              <w:jc w:val="center"/>
+              <w:jc w:val="both"/>
+              <w:rPr>
+                <w:rFonts w:ascii="Arial Nova Cond" w:hAnsi="Arial Nova Cond" w:cs="Arial"/>
+                <w:color w:val="000000"/>
+                <w:kern w:val="0"/>
+                <w:sz w:val="20"/>
+                <w:szCs w:val="20"/>
+              </w:rPr>
+            </w:pPr>
+            <w:r>
+              <w:rPr>
+                <w:rFonts w:ascii="Arial Nova Cond" w:hAnsi="Arial Nova Cond" w:cs="Arial"/>
+                <w:color w:val="000000"/>
+                <w:kern w:val="0"/>
+                <w:sz w:val="20"/>
+                <w:szCs w:val="20"/>
+              </w:rPr>
+              <w:t>{{competencias5}}</w:t>
+            </w:r>
+          </w:p>
+        </w:tc>
+        <w:tc>
+          <w:tcPr>
+            <w:tcW w:w="1399" w:type="dxa"/>
+            <w:vAlign w:val="center"/>
+          </w:tcPr>
+          <w:p>
+            <w:pPr>
+              <w:autoSpaceDE w:val="0"/>
+              <w:autoSpaceDN w:val="0"/>
+              <w:adjustRightInd w:val="0"/>
+              <w:jc w:val="both"/>
               <w:rPr>
                 <w:rFonts w:ascii="Arial Nova Cond" w:hAnsi="Arial Nova Cond" w:cs="Arial"/>
                 <w:color w:val="000000"/>
@@ -14972,7 +15083,7 @@
         </w:trPr>
         <w:tc>
           <w:tcPr>
-            <w:tcW w:w="875" w:type="dxa"/>
+            <w:tcW w:w="818" w:type="dxa"/>
             <w:vMerge/>
             <w:vAlign w:val="center"/>
           </w:tcPr>
@@ -15000,7 +15111,7 @@
         </w:tc>
         <w:tc>
           <w:tcPr>
-            <w:tcW w:w="1095" w:type="dxa"/>
+            <w:tcW w:w="1018" w:type="dxa"/>
             <w:vAlign w:val="center"/>
           </w:tcPr>
           <w:p>
@@ -15038,33 +15149,7 @@
         </w:tc>
         <w:tc>
           <w:tcPr>
-            <w:tcW w:w="1726" w:type="dxa"/>
-            <w:vAlign w:val="center"/>
-          </w:tcPr>
-          <w:p>
-            <w:pPr>
-              <w:pStyle w:val="Sinespaciado"/>
-              <w:jc w:val="both"/>
-              <w:rPr>
-                <w:rFonts w:ascii="Arial Nova Cond" w:hAnsi="Arial Nova Cond"/>
-                <w:sz w:val="20"/>
-                <w:szCs w:val="20"/>
-              </w:rPr>
-            </w:pPr>
-            <w:r>
-              <w:rPr>
-                <w:rFonts w:ascii="Arial Nova Cond" w:eastAsia="Calibri" w:hAnsi="Arial Nova Cond" w:cs="Times New Roman"/>
-                <w:sz w:val="20"/>
-                <w:szCs w:val="20"/>
-                <w:lang w:val="es-ES_tradnl"/>
-              </w:rPr>
-              <w:t>{{problemapotencialidad6}}</w:t>
-            </w:r>
-          </w:p>
-        </w:tc>
-        <w:tc>
-          <w:tcPr>
-            <w:tcW w:w="6169" w:type="dxa"/>
+            <w:tcW w:w="5379" w:type="dxa"/>
             <w:vAlign w:val="center"/>
           </w:tcPr>
           <w:p>
@@ -15098,7 +15183,7 @@
         </w:tc>
         <w:tc>
           <w:tcPr>
-            <w:tcW w:w="2015" w:type="dxa"/>
+            <w:tcW w:w="1984" w:type="dxa"/>
             <w:vAlign w:val="center"/>
           </w:tcPr>
           <w:p>
@@ -15129,7 +15214,7 @@
         </w:tc>
         <w:tc>
           <w:tcPr>
-            <w:tcW w:w="1634" w:type="dxa"/>
+            <w:tcW w:w="2693" w:type="dxa"/>
             <w:vAlign w:val="center"/>
           </w:tcPr>
           <w:p>
@@ -15154,13 +15239,13 @@
                 <w:sz w:val="20"/>
                 <w:szCs w:val="20"/>
               </w:rPr>
-              <w:t>{{competencias6}}</w:t>
-            </w:r>
-          </w:p>
-        </w:tc>
-        <w:tc>
-          <w:tcPr>
-            <w:tcW w:w="1337" w:type="dxa"/>
+              <w:t>{{campotematico6}}</w:t>
+            </w:r>
+          </w:p>
+        </w:tc>
+        <w:tc>
+          <w:tcPr>
+            <w:tcW w:w="1560" w:type="dxa"/>
             <w:vAlign w:val="center"/>
           </w:tcPr>
           <w:p>
@@ -15168,7 +15253,38 @@
               <w:autoSpaceDE w:val="0"/>
               <w:autoSpaceDN w:val="0"/>
               <w:adjustRightInd w:val="0"/>
-              <w:jc w:val="center"/>
+              <w:jc w:val="both"/>
+              <w:rPr>
+                <w:rFonts w:ascii="Arial Nova Cond" w:hAnsi="Arial Nova Cond" w:cs="Arial"/>
+                <w:color w:val="000000"/>
+                <w:kern w:val="0"/>
+                <w:sz w:val="20"/>
+                <w:szCs w:val="20"/>
+              </w:rPr>
+            </w:pPr>
+            <w:r>
+              <w:rPr>
+                <w:rFonts w:ascii="Arial Nova Cond" w:hAnsi="Arial Nova Cond" w:cs="Arial"/>
+                <w:color w:val="000000"/>
+                <w:kern w:val="0"/>
+                <w:sz w:val="20"/>
+                <w:szCs w:val="20"/>
+              </w:rPr>
+              <w:t>{{competencias6}}</w:t>
+            </w:r>
+          </w:p>
+        </w:tc>
+        <w:tc>
+          <w:tcPr>
+            <w:tcW w:w="1399" w:type="dxa"/>
+            <w:vAlign w:val="center"/>
+          </w:tcPr>
+          <w:p>
+            <w:pPr>
+              <w:autoSpaceDE w:val="0"/>
+              <w:autoSpaceDN w:val="0"/>
+              <w:adjustRightInd w:val="0"/>
+              <w:jc w:val="both"/>
               <w:rPr>
                 <w:rFonts w:ascii="Arial Nova Cond" w:hAnsi="Arial Nova Cond" w:cs="Arial"/>
                 <w:color w:val="000000"/>
@@ -15197,7 +15313,7 @@
         </w:trPr>
         <w:tc>
           <w:tcPr>
-            <w:tcW w:w="875" w:type="dxa"/>
+            <w:tcW w:w="818" w:type="dxa"/>
             <w:vMerge w:val="restart"/>
             <w:vAlign w:val="center"/>
           </w:tcPr>
@@ -15236,7 +15352,7 @@
         </w:tc>
         <w:tc>
           <w:tcPr>
-            <w:tcW w:w="1095" w:type="dxa"/>
+            <w:tcW w:w="1018" w:type="dxa"/>
             <w:vAlign w:val="center"/>
           </w:tcPr>
           <w:p>
@@ -15274,7 +15390,7 @@
         </w:tc>
         <w:tc>
           <w:tcPr>
-            <w:tcW w:w="1726" w:type="dxa"/>
+            <w:tcW w:w="5379" w:type="dxa"/>
             <w:vAlign w:val="center"/>
           </w:tcPr>
           <w:p>
@@ -15287,62 +15403,28 @@
               </w:tabs>
               <w:spacing w:line="276" w:lineRule="auto"/>
               <w:ind w:left="0"/>
+              <w:jc w:val="both"/>
+              <w:rPr>
+                <w:rFonts w:ascii="Arial Nova Cond" w:hAnsi="Arial Nova Cond"/>
+                <w:color w:val="000000" w:themeColor="text1"/>
+                <w:sz w:val="20"/>
+                <w:szCs w:val="20"/>
+              </w:rPr>
+            </w:pPr>
+            <w:r>
               <w:rPr>
                 <w:rFonts w:ascii="Arial Nova Cond" w:eastAsia="Calibri" w:hAnsi="Arial Nova Cond" w:cs="Times New Roman"/>
-                <w:color w:val="000000" w:themeColor="text1"/>
                 <w:sz w:val="20"/>
                 <w:szCs w:val="20"/>
                 <w:lang w:val="es-ES_tradnl"/>
               </w:rPr>
-            </w:pPr>
-            <w:r>
-              <w:rPr>
-                <w:rFonts w:ascii="Arial Nova Cond" w:eastAsia="Calibri" w:hAnsi="Arial Nova Cond" w:cs="Times New Roman"/>
-                <w:sz w:val="20"/>
-                <w:szCs w:val="20"/>
-                <w:lang w:val="es-ES_tradnl"/>
-              </w:rPr>
-              <w:t>{{problemapotencialidad7}}</w:t>
-            </w:r>
-          </w:p>
-        </w:tc>
-        <w:tc>
-          <w:tcPr>
-            <w:tcW w:w="6169" w:type="dxa"/>
-            <w:vAlign w:val="center"/>
-          </w:tcPr>
-          <w:p>
-            <w:pPr>
-              <w:pStyle w:val="Prrafodelista"/>
-              <w:tabs>
-                <w:tab w:val="left" w:pos="0"/>
-                <w:tab w:val="left" w:pos="142"/>
-                <w:tab w:val="left" w:pos="284"/>
-              </w:tabs>
-              <w:spacing w:line="276" w:lineRule="auto"/>
-              <w:ind w:left="0"/>
-              <w:jc w:val="both"/>
-              <w:rPr>
-                <w:rFonts w:ascii="Arial Nova Cond" w:hAnsi="Arial Nova Cond"/>
-                <w:color w:val="000000" w:themeColor="text1"/>
-                <w:sz w:val="20"/>
-                <w:szCs w:val="20"/>
-              </w:rPr>
-            </w:pPr>
-            <w:r>
-              <w:rPr>
-                <w:rFonts w:ascii="Arial Nova Cond" w:eastAsia="Calibri" w:hAnsi="Arial Nova Cond" w:cs="Times New Roman"/>
-                <w:sz w:val="20"/>
-                <w:szCs w:val="20"/>
-                <w:lang w:val="es-ES_tradnl"/>
-              </w:rPr>
               <w:t>{{situacionsignificativa7}}</w:t>
             </w:r>
           </w:p>
         </w:tc>
         <w:tc>
           <w:tcPr>
-            <w:tcW w:w="2015" w:type="dxa"/>
+            <w:tcW w:w="1984" w:type="dxa"/>
             <w:vAlign w:val="center"/>
           </w:tcPr>
           <w:p>
@@ -15373,7 +15455,7 @@
         </w:tc>
         <w:tc>
           <w:tcPr>
-            <w:tcW w:w="1634" w:type="dxa"/>
+            <w:tcW w:w="2693" w:type="dxa"/>
             <w:vAlign w:val="center"/>
           </w:tcPr>
           <w:p>
@@ -15398,13 +15480,13 @@
                 <w:sz w:val="20"/>
                 <w:szCs w:val="20"/>
               </w:rPr>
-              <w:t>{{competencias7}}</w:t>
-            </w:r>
-          </w:p>
-        </w:tc>
-        <w:tc>
-          <w:tcPr>
-            <w:tcW w:w="1337" w:type="dxa"/>
+              <w:t>{{campotematico7}}</w:t>
+            </w:r>
+          </w:p>
+        </w:tc>
+        <w:tc>
+          <w:tcPr>
+            <w:tcW w:w="1560" w:type="dxa"/>
             <w:vAlign w:val="center"/>
           </w:tcPr>
           <w:p>
@@ -15412,7 +15494,38 @@
               <w:autoSpaceDE w:val="0"/>
               <w:autoSpaceDN w:val="0"/>
               <w:adjustRightInd w:val="0"/>
-              <w:jc w:val="center"/>
+              <w:jc w:val="both"/>
+              <w:rPr>
+                <w:rFonts w:ascii="Arial Nova Cond" w:hAnsi="Arial Nova Cond" w:cs="Arial"/>
+                <w:color w:val="000000"/>
+                <w:kern w:val="0"/>
+                <w:sz w:val="20"/>
+                <w:szCs w:val="20"/>
+              </w:rPr>
+            </w:pPr>
+            <w:r>
+              <w:rPr>
+                <w:rFonts w:ascii="Arial Nova Cond" w:hAnsi="Arial Nova Cond" w:cs="Arial"/>
+                <w:color w:val="000000"/>
+                <w:kern w:val="0"/>
+                <w:sz w:val="20"/>
+                <w:szCs w:val="20"/>
+              </w:rPr>
+              <w:t>{{competencias7}}</w:t>
+            </w:r>
+          </w:p>
+        </w:tc>
+        <w:tc>
+          <w:tcPr>
+            <w:tcW w:w="1399" w:type="dxa"/>
+            <w:vAlign w:val="center"/>
+          </w:tcPr>
+          <w:p>
+            <w:pPr>
+              <w:autoSpaceDE w:val="0"/>
+              <w:autoSpaceDN w:val="0"/>
+              <w:adjustRightInd w:val="0"/>
+              <w:jc w:val="both"/>
               <w:rPr>
                 <w:rFonts w:ascii="Arial Nova Cond" w:hAnsi="Arial Nova Cond" w:cs="Arial"/>
                 <w:color w:val="000000"/>
@@ -15441,7 +15554,7 @@
         </w:trPr>
         <w:tc>
           <w:tcPr>
-            <w:tcW w:w="875" w:type="dxa"/>
+            <w:tcW w:w="818" w:type="dxa"/>
             <w:vMerge/>
             <w:vAlign w:val="center"/>
           </w:tcPr>
@@ -15469,7 +15582,7 @@
         </w:tc>
         <w:tc>
           <w:tcPr>
-            <w:tcW w:w="1095" w:type="dxa"/>
+            <w:tcW w:w="1018" w:type="dxa"/>
             <w:vAlign w:val="center"/>
           </w:tcPr>
           <w:p>
@@ -15507,7 +15620,7 @@
         </w:tc>
         <w:tc>
           <w:tcPr>
-            <w:tcW w:w="1726" w:type="dxa"/>
+            <w:tcW w:w="5379" w:type="dxa"/>
             <w:vAlign w:val="center"/>
           </w:tcPr>
           <w:p>
@@ -15520,6 +15633,7 @@
               </w:tabs>
               <w:spacing w:line="276" w:lineRule="auto"/>
               <w:ind w:left="0"/>
+              <w:jc w:val="both"/>
               <w:rPr>
                 <w:rFonts w:ascii="Arial Nova Cond" w:eastAsia="Calibri" w:hAnsi="Arial Nova Cond" w:cs="Times New Roman"/>
                 <w:color w:val="000000" w:themeColor="text1"/>
@@ -15535,48 +15649,13 @@
                 <w:szCs w:val="20"/>
                 <w:lang w:val="es-ES_tradnl"/>
               </w:rPr>
-              <w:t>{{problemapotencialidad8}}</w:t>
-            </w:r>
-          </w:p>
-        </w:tc>
-        <w:tc>
-          <w:tcPr>
-            <w:tcW w:w="6169" w:type="dxa"/>
-            <w:vAlign w:val="center"/>
-          </w:tcPr>
-          <w:p>
-            <w:pPr>
-              <w:pStyle w:val="Prrafodelista"/>
-              <w:tabs>
-                <w:tab w:val="left" w:pos="0"/>
-                <w:tab w:val="left" w:pos="142"/>
-                <w:tab w:val="left" w:pos="284"/>
-              </w:tabs>
-              <w:spacing w:line="276" w:lineRule="auto"/>
-              <w:ind w:left="0"/>
-              <w:jc w:val="both"/>
-              <w:rPr>
-                <w:rFonts w:ascii="Arial Nova Cond" w:eastAsia="Calibri" w:hAnsi="Arial Nova Cond" w:cs="Times New Roman"/>
-                <w:color w:val="000000" w:themeColor="text1"/>
-                <w:sz w:val="20"/>
-                <w:szCs w:val="20"/>
-                <w:lang w:val="es-ES_tradnl"/>
-              </w:rPr>
-            </w:pPr>
-            <w:r>
-              <w:rPr>
-                <w:rFonts w:ascii="Arial Nova Cond" w:eastAsia="Calibri" w:hAnsi="Arial Nova Cond" w:cs="Times New Roman"/>
-                <w:sz w:val="20"/>
-                <w:szCs w:val="20"/>
-                <w:lang w:val="es-ES_tradnl"/>
-              </w:rPr>
               <w:t>{{situacionsignificativa8}}</w:t>
             </w:r>
           </w:p>
         </w:tc>
         <w:tc>
           <w:tcPr>
-            <w:tcW w:w="2015" w:type="dxa"/>
+            <w:tcW w:w="1984" w:type="dxa"/>
             <w:vAlign w:val="center"/>
           </w:tcPr>
           <w:p>
@@ -15606,7 +15685,7 @@
         </w:tc>
         <w:tc>
           <w:tcPr>
-            <w:tcW w:w="1634" w:type="dxa"/>
+            <w:tcW w:w="2693" w:type="dxa"/>
             <w:vAlign w:val="center"/>
           </w:tcPr>
           <w:p>
@@ -15631,13 +15710,13 @@
                 <w:sz w:val="20"/>
                 <w:szCs w:val="20"/>
               </w:rPr>
-              <w:t>{{competencias8}}</w:t>
-            </w:r>
-          </w:p>
-        </w:tc>
-        <w:tc>
-          <w:tcPr>
-            <w:tcW w:w="1337" w:type="dxa"/>
+              <w:t>{{campotematico8}}</w:t>
+            </w:r>
+          </w:p>
+        </w:tc>
+        <w:tc>
+          <w:tcPr>
+            <w:tcW w:w="1560" w:type="dxa"/>
             <w:vAlign w:val="center"/>
           </w:tcPr>
           <w:p>
@@ -15645,7 +15724,38 @@
               <w:autoSpaceDE w:val="0"/>
               <w:autoSpaceDN w:val="0"/>
               <w:adjustRightInd w:val="0"/>
-              <w:jc w:val="center"/>
+              <w:jc w:val="both"/>
+              <w:rPr>
+                <w:rFonts w:ascii="Arial Nova Cond" w:hAnsi="Arial Nova Cond" w:cs="Arial"/>
+                <w:color w:val="000000"/>
+                <w:kern w:val="0"/>
+                <w:sz w:val="20"/>
+                <w:szCs w:val="20"/>
+              </w:rPr>
+            </w:pPr>
+            <w:r>
+              <w:rPr>
+                <w:rFonts w:ascii="Arial Nova Cond" w:hAnsi="Arial Nova Cond" w:cs="Arial"/>
+                <w:color w:val="000000"/>
+                <w:kern w:val="0"/>
+                <w:sz w:val="20"/>
+                <w:szCs w:val="20"/>
+              </w:rPr>
+              <w:t>{{competencias8}}</w:t>
+            </w:r>
+          </w:p>
+        </w:tc>
+        <w:tc>
+          <w:tcPr>
+            <w:tcW w:w="1399" w:type="dxa"/>
+            <w:vAlign w:val="center"/>
+          </w:tcPr>
+          <w:p>
+            <w:pPr>
+              <w:autoSpaceDE w:val="0"/>
+              <w:autoSpaceDN w:val="0"/>
+              <w:adjustRightInd w:val="0"/>
+              <w:jc w:val="both"/>
               <w:rPr>
                 <w:rFonts w:ascii="Arial Nova Cond" w:hAnsi="Arial Nova Cond" w:cs="Arial"/>
                 <w:color w:val="000000"/>
@@ -24656,6 +24766,7 @@
               </w:rPr>
               <w:t>11}</w:t>
             </w:r>
+            <w:proofErr w:type="spellStart"/>
             <w:r>
               <w:rPr>
                 <w:rFonts w:ascii="Arial Nova Cond" w:hAnsi="Arial Nova Cond"/>
@@ -24663,6 +24774,7 @@
               </w:rPr>
               <w:t>tegridad</w:t>
             </w:r>
+            <w:proofErr w:type="spellEnd"/>
             <w:proofErr w:type="gramEnd"/>
             <w:r>
               <w:rPr>
@@ -30068,7 +30180,25 @@
                 <w:kern w:val="0"/>
                 <w14:ligatures w14:val="none"/>
               </w:rPr>
-              <w:t>Resolución Ministerial N.° 501-2025</w:t>
+              <w:t xml:space="preserve">Resolución Ministerial </w:t>
+            </w:r>
+            <w:proofErr w:type="spellStart"/>
+            <w:r>
+              <w:rPr>
+                <w:rFonts w:ascii="Arial Nova Cond Light" w:eastAsia="Calibri" w:hAnsi="Arial Nova Cond Light" w:cs="Calibri Light"/>
+                <w:kern w:val="0"/>
+                <w14:ligatures w14:val="none"/>
+              </w:rPr>
+              <w:t>N.°</w:t>
+            </w:r>
+            <w:proofErr w:type="spellEnd"/>
+            <w:r>
+              <w:rPr>
+                <w:rFonts w:ascii="Arial Nova Cond Light" w:eastAsia="Calibri" w:hAnsi="Arial Nova Cond Light" w:cs="Calibri Light"/>
+                <w:kern w:val="0"/>
+                <w14:ligatures w14:val="none"/>
+              </w:rPr>
+              <w:t xml:space="preserve"> 501-2025</w:t>
             </w:r>
             <w:r>
               <w:rPr>
@@ -30633,7 +30763,7 @@
                     </wp:anchor>
                   </w:drawing>
                 </mc:Choice>
-                <mc:Fallback xmlns:w16sdtfl="http://schemas.microsoft.com/office/word/2024/wordml/sdtformatlock">
+                <mc:Fallback>
                   <w:pict>
                     <v:group w14:anchorId="5F5B797D" id="Grupo 7" o:spid="_x0000_s1029" style="position:absolute;left:0;text-align:left;margin-left:124.45pt;margin-top:20.25pt;width:429.5pt;height:51pt;z-index:251663360;mso-position-horizontal-relative:margin;mso-width-relative:margin;mso-height-relative:margin" coordsize="54546,7018" o:gfxdata="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">
                       <v:shapetype id="_x0000_t202" coordsize="21600,21600" o:spt="202" path="m,l,21600r21600,l21600,xe">
@@ -30778,7 +30908,7 @@
 </file>
 
 <file path=word/endnotes.xml><?xml version="1.0" encoding="utf-8"?>
-<w:endnotes xmlns:wpc="http://schemas.microsoft.com/office/word/2010/wordprocessingCanvas" xmlns:cx="http://schemas.microsoft.com/office/drawing/2014/chartex" xmlns:cx1="http://schemas.microsoft.com/office/drawing/2015/9/8/chartex" xmlns:cx2="http://schemas.microsoft.com/office/drawing/2015/10/21/chartex" xmlns:cx3="http://schemas.microsoft.com/office/drawing/2016/5/9/chartex" xmlns:cx4="http://schemas.microsoft.com/office/drawing/2016/5/10/chartex" xmlns:cx5="http://schemas.microsoft.com/office/drawing/2016/5/11/chartex" xmlns:cx6="http://schemas.microsoft.com/office/drawing/2016/5/12/chartex" xmlns:cx7="http://schemas.microsoft.com/office/drawing/2016/5/13/chartex" xmlns:cx8="http://schemas.microsoft.com/office/drawing/2016/5/14/chartex" xmlns:mc="http://schemas.openxmlformats.org/markup-compatibility/2006" xmlns:aink="http://schemas.microsoft.com/office/drawing/2016/ink" xmlns:am3d="http://schemas.microsoft.com/office/drawing/2017/model3d" xmlns:o="urn:schemas-microsoft-com:office:office" xmlns:oel="http://schemas.microsoft.com/office/2019/extlst" xmlns:r="http://schemas.openxmlformats.org/officeDocument/2006/relationships" xmlns:m="http://schemas.openxmlformats.org/officeDocument/2006/math" xmlns:v="urn:schemas-microsoft-com:vml" xmlns:wp14="http://schemas.microsoft.com/office/word/2010/wordprocessingDrawing" xmlns:wp="http://schemas.openxmlformats.org/drawingml/2006/wordprocessingDrawing" xmlns:w10="urn:schemas-microsoft-com:office:word" xmlns:w="http://schemas.openxmlformats.org/wordprocessingml/2006/main" xmlns:w14="http://schemas.microsoft.com/office/word/2010/wordml" xmlns:w15="http://schemas.microsoft.com/office/word/2012/wordml" xmlns:w16cex="http://schemas.microsoft.com/office/word/2018/wordml/cex" xmlns:w16cid="http://schemas.microsoft.com/office/word/2016/wordml/cid" xmlns:w16="http://schemas.microsoft.com/office/word/2018/wordml" xmlns:w16du="http://schemas.microsoft.com/office/word/2023/wordml/word16du" xmlns:w16sdtdh="http://schemas.microsoft.com/office/word/2020/wordml/sdtdatahash" xmlns:w16se="http://schemas.microsoft.com/office/word/2015/wordml/symex" xmlns:wpg="http://schemas.microsoft.com/office/word/2010/wordprocessingGroup" xmlns:wpi="http://schemas.microsoft.com/office/word/2010/wordprocessingInk" xmlns:wne="http://schemas.microsoft.com/office/word/2006/wordml" xmlns:wps="http://schemas.microsoft.com/office/word/2010/wordprocessingShape" mc:Ignorable="w14 w15 w16se w16cid w16 w16cex w16sdtdh w16du wp14">
+<w:endnotes xmlns:wpc="http://schemas.microsoft.com/office/word/2010/wordprocessingCanvas" xmlns:cx="http://schemas.microsoft.com/office/drawing/2014/chartex" xmlns:cx1="http://schemas.microsoft.com/office/drawing/2015/9/8/chartex" xmlns:cx2="http://schemas.microsoft.com/office/drawing/2015/10/21/chartex" xmlns:cx3="http://schemas.microsoft.com/office/drawing/2016/5/9/chartex" xmlns:cx4="http://schemas.microsoft.com/office/drawing/2016/5/10/chartex" xmlns:cx5="http://schemas.microsoft.com/office/drawing/2016/5/11/chartex" xmlns:cx6="http://schemas.microsoft.com/office/drawing/2016/5/12/chartex" xmlns:cx7="http://schemas.microsoft.com/office/drawing/2016/5/13/chartex" xmlns:cx8="http://schemas.microsoft.com/office/drawing/2016/5/14/chartex" xmlns:mc="http://schemas.openxmlformats.org/markup-compatibility/2006" xmlns:aink="http://schemas.microsoft.com/office/drawing/2016/ink" xmlns:am3d="http://schemas.microsoft.com/office/drawing/2017/model3d" xmlns:o="urn:schemas-microsoft-com:office:office" xmlns:oel="http://schemas.microsoft.com/office/2019/extlst" xmlns:r="http://schemas.openxmlformats.org/officeDocument/2006/relationships" xmlns:m="http://schemas.openxmlformats.org/officeDocument/2006/math" xmlns:v="urn:schemas-microsoft-com:vml" xmlns:wp14="http://schemas.microsoft.com/office/word/2010/wordprocessingDrawing" xmlns:wp="http://schemas.openxmlformats.org/drawingml/2006/wordprocessingDrawing" xmlns:w10="urn:schemas-microsoft-com:office:word" xmlns:w="http://schemas.openxmlformats.org/wordprocessingml/2006/main" xmlns:w14="http://schemas.microsoft.com/office/word/2010/wordml" xmlns:w15="http://schemas.microsoft.com/office/word/2012/wordml" xmlns:w16cex="http://schemas.microsoft.com/office/word/2018/wordml/cex" xmlns:w16cid="http://schemas.microsoft.com/office/word/2016/wordml/cid" xmlns:w16="http://schemas.microsoft.com/office/word/2018/wordml" xmlns:w16du="http://schemas.microsoft.com/office/word/2023/wordml/word16du" xmlns:w16sdtdh="http://schemas.microsoft.com/office/word/2020/wordml/sdtdatahash" xmlns:w16sdtfl="http://schemas.microsoft.com/office/word/2024/wordml/sdtformatlock" xmlns:w16se="http://schemas.microsoft.com/office/word/2015/wordml/symex" xmlns:wpg="http://schemas.microsoft.com/office/word/2010/wordprocessingGroup" xmlns:wpi="http://schemas.microsoft.com/office/word/2010/wordprocessingInk" xmlns:wne="http://schemas.microsoft.com/office/word/2006/wordml" xmlns:wps="http://schemas.microsoft.com/office/word/2010/wordprocessingShape" mc:Ignorable="w14 w15 w16se w16cid w16 w16cex w16sdtdh w16sdtfl w16du wp14">
   <w:endnote w:type="separator" w:id="-1">
     <w:p>
       <w:pPr>
@@ -30803,7 +30933,7 @@
 </file>
 
 <file path=word/footer1.xml><?xml version="1.0" encoding="utf-8"?>
-<w:ftr xmlns:wpc="http://schemas.microsoft.com/office/word/2010/wordprocessingCanvas" xmlns:cx="http://schemas.microsoft.com/office/drawing/2014/chartex" xmlns:cx1="http://schemas.microsoft.com/office/drawing/2015/9/8/chartex" xmlns:cx2="http://schemas.microsoft.com/office/drawing/2015/10/21/chartex" xmlns:cx3="http://schemas.microsoft.com/office/drawing/2016/5/9/chartex" xmlns:cx4="http://schemas.microsoft.com/office/drawing/2016/5/10/chartex" xmlns:cx5="http://schemas.microsoft.com/office/drawing/2016/5/11/chartex" xmlns:cx6="http://schemas.microsoft.com/office/drawing/2016/5/12/chartex" xmlns:cx7="http://schemas.microsoft.com/office/drawing/2016/5/13/chartex" xmlns:cx8="http://schemas.microsoft.com/office/drawing/2016/5/14/chartex" xmlns:mc="http://schemas.openxmlformats.org/markup-compatibility/2006" xmlns:aink="http://schemas.microsoft.com/office/drawing/2016/ink" xmlns:am3d="http://schemas.microsoft.com/office/drawing/2017/model3d" xmlns:o="urn:schemas-microsoft-com:office:office" xmlns:oel="http://schemas.microsoft.com/office/2019/extlst" xmlns:r="http://schemas.openxmlformats.org/officeDocument/2006/relationships" xmlns:m="http://schemas.openxmlformats.org/officeDocument/2006/math" xmlns:v="urn:schemas-microsoft-com:vml" xmlns:wp14="http://schemas.microsoft.com/office/word/2010/wordprocessingDrawing" xmlns:wp="http://schemas.openxmlformats.org/drawingml/2006/wordprocessingDrawing" xmlns:w10="urn:schemas-microsoft-com:office:word" xmlns:w="http://schemas.openxmlformats.org/wordprocessingml/2006/main" xmlns:w14="http://schemas.microsoft.com/office/word/2010/wordml" xmlns:w15="http://schemas.microsoft.com/office/word/2012/wordml" xmlns:w16cex="http://schemas.microsoft.com/office/word/2018/wordml/cex" xmlns:w16cid="http://schemas.microsoft.com/office/word/2016/wordml/cid" xmlns:w16="http://schemas.microsoft.com/office/word/2018/wordml" xmlns:w16du="http://schemas.microsoft.com/office/word/2023/wordml/word16du" xmlns:w16sdtdh="http://schemas.microsoft.com/office/word/2020/wordml/sdtdatahash" xmlns:w16se="http://schemas.microsoft.com/office/word/2015/wordml/symex" xmlns:wpg="http://schemas.microsoft.com/office/word/2010/wordprocessingGroup" xmlns:wpi="http://schemas.microsoft.com/office/word/2010/wordprocessingInk" xmlns:wne="http://schemas.microsoft.com/office/word/2006/wordml" xmlns:wps="http://schemas.microsoft.com/office/word/2010/wordprocessingShape" mc:Ignorable="w14 w15 w16se w16cid w16 w16cex w16sdtdh w16du wp14">
+<w:ftr xmlns:wpc="http://schemas.microsoft.com/office/word/2010/wordprocessingCanvas" xmlns:cx="http://schemas.microsoft.com/office/drawing/2014/chartex" xmlns:cx1="http://schemas.microsoft.com/office/drawing/2015/9/8/chartex" xmlns:cx2="http://schemas.microsoft.com/office/drawing/2015/10/21/chartex" xmlns:cx3="http://schemas.microsoft.com/office/drawing/2016/5/9/chartex" xmlns:cx4="http://schemas.microsoft.com/office/drawing/2016/5/10/chartex" xmlns:cx5="http://schemas.microsoft.com/office/drawing/2016/5/11/chartex" xmlns:cx6="http://schemas.microsoft.com/office/drawing/2016/5/12/chartex" xmlns:cx7="http://schemas.microsoft.com/office/drawing/2016/5/13/chartex" xmlns:cx8="http://schemas.microsoft.com/office/drawing/2016/5/14/chartex" xmlns:mc="http://schemas.openxmlformats.org/markup-compatibility/2006" xmlns:aink="http://schemas.microsoft.com/office/drawing/2016/ink" xmlns:am3d="http://schemas.microsoft.com/office/drawing/2017/model3d" xmlns:o="urn:schemas-microsoft-com:office:office" xmlns:oel="http://schemas.microsoft.com/office/2019/extlst" xmlns:r="http://schemas.openxmlformats.org/officeDocument/2006/relationships" xmlns:m="http://schemas.openxmlformats.org/officeDocument/2006/math" xmlns:v="urn:schemas-microsoft-com:vml" xmlns:wp14="http://schemas.microsoft.com/office/word/2010/wordprocessingDrawing" xmlns:wp="http://schemas.openxmlformats.org/drawingml/2006/wordprocessingDrawing" xmlns:w10="urn:schemas-microsoft-com:office:word" xmlns:w="http://schemas.openxmlformats.org/wordprocessingml/2006/main" xmlns:w14="http://schemas.microsoft.com/office/word/2010/wordml" xmlns:w15="http://schemas.microsoft.com/office/word/2012/wordml" xmlns:w16cex="http://schemas.microsoft.com/office/word/2018/wordml/cex" xmlns:w16cid="http://schemas.microsoft.com/office/word/2016/wordml/cid" xmlns:w16="http://schemas.microsoft.com/office/word/2018/wordml" xmlns:w16du="http://schemas.microsoft.com/office/word/2023/wordml/word16du" xmlns:w16sdtdh="http://schemas.microsoft.com/office/word/2020/wordml/sdtdatahash" xmlns:w16sdtfl="http://schemas.microsoft.com/office/word/2024/wordml/sdtformatlock" xmlns:w16se="http://schemas.microsoft.com/office/word/2015/wordml/symex" xmlns:wpg="http://schemas.microsoft.com/office/word/2010/wordprocessingGroup" xmlns:wpi="http://schemas.microsoft.com/office/word/2010/wordprocessingInk" xmlns:wne="http://schemas.microsoft.com/office/word/2006/wordml" xmlns:wps="http://schemas.microsoft.com/office/word/2010/wordprocessingShape" mc:Ignorable="w14 w15 w16se w16cid w16 w16cex w16sdtdh w16sdtfl w16du wp14">
   <w:p>
     <w:pPr>
       <w:pStyle w:val="Piedepgina"/>
@@ -30940,7 +31070,7 @@
             </wp:anchor>
           </w:drawing>
         </mc:Choice>
-        <mc:Fallback xmlns:w16sdtfl="http://schemas.microsoft.com/office/word/2024/wordml/sdtformatlock">
+        <mc:Fallback>
           <w:pict>
             <v:rect w14:anchorId="2CE52D90" id="Rectángulo 45" o:spid="_x0000_s1032" style="position:absolute;margin-left:-28.5pt;margin-top:9.1pt;width:34.55pt;height:25.2pt;z-index:251661312;visibility:visible;mso-wrap-style:square;mso-width-percent:0;mso-height-percent:0;mso-wrap-distance-left:0;mso-wrap-distance-top:0;mso-wrap-distance-right:0;mso-wrap-distance-bottom:0;mso-position-horizontal:absolute;mso-position-horizontal-relative:right-margin-area;mso-position-vertical:absolute;mso-position-vertical-relative:bottom-margin-area;mso-width-percent:0;mso-height-percent:0;mso-width-relative:margin;mso-height-relative:margin;v-text-anchor:bottom" o:gfxdata="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" fillcolor="#196b24 [3206]" stroked="f" strokeweight="3pt">
               <v:textbox>
@@ -31199,7 +31329,7 @@
             </wp:anchor>
           </w:drawing>
         </mc:Choice>
-        <mc:Fallback xmlns:w16sdtfl="http://schemas.microsoft.com/office/word/2024/wordml/sdtformatlock">
+        <mc:Fallback>
           <w:pict>
             <v:group w14:anchorId="14A25C6B" id="Grupo 43" o:spid="_x0000_s1033" style="position:absolute;margin-left:416.8pt;margin-top:0;width:468pt;height:25.2pt;z-index:251662336;mso-width-percent:1000;mso-top-percent:200;mso-wrap-distance-left:0;mso-wrap-distance-right:0;mso-position-horizontal:right;mso-position-horizontal-relative:margin;mso-position-vertical-relative:bottom-margin-area;mso-width-percent:1000;mso-top-percent:200;mso-width-relative:margin;mso-height-relative:margin" coordsize="59626,3238" o:gfxdata="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">
               <v:rect id="Rectángulo 38" o:spid="_x0000_s1034" style="position:absolute;left:190;width:59436;height:188;visibility:visible;mso-wrap-style:square;v-text-anchor:middle" o:gfxdata="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" fillcolor="#196b24 [3206]" stroked="f" strokeweight="1pt"/>
@@ -31282,7 +31412,7 @@
 </file>
 
 <file path=word/footnotes.xml><?xml version="1.0" encoding="utf-8"?>
-<w:footnotes xmlns:wpc="http://schemas.microsoft.com/office/word/2010/wordprocessingCanvas" xmlns:cx="http://schemas.microsoft.com/office/drawing/2014/chartex" xmlns:cx1="http://schemas.microsoft.com/office/drawing/2015/9/8/chartex" xmlns:cx2="http://schemas.microsoft.com/office/drawing/2015/10/21/chartex" xmlns:cx3="http://schemas.microsoft.com/office/drawing/2016/5/9/chartex" xmlns:cx4="http://schemas.microsoft.com/office/drawing/2016/5/10/chartex" xmlns:cx5="http://schemas.microsoft.com/office/drawing/2016/5/11/chartex" xmlns:cx6="http://schemas.microsoft.com/office/drawing/2016/5/12/chartex" xmlns:cx7="http://schemas.microsoft.com/office/drawing/2016/5/13/chartex" xmlns:cx8="http://schemas.microsoft.com/office/drawing/2016/5/14/chartex" xmlns:mc="http://schemas.openxmlformats.org/markup-compatibility/2006" xmlns:aink="http://schemas.microsoft.com/office/drawing/2016/ink" xmlns:am3d="http://schemas.microsoft.com/office/drawing/2017/model3d" xmlns:o="urn:schemas-microsoft-com:office:office" xmlns:oel="http://schemas.microsoft.com/office/2019/extlst" xmlns:r="http://schemas.openxmlformats.org/officeDocument/2006/relationships" xmlns:m="http://schemas.openxmlformats.org/officeDocument/2006/math" xmlns:v="urn:schemas-microsoft-com:vml" xmlns:wp14="http://schemas.microsoft.com/office/word/2010/wordprocessingDrawing" xmlns:wp="http://schemas.openxmlformats.org/drawingml/2006/wordprocessingDrawing" xmlns:w10="urn:schemas-microsoft-com:office:word" xmlns:w="http://schemas.openxmlformats.org/wordprocessingml/2006/main" xmlns:w14="http://schemas.microsoft.com/office/word/2010/wordml" xmlns:w15="http://schemas.microsoft.com/office/word/2012/wordml" xmlns:w16cex="http://schemas.microsoft.com/office/word/2018/wordml/cex" xmlns:w16cid="http://schemas.microsoft.com/office/word/2016/wordml/cid" xmlns:w16="http://schemas.microsoft.com/office/word/2018/wordml" xmlns:w16du="http://schemas.microsoft.com/office/word/2023/wordml/word16du" xmlns:w16sdtdh="http://schemas.microsoft.com/office/word/2020/wordml/sdtdatahash" xmlns:w16se="http://schemas.microsoft.com/office/word/2015/wordml/symex" xmlns:wpg="http://schemas.microsoft.com/office/word/2010/wordprocessingGroup" xmlns:wpi="http://schemas.microsoft.com/office/word/2010/wordprocessingInk" xmlns:wne="http://schemas.microsoft.com/office/word/2006/wordml" xmlns:wps="http://schemas.microsoft.com/office/word/2010/wordprocessingShape" mc:Ignorable="w14 w15 w16se w16cid w16 w16cex w16sdtdh w16du wp14">
+<w:footnotes xmlns:wpc="http://schemas.microsoft.com/office/word/2010/wordprocessingCanvas" xmlns:cx="http://schemas.microsoft.com/office/drawing/2014/chartex" xmlns:cx1="http://schemas.microsoft.com/office/drawing/2015/9/8/chartex" xmlns:cx2="http://schemas.microsoft.com/office/drawing/2015/10/21/chartex" xmlns:cx3="http://schemas.microsoft.com/office/drawing/2016/5/9/chartex" xmlns:cx4="http://schemas.microsoft.com/office/drawing/2016/5/10/chartex" xmlns:cx5="http://schemas.microsoft.com/office/drawing/2016/5/11/chartex" xmlns:cx6="http://schemas.microsoft.com/office/drawing/2016/5/12/chartex" xmlns:cx7="http://schemas.microsoft.com/office/drawing/2016/5/13/chartex" xmlns:cx8="http://schemas.microsoft.com/office/drawing/2016/5/14/chartex" xmlns:mc="http://schemas.openxmlformats.org/markup-compatibility/2006" xmlns:aink="http://schemas.microsoft.com/office/drawing/2016/ink" xmlns:am3d="http://schemas.microsoft.com/office/drawing/2017/model3d" xmlns:o="urn:schemas-microsoft-com:office:office" xmlns:oel="http://schemas.microsoft.com/office/2019/extlst" xmlns:r="http://schemas.openxmlformats.org/officeDocument/2006/relationships" xmlns:m="http://schemas.openxmlformats.org/officeDocument/2006/math" xmlns:v="urn:schemas-microsoft-com:vml" xmlns:wp14="http://schemas.microsoft.com/office/word/2010/wordprocessingDrawing" xmlns:wp="http://schemas.openxmlformats.org/drawingml/2006/wordprocessingDrawing" xmlns:w10="urn:schemas-microsoft-com:office:word" xmlns:w="http://schemas.openxmlformats.org/wordprocessingml/2006/main" xmlns:w14="http://schemas.microsoft.com/office/word/2010/wordml" xmlns:w15="http://schemas.microsoft.com/office/word/2012/wordml" xmlns:w16cex="http://schemas.microsoft.com/office/word/2018/wordml/cex" xmlns:w16cid="http://schemas.microsoft.com/office/word/2016/wordml/cid" xmlns:w16="http://schemas.microsoft.com/office/word/2018/wordml" xmlns:w16du="http://schemas.microsoft.com/office/word/2023/wordml/word16du" xmlns:w16sdtdh="http://schemas.microsoft.com/office/word/2020/wordml/sdtdatahash" xmlns:w16sdtfl="http://schemas.microsoft.com/office/word/2024/wordml/sdtformatlock" xmlns:w16se="http://schemas.microsoft.com/office/word/2015/wordml/symex" xmlns:wpg="http://schemas.microsoft.com/office/word/2010/wordprocessingGroup" xmlns:wpi="http://schemas.microsoft.com/office/word/2010/wordprocessingInk" xmlns:wne="http://schemas.microsoft.com/office/word/2006/wordml" xmlns:wps="http://schemas.microsoft.com/office/word/2010/wordprocessingShape" mc:Ignorable="w14 w15 w16se w16cid w16 w16cex w16sdtdh w16sdtfl w16du wp14">
   <w:footnote w:type="separator" w:id="-1">
     <w:p>
       <w:pPr>
@@ -31307,7 +31437,7 @@
 </file>
 
 <file path=word/header1.xml><?xml version="1.0" encoding="utf-8"?>
-<w:hdr xmlns:wpc="http://schemas.microsoft.com/office/word/2010/wordprocessingCanvas" xmlns:cx="http://schemas.microsoft.com/office/drawing/2014/chartex" xmlns:cx1="http://schemas.microsoft.com/office/drawing/2015/9/8/chartex" xmlns:cx2="http://schemas.microsoft.com/office/drawing/2015/10/21/chartex" xmlns:cx3="http://schemas.microsoft.com/office/drawing/2016/5/9/chartex" xmlns:cx4="http://schemas.microsoft.com/office/drawing/2016/5/10/chartex" xmlns:cx5="http://schemas.microsoft.com/office/drawing/2016/5/11/chartex" xmlns:cx6="http://schemas.microsoft.com/office/drawing/2016/5/12/chartex" xmlns:cx7="http://schemas.microsoft.com/office/drawing/2016/5/13/chartex" xmlns:cx8="http://schemas.microsoft.com/office/drawing/2016/5/14/chartex" xmlns:mc="http://schemas.openxmlformats.org/markup-compatibility/2006" xmlns:aink="http://schemas.microsoft.com/office/drawing/2016/ink" xmlns:am3d="http://schemas.microsoft.com/office/drawing/2017/model3d" xmlns:o="urn:schemas-microsoft-com:office:office" xmlns:oel="http://schemas.microsoft.com/office/2019/extlst" xmlns:r="http://schemas.openxmlformats.org/officeDocument/2006/relationships" xmlns:m="http://schemas.openxmlformats.org/officeDocument/2006/math" xmlns:v="urn:schemas-microsoft-com:vml" xmlns:wp14="http://schemas.microsoft.com/office/word/2010/wordprocessingDrawing" xmlns:wp="http://schemas.openxmlformats.org/drawingml/2006/wordprocessingDrawing" xmlns:w10="urn:schemas-microsoft-com:office:word" xmlns:w="http://schemas.openxmlformats.org/wordprocessingml/2006/main" xmlns:w14="http://schemas.microsoft.com/office/word/2010/wordml" xmlns:w15="http://schemas.microsoft.com/office/word/2012/wordml" xmlns:w16cex="http://schemas.microsoft.com/office/word/2018/wordml/cex" xmlns:w16cid="http://schemas.microsoft.com/office/word/2016/wordml/cid" xmlns:w16="http://schemas.microsoft.com/office/word/2018/wordml" xmlns:w16du="http://schemas.microsoft.com/office/word/2023/wordml/word16du" xmlns:w16sdtdh="http://schemas.microsoft.com/office/word/2020/wordml/sdtdatahash" xmlns:w16se="http://schemas.microsoft.com/office/word/2015/wordml/symex" xmlns:wpg="http://schemas.microsoft.com/office/word/2010/wordprocessingGroup" xmlns:wpi="http://schemas.microsoft.com/office/word/2010/wordprocessingInk" xmlns:wne="http://schemas.microsoft.com/office/word/2006/wordml" xmlns:wps="http://schemas.microsoft.com/office/word/2010/wordprocessingShape" mc:Ignorable="w14 w15 w16se w16cid w16 w16cex w16sdtdh w16du wp14">
+<w:hdr xmlns:wpc="http://schemas.microsoft.com/office/word/2010/wordprocessingCanvas" xmlns:cx="http://schemas.microsoft.com/office/drawing/2014/chartex" xmlns:cx1="http://schemas.microsoft.com/office/drawing/2015/9/8/chartex" xmlns:cx2="http://schemas.microsoft.com/office/drawing/2015/10/21/chartex" xmlns:cx3="http://schemas.microsoft.com/office/drawing/2016/5/9/chartex" xmlns:cx4="http://schemas.microsoft.com/office/drawing/2016/5/10/chartex" xmlns:cx5="http://schemas.microsoft.com/office/drawing/2016/5/11/chartex" xmlns:cx6="http://schemas.microsoft.com/office/drawing/2016/5/12/chartex" xmlns:cx7="http://schemas.microsoft.com/office/drawing/2016/5/13/chartex" xmlns:cx8="http://schemas.microsoft.com/office/drawing/2016/5/14/chartex" xmlns:mc="http://schemas.openxmlformats.org/markup-compatibility/2006" xmlns:aink="http://schemas.microsoft.com/office/drawing/2016/ink" xmlns:am3d="http://schemas.microsoft.com/office/drawing/2017/model3d" xmlns:o="urn:schemas-microsoft-com:office:office" xmlns:oel="http://schemas.microsoft.com/office/2019/extlst" xmlns:r="http://schemas.openxmlformats.org/officeDocument/2006/relationships" xmlns:m="http://schemas.openxmlformats.org/officeDocument/2006/math" xmlns:v="urn:schemas-microsoft-com:vml" xmlns:wp14="http://schemas.microsoft.com/office/word/2010/wordprocessingDrawing" xmlns:wp="http://schemas.openxmlformats.org/drawingml/2006/wordprocessingDrawing" xmlns:w10="urn:schemas-microsoft-com:office:word" xmlns:w="http://schemas.openxmlformats.org/wordprocessingml/2006/main" xmlns:w14="http://schemas.microsoft.com/office/word/2010/wordml" xmlns:w15="http://schemas.microsoft.com/office/word/2012/wordml" xmlns:w16cex="http://schemas.microsoft.com/office/word/2018/wordml/cex" xmlns:w16cid="http://schemas.microsoft.com/office/word/2016/wordml/cid" xmlns:w16="http://schemas.microsoft.com/office/word/2018/wordml" xmlns:w16du="http://schemas.microsoft.com/office/word/2023/wordml/word16du" xmlns:w16sdtdh="http://schemas.microsoft.com/office/word/2020/wordml/sdtdatahash" xmlns:w16sdtfl="http://schemas.microsoft.com/office/word/2024/wordml/sdtformatlock" xmlns:w16se="http://schemas.microsoft.com/office/word/2015/wordml/symex" xmlns:wpg="http://schemas.microsoft.com/office/word/2010/wordprocessingGroup" xmlns:wpi="http://schemas.microsoft.com/office/word/2010/wordprocessingInk" xmlns:wne="http://schemas.microsoft.com/office/word/2006/wordml" xmlns:wps="http://schemas.microsoft.com/office/word/2010/wordprocessingShape" mc:Ignorable="w14 w15 w16se w16cid w16 w16cex w16sdtdh w16sdtfl w16du wp14">
   <w:tbl>
     <w:tblPr>
       <w:tblStyle w:val="Tablaconcuadrcula"/>
@@ -31597,7 +31727,7 @@
 </file>
 
 <file path=word/numbering.xml><?xml version="1.0" encoding="utf-8"?>
-<w:numbering xmlns:wpc="http://schemas.microsoft.com/office/word/2010/wordprocessingCanvas" xmlns:cx="http://schemas.microsoft.com/office/drawing/2014/chartex" xmlns:cx1="http://schemas.microsoft.com/office/drawing/2015/9/8/chartex" xmlns:cx2="http://schemas.microsoft.com/office/drawing/2015/10/21/chartex" xmlns:cx3="http://schemas.microsoft.com/office/drawing/2016/5/9/chartex" xmlns:cx4="http://schemas.microsoft.com/office/drawing/2016/5/10/chartex" xmlns:cx5="http://schemas.microsoft.com/office/drawing/2016/5/11/chartex" xmlns:cx6="http://schemas.microsoft.com/office/drawing/2016/5/12/chartex" xmlns:cx7="http://schemas.microsoft.com/office/drawing/2016/5/13/chartex" xmlns:cx8="http://schemas.microsoft.com/office/drawing/2016/5/14/chartex" xmlns:mc="http://schemas.openxmlformats.org/markup-compatibility/2006" xmlns:aink="http://schemas.microsoft.com/office/drawing/2016/ink" xmlns:am3d="http://schemas.microsoft.com/office/drawing/2017/model3d" xmlns:o="urn:schemas-microsoft-com:office:office" xmlns:oel="http://schemas.microsoft.com/office/2019/extlst" xmlns:r="http://schemas.openxmlformats.org/officeDocument/2006/relationships" xmlns:m="http://schemas.openxmlformats.org/officeDocument/2006/math" xmlns:v="urn:schemas-microsoft-com:vml" xmlns:wp14="http://schemas.microsoft.com/office/word/2010/wordprocessingDrawing" xmlns:wp="http://schemas.openxmlformats.org/drawingml/2006/wordprocessingDrawing" xmlns:w10="urn:schemas-microsoft-com:office:word" xmlns:w="http://schemas.openxmlformats.org/wordprocessingml/2006/main" xmlns:w14="http://schemas.microsoft.com/office/word/2010/wordml" xmlns:w15="http://schemas.microsoft.com/office/word/2012/wordml" xmlns:w16cex="http://schemas.microsoft.com/office/word/2018/wordml/cex" xmlns:w16cid="http://schemas.microsoft.com/office/word/2016/wordml/cid" xmlns:w16="http://schemas.microsoft.com/office/word/2018/wordml" xmlns:w16du="http://schemas.microsoft.com/office/word/2023/wordml/word16du" xmlns:w16sdtdh="http://schemas.microsoft.com/office/word/2020/wordml/sdtdatahash" xmlns:w16se="http://schemas.microsoft.com/office/word/2015/wordml/symex" xmlns:wpg="http://schemas.microsoft.com/office/word/2010/wordprocessingGroup" xmlns:wpi="http://schemas.microsoft.com/office/word/2010/wordprocessingInk" xmlns:wne="http://schemas.microsoft.com/office/word/2006/wordml" xmlns:wps="http://schemas.microsoft.com/office/word/2010/wordprocessingShape" mc:Ignorable="w14 w15 w16se w16cid w16 w16cex w16sdtdh w16du wp14">
+<w:numbering xmlns:wpc="http://schemas.microsoft.com/office/word/2010/wordprocessingCanvas" xmlns:cx="http://schemas.microsoft.com/office/drawing/2014/chartex" xmlns:cx1="http://schemas.microsoft.com/office/drawing/2015/9/8/chartex" xmlns:cx2="http://schemas.microsoft.com/office/drawing/2015/10/21/chartex" xmlns:cx3="http://schemas.microsoft.com/office/drawing/2016/5/9/chartex" xmlns:cx4="http://schemas.microsoft.com/office/drawing/2016/5/10/chartex" xmlns:cx5="http://schemas.microsoft.com/office/drawing/2016/5/11/chartex" xmlns:cx6="http://schemas.microsoft.com/office/drawing/2016/5/12/chartex" xmlns:cx7="http://schemas.microsoft.com/office/drawing/2016/5/13/chartex" xmlns:cx8="http://schemas.microsoft.com/office/drawing/2016/5/14/chartex" xmlns:mc="http://schemas.openxmlformats.org/markup-compatibility/2006" xmlns:aink="http://schemas.microsoft.com/office/drawing/2016/ink" xmlns:am3d="http://schemas.microsoft.com/office/drawing/2017/model3d" xmlns:o="urn:schemas-microsoft-com:office:office" xmlns:oel="http://schemas.microsoft.com/office/2019/extlst" xmlns:r="http://schemas.openxmlformats.org/officeDocument/2006/relationships" xmlns:m="http://schemas.openxmlformats.org/officeDocument/2006/math" xmlns:v="urn:schemas-microsoft-com:vml" xmlns:wp14="http://schemas.microsoft.com/office/word/2010/wordprocessingDrawing" xmlns:wp="http://schemas.openxmlformats.org/drawingml/2006/wordprocessingDrawing" xmlns:w10="urn:schemas-microsoft-com:office:word" xmlns:w="http://schemas.openxmlformats.org/wordprocessingml/2006/main" xmlns:w14="http://schemas.microsoft.com/office/word/2010/wordml" xmlns:w15="http://schemas.microsoft.com/office/word/2012/wordml" xmlns:w16cex="http://schemas.microsoft.com/office/word/2018/wordml/cex" xmlns:w16cid="http://schemas.microsoft.com/office/word/2016/wordml/cid" xmlns:w16="http://schemas.microsoft.com/office/word/2018/wordml" xmlns:w16du="http://schemas.microsoft.com/office/word/2023/wordml/word16du" xmlns:w16sdtdh="http://schemas.microsoft.com/office/word/2020/wordml/sdtdatahash" xmlns:w16sdtfl="http://schemas.microsoft.com/office/word/2024/wordml/sdtformatlock" xmlns:w16se="http://schemas.microsoft.com/office/word/2015/wordml/symex" xmlns:wpg="http://schemas.microsoft.com/office/word/2010/wordprocessingGroup" xmlns:wpi="http://schemas.microsoft.com/office/word/2010/wordprocessingInk" xmlns:wne="http://schemas.microsoft.com/office/word/2006/wordml" xmlns:wps="http://schemas.microsoft.com/office/word/2010/wordprocessingShape" mc:Ignorable="w14 w15 w16se w16cid w16 w16cex w16sdtdh w16sdtfl w16du wp14">
   <w:abstractNum w:abstractNumId="0" w15:restartNumberingAfterBreak="0">
     <w:nsid w:val="03127601"/>
     <w:multiLevelType w:val="hybridMultilevel"/>
@@ -34131,7 +34261,7 @@
 </file>
 
 <file path=word/styles.xml><?xml version="1.0" encoding="utf-8"?>
-<w:styles xmlns:mc="http://schemas.openxmlformats.org/markup-compatibility/2006" xmlns:r="http://schemas.openxmlformats.org/officeDocument/2006/relationships" xmlns:w="http://schemas.openxmlformats.org/wordprocessingml/2006/main" xmlns:w14="http://schemas.microsoft.com/office/word/2010/wordml" xmlns:w15="http://schemas.microsoft.com/office/word/2012/wordml" xmlns:w16cex="http://schemas.microsoft.com/office/word/2018/wordml/cex" xmlns:w16cid="http://schemas.microsoft.com/office/word/2016/wordml/cid" xmlns:w16="http://schemas.microsoft.com/office/word/2018/wordml" xmlns:w16du="http://schemas.microsoft.com/office/word/2023/wordml/word16du" xmlns:w16sdtdh="http://schemas.microsoft.com/office/word/2020/wordml/sdtdatahash" xmlns:w16se="http://schemas.microsoft.com/office/word/2015/wordml/symex" mc:Ignorable="w14 w15 w16se w16cid w16 w16cex w16sdtdh w16du">
+<w:styles xmlns:mc="http://schemas.openxmlformats.org/markup-compatibility/2006" xmlns:r="http://schemas.openxmlformats.org/officeDocument/2006/relationships" xmlns:w="http://schemas.openxmlformats.org/wordprocessingml/2006/main" xmlns:w14="http://schemas.microsoft.com/office/word/2010/wordml" xmlns:w15="http://schemas.microsoft.com/office/word/2012/wordml" xmlns:w16cex="http://schemas.microsoft.com/office/word/2018/wordml/cex" xmlns:w16cid="http://schemas.microsoft.com/office/word/2016/wordml/cid" xmlns:w16="http://schemas.microsoft.com/office/word/2018/wordml" xmlns:w16du="http://schemas.microsoft.com/office/word/2023/wordml/word16du" xmlns:w16sdtdh="http://schemas.microsoft.com/office/word/2020/wordml/sdtdatahash" xmlns:w16sdtfl="http://schemas.microsoft.com/office/word/2024/wordml/sdtformatlock" xmlns:w16se="http://schemas.microsoft.com/office/word/2015/wordml/symex" mc:Ignorable="w14 w15 w16se w16cid w16 w16cex w16sdtdh w16sdtfl w16du">
   <w:docDefaults>
     <w:rPrDefault>
       <w:rPr>
